--- a/pr-preview/pr-398/functions-tracked-changes.docx
+++ b/pr-preview/pr-398/functions-tracked-changes.docx
@@ -16,7 +16,7 @@
       </w:pPr>
       <w:del w:id="1" w:author="PR Preview" w:date="2026-01-01T00:00:00Z">
         <w:r>
-          <w:delText xml:space="preserve">Last modified: 2026-10-19 00:47:50 (PDT)</w:delText>
+          <w:delText xml:space="preserve">Last modified: 2026-10-19 03:23:43 (PDT)</w:delText>
         </w:r>
       </w:del>
     </w:p>
@@ -26,7 +26,7 @@
       </w:pPr>
       <w:ins w:id="2" w:author="PR Preview" w:date="2026-01-01T00:00:00Z">
         <w:r>
-          <w:t xml:space="preserve">Last modified: 2026-10-19 01:34:03 (PDT)</w:t>
+          <w:t xml:space="preserve">Last modified: 2026-10-19 04:22:38 (PDT)</w:t>
         </w:r>
       </w:ins>
     </w:p>
@@ -83,7 +83,7 @@
         <w:t xml:space="preserve">page.</w:t>
       </w:r>
     </w:p>
-    <w:bookmarkStart w:id="54" w:name="functions"/>
+    <w:bookmarkStart w:id="56" w:name="functions"/>
     <w:p>
       <w:pPr>
         <w:pStyle w:val="Heading2"/>
@@ -10880,8 +10880,987 @@
       </w:r>
     </w:p>
     <w:bookmarkEnd w:id="53"/>
+    <w:bookmarkStart w:id="54" w:name="def-logistic-function"/>
+    <w:p>
+      <w:pPr>
+        <w:pStyle w:val="BodyText"/>
+      </w:pPr>
+      <w:ins w:id="3" w:author="PR Preview" w:date="2026-01-01T00:00:00Z">
+        <w:r>
+          <w:rPr>
+            <w:b/>
+            <w:bCs/>
+          </w:rPr>
+          <w:t xml:space="preserve">Definition 20 (Logistic function (also called the sigmoid or expit))</w:t>
+        </w:r>
+      </w:ins>
+      <w:ins w:id="4" w:author="PR Preview" w:date="2026-01-01T00:00:00Z">
+        <w:r>
+          <w:t xml:space="preserve"> </w:t>
+        </w:r>
+      </w:ins>
+      <w:ins w:id="5" w:author="PR Preview" w:date="2026-01-01T00:00:00Z">
+        <w:r>
+          <w:t xml:space="preserve">The</w:t>
+        </w:r>
+      </w:ins>
+      <w:ins w:id="6" w:author="PR Preview" w:date="2026-01-01T00:00:00Z">
+        <w:r>
+          <w:t xml:space="preserve"> </w:t>
+        </w:r>
+      </w:ins>
+      <w:ins w:id="7" w:author="PR Preview" w:date="2026-01-01T00:00:00Z">
+        <w:r>
+          <w:rPr>
+            <w:b/>
+            <w:bCs/>
+          </w:rPr>
+          <w:t xml:space="preserve">logistic function</w:t>
+        </w:r>
+      </w:ins>
+      <w:ins w:id="8" w:author="PR Preview" w:date="2026-01-01T00:00:00Z">
+        <w:r>
+          <w:t xml:space="preserve">, also called the</w:t>
+        </w:r>
+      </w:ins>
+      <w:ins w:id="9" w:author="PR Preview" w:date="2026-01-01T00:00:00Z">
+        <w:r>
+          <w:t xml:space="preserve"> </w:t>
+        </w:r>
+      </w:ins>
+      <w:ins w:id="10" w:author="PR Preview" w:date="2026-01-01T00:00:00Z">
+        <w:r>
+          <w:rPr>
+            <w:b/>
+            <w:bCs/>
+          </w:rPr>
+          <w:t xml:space="preserve">sigmoid</w:t>
+        </w:r>
+      </w:ins>
+      <w:ins w:id="11" w:author="PR Preview" w:date="2026-01-01T00:00:00Z">
+        <w:r>
+          <w:t xml:space="preserve"> </w:t>
+        </w:r>
+      </w:ins>
+      <w:ins w:id="12" w:author="PR Preview" w:date="2026-01-01T00:00:00Z">
+        <w:r>
+          <w:t xml:space="preserve">or</w:t>
+        </w:r>
+      </w:ins>
+      <w:ins w:id="13" w:author="PR Preview" w:date="2026-01-01T00:00:00Z">
+        <w:r>
+          <w:t xml:space="preserve"> </w:t>
+        </w:r>
+      </w:ins>
+      <w:ins w:id="14" w:author="PR Preview" w:date="2026-01-01T00:00:00Z">
+        <w:r>
+          <w:rPr>
+            <w:b/>
+            <w:bCs/>
+          </w:rPr>
+          <w:t xml:space="preserve">expit</w:t>
+        </w:r>
+      </w:ins>
+      <w:ins w:id="15" w:author="PR Preview" w:date="2026-01-01T00:00:00Z">
+        <w:r>
+          <w:t xml:space="preserve">, is</w:t>
+        </w:r>
+      </w:ins>
+      <w:ins w:id="16" w:author="PR Preview" w:date="2026-01-01T00:00:00Z">
+        <w:r>
+          <w:t xml:space="preserve"> </w:t>
+        </w:r>
+      </w:ins>
+      <w:ins w:id="17" w:author="PR Preview" w:date="2026-01-01T00:00:00Z">
+        <w:r>
+          <w:t xml:space="preserve">the</w:t>
+        </w:r>
+      </w:ins>
+      <w:ins w:id="18" w:author="PR Preview" w:date="2026-01-01T00:00:00Z">
+        <w:r>
+          <w:t xml:space="preserve"> </w:t>
+        </w:r>
+      </w:ins>
+      <w:hyperlink w:anchor="def-function">
+        <w:ins w:id="19" w:author="PR Preview" w:date="2026-01-01T00:00:00Z">
+          <w:r>
+            <w:rPr>
+              <w:rStyle w:val="Hyperlink"/>
+            </w:rPr>
+            <w:t xml:space="preserve">function</w:t>
+          </w:r>
+        </w:ins>
+      </w:hyperlink>
+      <w:ins w:id="20" w:author="PR Preview" w:date="2026-01-01T00:00:00Z">
+        <w:r>
+          <w:t xml:space="preserve"> </w:t>
+        </w:r>
+      </w:ins>
+      <m:oMath>
+        <m:r>
+          <m:t>σ</m:t>
+        </m:r>
+        <m:r>
+          <m:rPr>
+            <m:sty m:val="p"/>
+          </m:rPr>
+          <m:t>:</m:t>
+        </m:r>
+        <m:r>
+          <m:rPr>
+            <m:scr m:val="double-struck"/>
+            <m:sty m:val="p"/>
+          </m:rPr>
+          <m:t>R</m:t>
+        </m:r>
+        <m:r>
+          <m:rPr>
+            <m:sty m:val="p"/>
+          </m:rPr>
+          <m:t>→</m:t>
+        </m:r>
+        <m:r>
+          <m:rPr>
+            <m:sty m:val="p"/>
+          </m:rPr>
+          <m:t>(</m:t>
+        </m:r>
+        <m:r>
+          <m:t>0</m:t>
+        </m:r>
+        <m:r>
+          <m:rPr>
+            <m:sty m:val="p"/>
+          </m:rPr>
+          <m:t>,</m:t>
+        </m:r>
+        <m:r>
+          <m:t>1</m:t>
+        </m:r>
+        <m:r>
+          <m:rPr>
+            <m:sty m:val="p"/>
+          </m:rPr>
+          <m:t>)</m:t>
+        </m:r>
+      </m:oMath>
+      <w:ins w:id="21" w:author="PR Preview" w:date="2026-01-01T00:00:00Z">
+        <w:r>
+          <w:t xml:space="preserve"> </w:t>
+        </w:r>
+      </w:ins>
+      <w:ins w:id="22" w:author="PR Preview" w:date="2026-01-01T00:00:00Z">
+        <w:r>
+          <w:t xml:space="preserve">with</w:t>
+        </w:r>
+      </w:ins>
+      <w:ins w:id="23" w:author="PR Preview" w:date="2026-01-01T00:00:00Z">
+        <w:r>
+          <w:t xml:space="preserve"> </w:t>
+        </w:r>
+      </w:ins>
+      <w:ins w:id="24" w:author="PR Preview" w:date="2026-01-01T00:00:00Z">
+        <w:r>
+          <w:t xml:space="preserve">[14]</w:t>
+        </w:r>
+      </w:ins>
+    </w:p>
+    <w:p>
+      <w:pPr>
+        <w:pStyle w:val="BodyText"/>
+      </w:pPr>
+      <m:oMathPara>
+        <m:oMathParaPr>
+          <m:jc m:val="center"/>
+        </m:oMathParaPr>
+        <m:oMath>
+          <m:r>
+            <m:t>σ</m:t>
+          </m:r>
+          <m:r>
+            <m:t>​</m:t>
+          </m:r>
+          <m:d>
+            <m:dPr>
+              <m:begChr m:val="("/>
+              <m:sepChr m:val=""/>
+              <m:endChr m:val=")"/>
+              <m:grow/>
+            </m:dPr>
+            <m:e>
+              <m:r>
+                <m:t>z</m:t>
+              </m:r>
+            </m:e>
+          </m:d>
+          <m:r>
+            <m:t>​</m:t>
+          </m:r>
+          <m:limUpp>
+            <m:e>
+              <m:r>
+                <m:rPr>
+                  <m:sty m:val="p"/>
+                </m:rPr>
+                <m:t>=</m:t>
+              </m:r>
+            </m:e>
+            <m:lim>
+              <m:r>
+                <m:rPr>
+                  <m:nor/>
+                  <m:sty m:val="p"/>
+                </m:rPr>
+                <m:t>def</m:t>
+              </m:r>
+            </m:lim>
+          </m:limUpp>
+          <m:f>
+            <m:fPr>
+              <m:type m:val="bar"/>
+            </m:fPr>
+            <m:num>
+              <m:r>
+                <m:t>1</m:t>
+              </m:r>
+            </m:num>
+            <m:den>
+              <m:r>
+                <m:t>1</m:t>
+              </m:r>
+              <m:r>
+                <m:rPr>
+                  <m:sty m:val="p"/>
+                </m:rPr>
+                <m:t>+</m:t>
+              </m:r>
+              <m:sSup>
+                <m:e>
+                  <m:r>
+                    <m:t>e</m:t>
+                  </m:r>
+                </m:e>
+                <m:sup>
+                  <m:r>
+                    <m:rPr>
+                      <m:sty m:val="p"/>
+                    </m:rPr>
+                    <m:t>−</m:t>
+                  </m:r>
+                  <m:r>
+                    <m:t>z</m:t>
+                  </m:r>
+                </m:sup>
+              </m:sSup>
+            </m:den>
+          </m:f>
+          <m:r>
+            <m:rPr>
+              <m:sty m:val="p"/>
+            </m:rPr>
+            <m:t>.</m:t>
+          </m:r>
+        </m:oMath>
+      </m:oMathPara>
+    </w:p>
     <w:bookmarkEnd w:id="54"/>
-    <w:bookmarkStart w:id="71" w:name="countable-sets"/>
+    <w:bookmarkStart w:id="55" w:name="exm-logistic-function"/>
+    <w:p>
+      <w:pPr>
+        <w:pStyle w:val="FirstParagraph"/>
+      </w:pPr>
+      <w:ins w:id="25" w:author="PR Preview" w:date="2026-01-01T00:00:00Z">
+        <w:r>
+          <w:rPr>
+            <w:b/>
+            <w:bCs/>
+          </w:rPr>
+          <w:t xml:space="preserve">Example 14 (Values of the logistic function)</w:t>
+        </w:r>
+      </w:ins>
+      <w:ins w:id="26" w:author="PR Preview" w:date="2026-01-01T00:00:00Z">
+        <w:r>
+          <w:t xml:space="preserve"> </w:t>
+        </w:r>
+      </w:ins>
+      <w:ins w:id="27" w:author="PR Preview" w:date="2026-01-01T00:00:00Z">
+        <w:r>
+          <w:t xml:space="preserve">The</w:t>
+        </w:r>
+      </w:ins>
+      <w:ins w:id="28" w:author="PR Preview" w:date="2026-01-01T00:00:00Z">
+        <w:r>
+          <w:t xml:space="preserve"> </w:t>
+        </w:r>
+      </w:ins>
+      <w:hyperlink w:anchor="def-logistic-function">
+        <w:ins w:id="29" w:author="PR Preview" w:date="2026-01-01T00:00:00Z">
+          <w:r>
+            <w:rPr>
+              <w:rStyle w:val="Hyperlink"/>
+            </w:rPr>
+            <w:t xml:space="preserve">logistic function</w:t>
+          </w:r>
+        </w:ins>
+      </w:hyperlink>
+      <w:ins w:id="30" w:author="PR Preview" w:date="2026-01-01T00:00:00Z">
+        <w:r>
+          <w:t xml:space="preserve"> </w:t>
+        </w:r>
+      </w:ins>
+      <w:ins w:id="31" w:author="PR Preview" w:date="2026-01-01T00:00:00Z">
+        <w:r>
+          <w:t xml:space="preserve">at</w:t>
+        </w:r>
+      </w:ins>
+      <w:ins w:id="32" w:author="PR Preview" w:date="2026-01-01T00:00:00Z">
+        <w:r>
+          <w:t xml:space="preserve"> </w:t>
+        </w:r>
+      </w:ins>
+      <m:oMath>
+        <m:r>
+          <m:t>z</m:t>
+        </m:r>
+        <m:r>
+          <m:rPr>
+            <m:sty m:val="p"/>
+          </m:rPr>
+          <m:t>=</m:t>
+        </m:r>
+        <m:r>
+          <m:rPr>
+            <m:sty m:val="p"/>
+          </m:rPr>
+          <m:t>−</m:t>
+        </m:r>
+        <m:r>
+          <m:t>2</m:t>
+        </m:r>
+      </m:oMath>
+      <w:ins w:id="33" w:author="PR Preview" w:date="2026-01-01T00:00:00Z">
+        <w:r>
+          <w:t xml:space="preserve">,</w:t>
+        </w:r>
+      </w:ins>
+      <w:ins w:id="34" w:author="PR Preview" w:date="2026-01-01T00:00:00Z">
+        <w:r>
+          <w:t xml:space="preserve"> </w:t>
+        </w:r>
+      </w:ins>
+      <m:oMath>
+        <m:r>
+          <m:t>z</m:t>
+        </m:r>
+        <m:r>
+          <m:rPr>
+            <m:sty m:val="p"/>
+          </m:rPr>
+          <m:t>=</m:t>
+        </m:r>
+        <m:r>
+          <m:t>0</m:t>
+        </m:r>
+      </m:oMath>
+      <w:ins w:id="35" w:author="PR Preview" w:date="2026-01-01T00:00:00Z">
+        <w:r>
+          <w:t xml:space="preserve"> </w:t>
+        </w:r>
+      </w:ins>
+      <w:ins w:id="36" w:author="PR Preview" w:date="2026-01-01T00:00:00Z">
+        <w:r>
+          <w:t xml:space="preserve">or</w:t>
+        </w:r>
+      </w:ins>
+      <w:ins w:id="37" w:author="PR Preview" w:date="2026-01-01T00:00:00Z">
+        <w:r>
+          <w:t xml:space="preserve"> </w:t>
+        </w:r>
+      </w:ins>
+      <m:oMath>
+        <m:r>
+          <m:t>z</m:t>
+        </m:r>
+        <m:r>
+          <m:rPr>
+            <m:sty m:val="p"/>
+          </m:rPr>
+          <m:t>=</m:t>
+        </m:r>
+        <m:r>
+          <m:t>2</m:t>
+        </m:r>
+      </m:oMath>
+      <w:ins w:id="38" w:author="PR Preview" w:date="2026-01-01T00:00:00Z">
+        <w:r>
+          <w:t xml:space="preserve"> </w:t>
+        </w:r>
+      </w:ins>
+      <w:ins w:id="39" w:author="PR Preview" w:date="2026-01-01T00:00:00Z">
+        <w:r>
+          <w:t xml:space="preserve">has these</w:t>
+        </w:r>
+      </w:ins>
+      <w:ins w:id="40" w:author="PR Preview" w:date="2026-01-01T00:00:00Z">
+        <w:r>
+          <w:t xml:space="preserve"> </w:t>
+        </w:r>
+      </w:ins>
+      <w:hyperlink w:anchor="def-value">
+        <w:ins w:id="41" w:author="PR Preview" w:date="2026-01-01T00:00:00Z">
+          <w:r>
+            <w:rPr>
+              <w:rStyle w:val="Hyperlink"/>
+            </w:rPr>
+            <w:t xml:space="preserve">values</w:t>
+          </w:r>
+        </w:ins>
+      </w:hyperlink>
+      <w:ins w:id="42" w:author="PR Preview" w:date="2026-01-01T00:00:00Z">
+        <w:r>
+          <w:t xml:space="preserve">:</w:t>
+        </w:r>
+      </w:ins>
+    </w:p>
+    <w:p>
+      <w:pPr>
+        <w:pStyle w:val="SourceCode"/>
+      </w:pPr>
+      <w:ins w:id="43" w:author="PR Preview" w:date="2026-01-01T00:00:00Z">
+        <w:r>
+          <w:rPr>
+            <w:rStyle w:val="NormalTok"/>
+          </w:rPr>
+          <w:t xml:space="preserve">z </w:t>
+        </w:r>
+      </w:ins>
+      <w:ins w:id="44" w:author="PR Preview" w:date="2026-01-01T00:00:00Z">
+        <w:r>
+          <w:rPr>
+            <w:rStyle w:val="OtherTok"/>
+          </w:rPr>
+          <w:t xml:space="preserve">&lt;-</w:t>
+        </w:r>
+      </w:ins>
+      <w:ins w:id="45" w:author="PR Preview" w:date="2026-01-01T00:00:00Z">
+        <w:r>
+          <w:rPr>
+            <w:rStyle w:val="NormalTok"/>
+          </w:rPr>
+          <w:t xml:space="preserve"> </w:t>
+        </w:r>
+      </w:ins>
+      <w:ins w:id="46" w:author="PR Preview" w:date="2026-01-01T00:00:00Z">
+        <w:r>
+          <w:rPr>
+            <w:rStyle w:val="FunctionTok"/>
+          </w:rPr>
+          <w:t xml:space="preserve">c</w:t>
+        </w:r>
+      </w:ins>
+      <w:ins w:id="47" w:author="PR Preview" w:date="2026-01-01T00:00:00Z">
+        <w:r>
+          <w:rPr>
+            <w:rStyle w:val="NormalTok"/>
+          </w:rPr>
+          <w:t xml:space="preserve">(</w:t>
+        </w:r>
+      </w:ins>
+      <w:ins w:id="48" w:author="PR Preview" w:date="2026-01-01T00:00:00Z">
+        <w:r>
+          <w:rPr>
+            <w:rStyle w:val="SpecialCharTok"/>
+          </w:rPr>
+          <w:t xml:space="preserve">-</w:t>
+        </w:r>
+      </w:ins>
+      <w:ins w:id="49" w:author="PR Preview" w:date="2026-01-01T00:00:00Z">
+        <w:r>
+          <w:rPr>
+            <w:rStyle w:val="DecValTok"/>
+          </w:rPr>
+          <w:t xml:space="preserve">2</w:t>
+        </w:r>
+      </w:ins>
+      <w:ins w:id="50" w:author="PR Preview" w:date="2026-01-01T00:00:00Z">
+        <w:r>
+          <w:rPr>
+            <w:rStyle w:val="NormalTok"/>
+          </w:rPr>
+          <w:t xml:space="preserve">, </w:t>
+        </w:r>
+      </w:ins>
+      <w:ins w:id="51" w:author="PR Preview" w:date="2026-01-01T00:00:00Z">
+        <w:r>
+          <w:rPr>
+            <w:rStyle w:val="DecValTok"/>
+          </w:rPr>
+          <w:t xml:space="preserve">0</w:t>
+        </w:r>
+      </w:ins>
+      <w:ins w:id="52" w:author="PR Preview" w:date="2026-01-01T00:00:00Z">
+        <w:r>
+          <w:rPr>
+            <w:rStyle w:val="NormalTok"/>
+          </w:rPr>
+          <w:t xml:space="preserve">, </w:t>
+        </w:r>
+      </w:ins>
+      <w:ins w:id="53" w:author="PR Preview" w:date="2026-01-01T00:00:00Z">
+        <w:r>
+          <w:rPr>
+            <w:rStyle w:val="DecValTok"/>
+          </w:rPr>
+          <w:t xml:space="preserve">2</w:t>
+        </w:r>
+      </w:ins>
+      <w:ins w:id="54" w:author="PR Preview" w:date="2026-01-01T00:00:00Z">
+        <w:r>
+          <w:rPr>
+            <w:rStyle w:val="NormalTok"/>
+          </w:rPr>
+          <w:t xml:space="preserve">)</w:t>
+        </w:r>
+      </w:ins>
+      <w:ins w:id="55" w:author="PR Preview" w:date="2026-01-01T00:00:00Z">
+        <w:r>
+          <w:br/>
+        </w:r>
+      </w:ins>
+      <w:ins w:id="56" w:author="PR Preview" w:date="2026-01-01T00:00:00Z">
+        <w:r>
+          <w:rPr>
+            <w:rStyle w:val="FunctionTok"/>
+          </w:rPr>
+          <w:t xml:space="preserve">data.frame</w:t>
+        </w:r>
+      </w:ins>
+      <w:ins w:id="57" w:author="PR Preview" w:date="2026-01-01T00:00:00Z">
+        <w:r>
+          <w:rPr>
+            <w:rStyle w:val="NormalTok"/>
+          </w:rPr>
+          <w:t xml:space="preserve">(</w:t>
+        </w:r>
+      </w:ins>
+      <w:ins w:id="58" w:author="PR Preview" w:date="2026-01-01T00:00:00Z">
+        <w:r>
+          <w:rPr>
+            <w:rStyle w:val="AttributeTok"/>
+          </w:rPr>
+          <w:t xml:space="preserve">z =</w:t>
+        </w:r>
+      </w:ins>
+      <w:ins w:id="59" w:author="PR Preview" w:date="2026-01-01T00:00:00Z">
+        <w:r>
+          <w:rPr>
+            <w:rStyle w:val="NormalTok"/>
+          </w:rPr>
+          <w:t xml:space="preserve"> z, </w:t>
+        </w:r>
+      </w:ins>
+      <w:ins w:id="60" w:author="PR Preview" w:date="2026-01-01T00:00:00Z">
+        <w:r>
+          <w:rPr>
+            <w:rStyle w:val="AttributeTok"/>
+          </w:rPr>
+          <w:t xml:space="preserve">sigmoid =</w:t>
+        </w:r>
+      </w:ins>
+      <w:ins w:id="61" w:author="PR Preview" w:date="2026-01-01T00:00:00Z">
+        <w:r>
+          <w:rPr>
+            <w:rStyle w:val="NormalTok"/>
+          </w:rPr>
+          <w:t xml:space="preserve"> </w:t>
+        </w:r>
+      </w:ins>
+      <w:ins w:id="62" w:author="PR Preview" w:date="2026-01-01T00:00:00Z">
+        <w:r>
+          <w:rPr>
+            <w:rStyle w:val="DecValTok"/>
+          </w:rPr>
+          <w:t xml:space="preserve">1</w:t>
+        </w:r>
+      </w:ins>
+      <w:ins w:id="63" w:author="PR Preview" w:date="2026-01-01T00:00:00Z">
+        <w:r>
+          <w:rPr>
+            <w:rStyle w:val="NormalTok"/>
+          </w:rPr>
+          <w:t xml:space="preserve"> </w:t>
+        </w:r>
+      </w:ins>
+      <w:ins w:id="64" w:author="PR Preview" w:date="2026-01-01T00:00:00Z">
+        <w:r>
+          <w:rPr>
+            <w:rStyle w:val="SpecialCharTok"/>
+          </w:rPr>
+          <w:t xml:space="preserve">/</w:t>
+        </w:r>
+      </w:ins>
+      <w:ins w:id="65" w:author="PR Preview" w:date="2026-01-01T00:00:00Z">
+        <w:r>
+          <w:rPr>
+            <w:rStyle w:val="NormalTok"/>
+          </w:rPr>
+          <w:t xml:space="preserve"> (</w:t>
+        </w:r>
+      </w:ins>
+      <w:ins w:id="66" w:author="PR Preview" w:date="2026-01-01T00:00:00Z">
+        <w:r>
+          <w:rPr>
+            <w:rStyle w:val="DecValTok"/>
+          </w:rPr>
+          <w:t xml:space="preserve">1</w:t>
+        </w:r>
+      </w:ins>
+      <w:ins w:id="67" w:author="PR Preview" w:date="2026-01-01T00:00:00Z">
+        <w:r>
+          <w:rPr>
+            <w:rStyle w:val="NormalTok"/>
+          </w:rPr>
+          <w:t xml:space="preserve"> </w:t>
+        </w:r>
+      </w:ins>
+      <w:ins w:id="68" w:author="PR Preview" w:date="2026-01-01T00:00:00Z">
+        <w:r>
+          <w:rPr>
+            <w:rStyle w:val="SpecialCharTok"/>
+          </w:rPr>
+          <w:t xml:space="preserve">+</w:t>
+        </w:r>
+      </w:ins>
+      <w:ins w:id="69" w:author="PR Preview" w:date="2026-01-01T00:00:00Z">
+        <w:r>
+          <w:rPr>
+            <w:rStyle w:val="NormalTok"/>
+          </w:rPr>
+          <w:t xml:space="preserve"> </w:t>
+        </w:r>
+      </w:ins>
+      <w:ins w:id="70" w:author="PR Preview" w:date="2026-01-01T00:00:00Z">
+        <w:r>
+          <w:rPr>
+            <w:rStyle w:val="FunctionTok"/>
+          </w:rPr>
+          <w:t xml:space="preserve">exp</w:t>
+        </w:r>
+      </w:ins>
+      <w:ins w:id="71" w:author="PR Preview" w:date="2026-01-01T00:00:00Z">
+        <w:r>
+          <w:rPr>
+            <w:rStyle w:val="NormalTok"/>
+          </w:rPr>
+          <w:t xml:space="preserve">(</w:t>
+        </w:r>
+      </w:ins>
+      <w:ins w:id="72" w:author="PR Preview" w:date="2026-01-01T00:00:00Z">
+        <w:r>
+          <w:rPr>
+            <w:rStyle w:val="SpecialCharTok"/>
+          </w:rPr>
+          <w:t xml:space="preserve">-</w:t>
+        </w:r>
+      </w:ins>
+      <w:ins w:id="73" w:author="PR Preview" w:date="2026-01-01T00:00:00Z">
+        <w:r>
+          <w:rPr>
+            <w:rStyle w:val="NormalTok"/>
+          </w:rPr>
+          <w:t xml:space="preserve">z)))</w:t>
+        </w:r>
+      </w:ins>
+      <w:ins w:id="74" w:author="PR Preview" w:date="2026-01-01T00:00:00Z">
+        <w:r>
+          <w:br/>
+        </w:r>
+      </w:ins>
+      <w:ins w:id="75" w:author="PR Preview" w:date="2026-01-01T00:00:00Z">
+        <w:r>
+          <w:rPr>
+            <w:rStyle w:val="CommentTok"/>
+          </w:rPr>
+          <w:t xml:space="preserve">#&gt; # A tibble: 3 × 2</w:t>
+        </w:r>
+      </w:ins>
+      <w:ins w:id="76" w:author="PR Preview" w:date="2026-01-01T00:00:00Z">
+        <w:r>
+          <w:br/>
+        </w:r>
+      </w:ins>
+      <w:ins w:id="77" w:author="PR Preview" w:date="2026-01-01T00:00:00Z">
+        <w:r>
+          <w:rPr>
+            <w:rStyle w:val="CommentTok"/>
+          </w:rPr>
+          <w:t xml:space="preserve">#&gt;       z sigmoid</w:t>
+        </w:r>
+      </w:ins>
+      <w:ins w:id="78" w:author="PR Preview" w:date="2026-01-01T00:00:00Z">
+        <w:r>
+          <w:br/>
+        </w:r>
+      </w:ins>
+      <w:ins w:id="79" w:author="PR Preview" w:date="2026-01-01T00:00:00Z">
+        <w:r>
+          <w:rPr>
+            <w:rStyle w:val="CommentTok"/>
+          </w:rPr>
+          <w:t xml:space="preserve">#&gt;   &lt;dbl&gt;   &lt;dbl&gt;</w:t>
+        </w:r>
+      </w:ins>
+      <w:ins w:id="80" w:author="PR Preview" w:date="2026-01-01T00:00:00Z">
+        <w:r>
+          <w:br/>
+        </w:r>
+      </w:ins>
+      <w:ins w:id="81" w:author="PR Preview" w:date="2026-01-01T00:00:00Z">
+        <w:r>
+          <w:rPr>
+            <w:rStyle w:val="CommentTok"/>
+          </w:rPr>
+          <w:t xml:space="preserve">#&gt; 1    -2   0.119</w:t>
+        </w:r>
+      </w:ins>
+      <w:ins w:id="82" w:author="PR Preview" w:date="2026-01-01T00:00:00Z">
+        <w:r>
+          <w:br/>
+        </w:r>
+      </w:ins>
+      <w:ins w:id="83" w:author="PR Preview" w:date="2026-01-01T00:00:00Z">
+        <w:r>
+          <w:rPr>
+            <w:rStyle w:val="CommentTok"/>
+          </w:rPr>
+          <w:t xml:space="preserve">#&gt; 2     0   0.5  </w:t>
+        </w:r>
+      </w:ins>
+      <w:ins w:id="84" w:author="PR Preview" w:date="2026-01-01T00:00:00Z">
+        <w:r>
+          <w:br/>
+        </w:r>
+      </w:ins>
+      <w:ins w:id="85" w:author="PR Preview" w:date="2026-01-01T00:00:00Z">
+        <w:r>
+          <w:rPr>
+            <w:rStyle w:val="CommentTok"/>
+          </w:rPr>
+          <w:t xml:space="preserve">#&gt; 3     2   0.881</w:t>
+        </w:r>
+      </w:ins>
+    </w:p>
+    <w:p>
+      <w:pPr>
+        <w:pStyle w:val="FirstParagraph"/>
+      </w:pPr>
+      <w:ins w:id="86" w:author="PR Preview" w:date="2026-01-01T00:00:00Z">
+        <w:r>
+          <w:t xml:space="preserve">The</w:t>
+        </w:r>
+      </w:ins>
+      <w:ins w:id="87" w:author="PR Preview" w:date="2026-01-01T00:00:00Z">
+        <w:r>
+          <w:t xml:space="preserve"> </w:t>
+        </w:r>
+      </w:ins>
+      <w:hyperlink w:anchor="def-value">
+        <w:ins w:id="88" w:author="PR Preview" w:date="2026-01-01T00:00:00Z">
+          <w:r>
+            <w:rPr>
+              <w:rStyle w:val="Hyperlink"/>
+            </w:rPr>
+            <w:t xml:space="preserve">value</w:t>
+          </w:r>
+        </w:ins>
+      </w:hyperlink>
+      <w:ins w:id="89" w:author="PR Preview" w:date="2026-01-01T00:00:00Z">
+        <w:r>
+          <w:t xml:space="preserve"> </w:t>
+        </w:r>
+      </w:ins>
+      <w:ins w:id="90" w:author="PR Preview" w:date="2026-01-01T00:00:00Z">
+        <w:r>
+          <w:t xml:space="preserve">at</w:t>
+        </w:r>
+      </w:ins>
+      <w:ins w:id="91" w:author="PR Preview" w:date="2026-01-01T00:00:00Z">
+        <w:r>
+          <w:t xml:space="preserve"> </w:t>
+        </w:r>
+      </w:ins>
+      <m:oMath>
+        <m:r>
+          <m:t>z</m:t>
+        </m:r>
+        <m:r>
+          <m:rPr>
+            <m:sty m:val="p"/>
+          </m:rPr>
+          <m:t>=</m:t>
+        </m:r>
+        <m:r>
+          <m:t>0</m:t>
+        </m:r>
+      </m:oMath>
+      <w:ins w:id="92" w:author="PR Preview" w:date="2026-01-01T00:00:00Z">
+        <w:r>
+          <w:t xml:space="preserve"> </w:t>
+        </w:r>
+      </w:ins>
+      <w:ins w:id="93" w:author="PR Preview" w:date="2026-01-01T00:00:00Z">
+        <w:r>
+          <w:t xml:space="preserve">is</w:t>
+        </w:r>
+      </w:ins>
+      <w:ins w:id="94" w:author="PR Preview" w:date="2026-01-01T00:00:00Z">
+        <w:r>
+          <w:t xml:space="preserve"> </w:t>
+        </w:r>
+      </w:ins>
+      <m:oMath>
+        <m:r>
+          <m:t>1</m:t>
+        </m:r>
+        <m:r>
+          <m:rPr>
+            <m:sty m:val="p"/>
+          </m:rPr>
+          <m:t>/</m:t>
+        </m:r>
+        <m:r>
+          <m:rPr>
+            <m:sty m:val="p"/>
+          </m:rPr>
+          <m:t>(</m:t>
+        </m:r>
+        <m:r>
+          <m:t>1</m:t>
+        </m:r>
+        <m:r>
+          <m:rPr>
+            <m:sty m:val="p"/>
+          </m:rPr>
+          <m:t>+</m:t>
+        </m:r>
+        <m:sSup>
+          <m:e>
+            <m:r>
+              <m:t>e</m:t>
+            </m:r>
+          </m:e>
+          <m:sup>
+            <m:r>
+              <m:t>0</m:t>
+            </m:r>
+          </m:sup>
+        </m:sSup>
+        <m:r>
+          <m:rPr>
+            <m:sty m:val="p"/>
+          </m:rPr>
+          <m:t>)</m:t>
+        </m:r>
+        <m:r>
+          <m:rPr>
+            <m:sty m:val="p"/>
+          </m:rPr>
+          <m:t>=</m:t>
+        </m:r>
+        <m:r>
+          <m:t>1</m:t>
+        </m:r>
+        <m:r>
+          <m:rPr>
+            <m:sty m:val="p"/>
+          </m:rPr>
+          <m:t>/</m:t>
+        </m:r>
+        <m:r>
+          <m:t>2</m:t>
+        </m:r>
+      </m:oMath>
+      <w:ins w:id="95" w:author="PR Preview" w:date="2026-01-01T00:00:00Z">
+        <w:r>
+          <w:t xml:space="preserve">.</w:t>
+        </w:r>
+      </w:ins>
+      <w:ins w:id="96" w:author="PR Preview" w:date="2026-01-01T00:00:00Z">
+        <w:r>
+          <w:t xml:space="preserve"> </w:t>
+        </w:r>
+      </w:ins>
+      <w:ins w:id="97" w:author="PR Preview" w:date="2026-01-01T00:00:00Z">
+        <w:r>
+          <w:t xml:space="preserve">The values at</w:t>
+        </w:r>
+      </w:ins>
+      <w:ins w:id="98" w:author="PR Preview" w:date="2026-01-01T00:00:00Z">
+        <w:r>
+          <w:t xml:space="preserve"> </w:t>
+        </w:r>
+      </w:ins>
+      <m:oMath>
+        <m:r>
+          <m:rPr>
+            <m:sty m:val="p"/>
+          </m:rPr>
+          <m:t>±</m:t>
+        </m:r>
+        <m:r>
+          <m:t>2</m:t>
+        </m:r>
+      </m:oMath>
+      <w:ins w:id="99" w:author="PR Preview" w:date="2026-01-01T00:00:00Z">
+        <w:r>
+          <w:t xml:space="preserve"> </w:t>
+        </w:r>
+      </w:ins>
+      <w:ins w:id="100" w:author="PR Preview" w:date="2026-01-01T00:00:00Z">
+        <w:r>
+          <w:t xml:space="preserve">add to 1; each lies in</w:t>
+        </w:r>
+      </w:ins>
+      <w:ins w:id="101" w:author="PR Preview" w:date="2026-01-01T00:00:00Z">
+        <w:r>
+          <w:t xml:space="preserve"> </w:t>
+        </w:r>
+      </w:ins>
+      <m:oMath>
+        <m:r>
+          <m:rPr>
+            <m:sty m:val="p"/>
+          </m:rPr>
+          <m:t>(</m:t>
+        </m:r>
+        <m:r>
+          <m:t>0</m:t>
+        </m:r>
+        <m:r>
+          <m:rPr>
+            <m:sty m:val="p"/>
+          </m:rPr>
+          <m:t>,</m:t>
+        </m:r>
+        <m:r>
+          <m:t>1</m:t>
+        </m:r>
+        <m:r>
+          <m:rPr>
+            <m:sty m:val="p"/>
+          </m:rPr>
+          <m:t>)</m:t>
+        </m:r>
+      </m:oMath>
+      <w:ins w:id="102" w:author="PR Preview" w:date="2026-01-01T00:00:00Z">
+        <w:r>
+          <w:t xml:space="preserve">.</w:t>
+        </w:r>
+      </w:ins>
+    </w:p>
+    <w:bookmarkEnd w:id="55"/>
+    <w:bookmarkEnd w:id="56"/>
+    <w:bookmarkStart w:id="73" w:name="countable-sets"/>
     <w:p>
       <w:pPr>
         <w:pStyle w:val="Heading2"/>
@@ -10890,97 +11869,139 @@
         <w:t xml:space="preserve">2 Countable sets</w:t>
       </w:r>
     </w:p>
-    <w:bookmarkStart w:id="55" w:name="def-finite-set"/>
+    <w:bookmarkStart w:id="57" w:name="def-finite-set"/>
     <w:p>
       <w:pPr>
         <w:pStyle w:val="FirstParagraph"/>
       </w:pPr>
-      <w:r>
-        <w:rPr>
-          <w:b/>
-          <w:bCs/>
-        </w:rPr>
-        <w:t xml:space="preserve">Definition 20 (Finite set)</w:t>
-      </w:r>
-      <w:r>
-        <w:t xml:space="preserve"> </w:t>
-      </w:r>
-      <w:r>
-        <w:t xml:space="preserve">A set</w:t>
-      </w:r>
-      <w:r>
-        <w:t xml:space="preserve"> </w:t>
-      </w:r>
+      <w:del w:id="103" w:author="PR Preview" w:date="2026-01-01T00:00:00Z">
+        <w:r>
+          <w:rPr>
+            <w:b/>
+            <w:bCs/>
+          </w:rPr>
+          <w:delText xml:space="preserve">Definition 20 (Finite set)</w:delText>
+        </w:r>
+      </w:del>
+      <w:del w:id="104" w:author="PR Preview" w:date="2026-01-01T00:00:00Z">
+        <w:r>
+          <w:delText xml:space="preserve"> </w:delText>
+        </w:r>
+      </w:del>
+      <w:del w:id="105" w:author="PR Preview" w:date="2026-01-01T00:00:00Z">
+        <w:r>
+          <w:delText xml:space="preserve">A set</w:delText>
+        </w:r>
+      </w:del>
+      <w:del w:id="106" w:author="PR Preview" w:date="2026-01-01T00:00:00Z">
+        <w:r>
+          <w:delText xml:space="preserve"> </w:delText>
+        </w:r>
+      </w:del>
       <m:oMath>
         <m:r>
           <m:t>A</m:t>
         </m:r>
       </m:oMath>
-      <w:r>
-        <w:t xml:space="preserve"> </w:t>
-      </w:r>
-      <w:r>
-        <w:t xml:space="preserve">is</w:t>
-      </w:r>
-      <w:r>
-        <w:t xml:space="preserve"> </w:t>
-      </w:r>
-      <w:r>
-        <w:rPr>
-          <w:b/>
-          <w:bCs/>
-        </w:rPr>
-        <w:t xml:space="preserve">finite</w:t>
-      </w:r>
-      <w:r>
-        <w:t xml:space="preserve"> </w:t>
-      </w:r>
-      <w:r>
-        <w:t xml:space="preserve">[14]</w:t>
-      </w:r>
-      <w:r>
-        <w:t xml:space="preserve"> </w:t>
-      </w:r>
-      <w:r>
-        <w:t xml:space="preserve">if it is empty,</w:t>
-      </w:r>
-      <w:r>
-        <w:t xml:space="preserve"> </w:t>
-      </w:r>
-      <w:r>
-        <w:t xml:space="preserve">or if, for some natural number</w:t>
-      </w:r>
-      <w:r>
-        <w:t xml:space="preserve"> </w:t>
-      </w:r>
+      <w:del w:id="107" w:author="PR Preview" w:date="2026-01-01T00:00:00Z">
+        <w:r>
+          <w:delText xml:space="preserve"> </w:delText>
+        </w:r>
+      </w:del>
+      <w:del w:id="108" w:author="PR Preview" w:date="2026-01-01T00:00:00Z">
+        <w:r>
+          <w:delText xml:space="preserve">is</w:delText>
+        </w:r>
+      </w:del>
+      <w:del w:id="109" w:author="PR Preview" w:date="2026-01-01T00:00:00Z">
+        <w:r>
+          <w:delText xml:space="preserve"> </w:delText>
+        </w:r>
+      </w:del>
+      <w:del w:id="110" w:author="PR Preview" w:date="2026-01-01T00:00:00Z">
+        <w:r>
+          <w:rPr>
+            <w:b/>
+            <w:bCs/>
+          </w:rPr>
+          <w:delText xml:space="preserve">finite</w:delText>
+        </w:r>
+      </w:del>
+      <w:del w:id="111" w:author="PR Preview" w:date="2026-01-01T00:00:00Z">
+        <w:r>
+          <w:delText xml:space="preserve"> </w:delText>
+        </w:r>
+      </w:del>
+      <w:del w:id="112" w:author="PR Preview" w:date="2026-01-01T00:00:00Z">
+        <w:r>
+          <w:delText xml:space="preserve">[14]</w:delText>
+        </w:r>
+      </w:del>
+      <w:del w:id="113" w:author="PR Preview" w:date="2026-01-01T00:00:00Z">
+        <w:r>
+          <w:delText xml:space="preserve"> </w:delText>
+        </w:r>
+      </w:del>
+      <w:del w:id="114" w:author="PR Preview" w:date="2026-01-01T00:00:00Z">
+        <w:r>
+          <w:delText xml:space="preserve">if it is empty,</w:delText>
+        </w:r>
+      </w:del>
+      <w:del w:id="115" w:author="PR Preview" w:date="2026-01-01T00:00:00Z">
+        <w:r>
+          <w:delText xml:space="preserve"> </w:delText>
+        </w:r>
+      </w:del>
+      <w:del w:id="116" w:author="PR Preview" w:date="2026-01-01T00:00:00Z">
+        <w:r>
+          <w:delText xml:space="preserve">or if, for some natural number</w:delText>
+        </w:r>
+      </w:del>
+      <w:del w:id="117" w:author="PR Preview" w:date="2026-01-01T00:00:00Z">
+        <w:r>
+          <w:delText xml:space="preserve"> </w:delText>
+        </w:r>
+      </w:del>
       <m:oMath>
         <m:r>
           <m:t>n</m:t>
         </m:r>
       </m:oMath>
-      <w:r>
-        <w:t xml:space="preserve">,</w:t>
-      </w:r>
-      <w:r>
-        <w:t xml:space="preserve"> </w:t>
-      </w:r>
-      <w:r>
-        <w:t xml:space="preserve">its elements can be listed as a finite sequence (</w:t>
-      </w:r>
+      <w:del w:id="118" w:author="PR Preview" w:date="2026-01-01T00:00:00Z">
+        <w:r>
+          <w:delText xml:space="preserve">,</w:delText>
+        </w:r>
+      </w:del>
+      <w:del w:id="119" w:author="PR Preview" w:date="2026-01-01T00:00:00Z">
+        <w:r>
+          <w:delText xml:space="preserve"> </w:delText>
+        </w:r>
+      </w:del>
+      <w:del w:id="120" w:author="PR Preview" w:date="2026-01-01T00:00:00Z">
+        <w:r>
+          <w:delText xml:space="preserve">its elements can be listed as a finite sequence (</w:delText>
+        </w:r>
+      </w:del>
       <w:hyperlink w:anchor="def-finite-sequence">
-        <w:r>
-          <w:rPr>
-            <w:rStyle w:val="Hyperlink"/>
-          </w:rPr>
-          <w:t xml:space="preserve">Definition 19</w:t>
-        </w:r>
+        <w:del w:id="121" w:author="PR Preview" w:date="2026-01-01T00:00:00Z">
+          <w:r>
+            <w:rPr>
+              <w:rStyle w:val="Hyperlink"/>
+            </w:rPr>
+            <w:delText xml:space="preserve">Definition 19</w:delText>
+          </w:r>
+        </w:del>
       </w:hyperlink>
-      <w:r>
-        <w:t xml:space="preserve">)</w:t>
-      </w:r>
-      <w:r>
-        <w:t xml:space="preserve"> </w:t>
-      </w:r>
+      <w:del w:id="122" w:author="PR Preview" w:date="2026-01-01T00:00:00Z">
+        <w:r>
+          <w:delText xml:space="preserve">)</w:delText>
+        </w:r>
+      </w:del>
+      <w:del w:id="123" w:author="PR Preview" w:date="2026-01-01T00:00:00Z">
+        <w:r>
+          <w:delText xml:space="preserve"> </w:delText>
+        </w:r>
+      </w:del>
       <m:oMath>
         <m:sSub>
           <m:e>
@@ -11025,133 +12046,189 @@
           </m:sub>
         </m:sSub>
       </m:oMath>
-      <w:r>
-        <w:t xml:space="preserve"> </w:t>
-      </w:r>
-      <w:r>
-        <w:t xml:space="preserve">in which each element of</w:t>
-      </w:r>
-      <w:r>
-        <w:t xml:space="preserve"> </w:t>
-      </w:r>
+      <w:del w:id="124" w:author="PR Preview" w:date="2026-01-01T00:00:00Z">
+        <w:r>
+          <w:delText xml:space="preserve"> </w:delText>
+        </w:r>
+      </w:del>
+      <w:del w:id="125" w:author="PR Preview" w:date="2026-01-01T00:00:00Z">
+        <w:r>
+          <w:delText xml:space="preserve">in which each element of</w:delText>
+        </w:r>
+      </w:del>
+      <w:del w:id="126" w:author="PR Preview" w:date="2026-01-01T00:00:00Z">
+        <w:r>
+          <w:delText xml:space="preserve"> </w:delText>
+        </w:r>
+      </w:del>
       <m:oMath>
         <m:r>
           <m:t>A</m:t>
         </m:r>
       </m:oMath>
-      <w:r>
-        <w:t xml:space="preserve"> </w:t>
-      </w:r>
-      <w:r>
-        <w:t xml:space="preserve">appears exactly once.</w:t>
-      </w:r>
+      <w:del w:id="127" w:author="PR Preview" w:date="2026-01-01T00:00:00Z">
+        <w:r>
+          <w:delText xml:space="preserve"> </w:delText>
+        </w:r>
+      </w:del>
+      <w:del w:id="128" w:author="PR Preview" w:date="2026-01-01T00:00:00Z">
+        <w:r>
+          <w:delText xml:space="preserve">appears exactly once.</w:delText>
+        </w:r>
+      </w:del>
     </w:p>
-    <w:bookmarkEnd w:id="55"/>
-    <w:bookmarkStart w:id="56" w:name="def-cardinality"/>
     <w:p>
       <w:pPr>
         <w:pStyle w:val="BodyText"/>
       </w:pPr>
-      <w:r>
-        <w:rPr>
-          <w:b/>
-          <w:bCs/>
-        </w:rPr>
-        <w:t xml:space="preserve">Definition 21 (Cardinality)</w:t>
-      </w:r>
-      <w:r>
-        <w:t xml:space="preserve"> </w:t>
-      </w:r>
-      <w:r>
-        <w:t xml:space="preserve">For a finite set</w:t>
-      </w:r>
-      <w:r>
-        <w:t xml:space="preserve"> </w:t>
-      </w:r>
+      <w:del w:id="129" w:author="PR Preview" w:date="2026-01-01T00:00:00Z">
+        <w:r>
+          <w:rPr>
+            <w:b/>
+            <w:bCs/>
+          </w:rPr>
+          <w:delText xml:space="preserve">Definition 21 (Cardinality)</w:delText>
+        </w:r>
+      </w:del>
+      <w:del w:id="130" w:author="PR Preview" w:date="2026-01-01T00:00:00Z">
+        <w:r>
+          <w:delText xml:space="preserve"> </w:delText>
+        </w:r>
+      </w:del>
+      <w:del w:id="131" w:author="PR Preview" w:date="2026-01-01T00:00:00Z">
+        <w:r>
+          <w:delText xml:space="preserve">For a finite set</w:delText>
+        </w:r>
+      </w:del>
+      <w:del w:id="132" w:author="PR Preview" w:date="2026-01-01T00:00:00Z">
+        <w:r>
+          <w:delText xml:space="preserve"> </w:delText>
+        </w:r>
+      </w:del>
       <m:oMath>
         <m:r>
           <m:t>A</m:t>
         </m:r>
       </m:oMath>
-      <w:r>
-        <w:t xml:space="preserve"> </w:t>
-      </w:r>
-      <w:r>
-        <w:t xml:space="preserve">(</w:t>
-      </w:r>
+      <w:del w:id="133" w:author="PR Preview" w:date="2026-01-01T00:00:00Z">
+        <w:r>
+          <w:delText xml:space="preserve"> </w:delText>
+        </w:r>
+      </w:del>
+      <w:del w:id="134" w:author="PR Preview" w:date="2026-01-01T00:00:00Z">
+        <w:r>
+          <w:delText xml:space="preserve">(</w:delText>
+        </w:r>
+      </w:del>
       <w:hyperlink w:anchor="def-finite-set">
+        <w:del w:id="135" w:author="PR Preview" w:date="2026-01-01T00:00:00Z">
+          <w:r>
+            <w:rPr>
+              <w:rStyle w:val="Hyperlink"/>
+            </w:rPr>
+            <w:delText xml:space="preserve">Definition 20</w:delText>
+          </w:r>
+        </w:del>
+      </w:hyperlink>
+      <w:del w:id="136" w:author="PR Preview" w:date="2026-01-01T00:00:00Z">
+        <w:r>
+          <w:delText xml:space="preserve">), the number</w:delText>
+        </w:r>
+      </w:del>
+      <w:del w:id="137" w:author="PR Preview" w:date="2026-01-01T00:00:00Z">
+        <w:r>
+          <w:delText xml:space="preserve"> </w:delText>
+        </w:r>
+      </w:del>
+      <m:oMath>
+        <m:r>
+          <m:t>n</m:t>
+        </m:r>
+      </m:oMath>
+      <w:del w:id="138" w:author="PR Preview" w:date="2026-01-01T00:00:00Z">
+        <w:r>
+          <w:delText xml:space="preserve"> </w:delText>
+        </w:r>
+      </w:del>
+      <w:del w:id="139" w:author="PR Preview" w:date="2026-01-01T00:00:00Z">
+        <w:r>
+          <w:delText xml:space="preserve">in such a list</w:delText>
+        </w:r>
+      </w:del>
+      <w:del w:id="140" w:author="PR Preview" w:date="2026-01-01T00:00:00Z">
+        <w:r>
+          <w:delText xml:space="preserve"> </w:delText>
+        </w:r>
+      </w:del>
+      <w:del w:id="141" w:author="PR Preview" w:date="2026-01-01T00:00:00Z">
+        <w:r>
+          <w:delText xml:space="preserve">is the</w:delText>
+        </w:r>
+      </w:del>
+      <w:del w:id="142" w:author="PR Preview" w:date="2026-01-01T00:00:00Z">
+        <w:r>
+          <w:delText xml:space="preserve"> </w:delText>
+        </w:r>
+      </w:del>
+      <w:del w:id="143" w:author="PR Preview" w:date="2026-01-01T00:00:00Z">
         <w:r>
           <w:rPr>
-            <w:rStyle w:val="Hyperlink"/>
+            <w:b/>
+            <w:bCs/>
           </w:rPr>
-          <w:t xml:space="preserve">Definition 20</w:t>
-        </w:r>
-      </w:hyperlink>
-      <w:r>
-        <w:t xml:space="preserve">), the number</w:t>
-      </w:r>
-      <w:r>
-        <w:t xml:space="preserve"> </w:t>
-      </w:r>
-      <m:oMath>
-        <m:r>
-          <m:t>n</m:t>
-        </m:r>
-      </m:oMath>
-      <w:r>
-        <w:t xml:space="preserve"> </w:t>
-      </w:r>
-      <w:r>
-        <w:t xml:space="preserve">in such a list</w:t>
-      </w:r>
-      <w:r>
-        <w:t xml:space="preserve"> </w:t>
-      </w:r>
-      <w:r>
-        <w:t xml:space="preserve">is the</w:t>
-      </w:r>
-      <w:r>
-        <w:t xml:space="preserve"> </w:t>
-      </w:r>
-      <w:r>
-        <w:rPr>
-          <w:b/>
-          <w:bCs/>
-        </w:rPr>
-        <w:t xml:space="preserve">cardinality</w:t>
-      </w:r>
-      <w:r>
-        <w:t xml:space="preserve"> </w:t>
-      </w:r>
-      <w:r>
-        <w:t xml:space="preserve">[15]</w:t>
-      </w:r>
-      <w:r>
-        <w:t xml:space="preserve"> </w:t>
-      </w:r>
-      <w:r>
-        <w:t xml:space="preserve">of</w:t>
-      </w:r>
-      <w:r>
-        <w:t xml:space="preserve"> </w:t>
-      </w:r>
+          <w:delText xml:space="preserve">cardinality</w:delText>
+        </w:r>
+      </w:del>
+      <w:del w:id="144" w:author="PR Preview" w:date="2026-01-01T00:00:00Z">
+        <w:r>
+          <w:delText xml:space="preserve"> </w:delText>
+        </w:r>
+      </w:del>
+      <w:del w:id="145" w:author="PR Preview" w:date="2026-01-01T00:00:00Z">
+        <w:r>
+          <w:delText xml:space="preserve">[15]</w:delText>
+        </w:r>
+      </w:del>
+      <w:del w:id="146" w:author="PR Preview" w:date="2026-01-01T00:00:00Z">
+        <w:r>
+          <w:delText xml:space="preserve"> </w:delText>
+        </w:r>
+      </w:del>
+      <w:del w:id="147" w:author="PR Preview" w:date="2026-01-01T00:00:00Z">
+        <w:r>
+          <w:delText xml:space="preserve">of</w:delText>
+        </w:r>
+      </w:del>
+      <w:del w:id="148" w:author="PR Preview" w:date="2026-01-01T00:00:00Z">
+        <w:r>
+          <w:delText xml:space="preserve"> </w:delText>
+        </w:r>
+      </w:del>
       <m:oMath>
         <m:r>
           <m:t>A</m:t>
         </m:r>
       </m:oMath>
-      <w:r>
-        <w:t xml:space="preserve">, its number of elements,</w:t>
-      </w:r>
-      <w:r>
-        <w:t xml:space="preserve"> </w:t>
-      </w:r>
-      <w:r>
-        <w:t xml:space="preserve">written</w:t>
-      </w:r>
-      <w:r>
-        <w:t xml:space="preserve"> </w:t>
-      </w:r>
+      <w:del w:id="149" w:author="PR Preview" w:date="2026-01-01T00:00:00Z">
+        <w:r>
+          <w:delText xml:space="preserve">, its number of elements,</w:delText>
+        </w:r>
+      </w:del>
+      <w:del w:id="150" w:author="PR Preview" w:date="2026-01-01T00:00:00Z">
+        <w:r>
+          <w:delText xml:space="preserve"> </w:delText>
+        </w:r>
+      </w:del>
+      <w:del w:id="151" w:author="PR Preview" w:date="2026-01-01T00:00:00Z">
+        <w:r>
+          <w:delText xml:space="preserve">written</w:delText>
+        </w:r>
+      </w:del>
+      <w:del w:id="152" w:author="PR Preview" w:date="2026-01-01T00:00:00Z">
+        <w:r>
+          <w:delText xml:space="preserve"> </w:delText>
+        </w:r>
+      </w:del>
       <m:oMath>
         <m:r>
           <m:t>​</m:t>
@@ -11173,18 +12250,26 @@
           <m:t>​</m:t>
         </m:r>
       </m:oMath>
-      <w:r>
-        <w:t xml:space="preserve">;</w:t>
-      </w:r>
-      <w:r>
-        <w:t xml:space="preserve"> </w:t>
-      </w:r>
-      <w:r>
-        <w:t xml:space="preserve">the empty set has cardinality</w:t>
-      </w:r>
-      <w:r>
-        <w:t xml:space="preserve"> </w:t>
-      </w:r>
+      <w:del w:id="153" w:author="PR Preview" w:date="2026-01-01T00:00:00Z">
+        <w:r>
+          <w:delText xml:space="preserve">;</w:delText>
+        </w:r>
+      </w:del>
+      <w:del w:id="154" w:author="PR Preview" w:date="2026-01-01T00:00:00Z">
+        <w:r>
+          <w:delText xml:space="preserve"> </w:delText>
+        </w:r>
+      </w:del>
+      <w:del w:id="155" w:author="PR Preview" w:date="2026-01-01T00:00:00Z">
+        <w:r>
+          <w:delText xml:space="preserve">the empty set has cardinality</w:delText>
+        </w:r>
+      </w:del>
+      <w:del w:id="156" w:author="PR Preview" w:date="2026-01-01T00:00:00Z">
+        <w:r>
+          <w:delText xml:space="preserve"> </w:delText>
+        </w:r>
+      </w:del>
       <m:oMath>
         <m:r>
           <m:t>​</m:t>
@@ -11218,29 +12303,373 @@
           <m:t>0</m:t>
         </m:r>
       </m:oMath>
-      <w:r>
-        <w:t xml:space="preserve">.</w:t>
-      </w:r>
+      <w:del w:id="157" w:author="PR Preview" w:date="2026-01-01T00:00:00Z">
+        <w:r>
+          <w:delText xml:space="preserve">.</w:delText>
+        </w:r>
+      </w:del>
     </w:p>
-    <w:bookmarkEnd w:id="56"/>
-    <w:bookmarkStart w:id="59" w:name="rem-cardinality-bars"/>
+    <w:p>
+      <w:pPr>
+        <w:pStyle w:val="FirstParagraph"/>
+      </w:pPr>
+      <w:ins w:id="158" w:author="PR Preview" w:date="2026-01-01T00:00:00Z">
+        <w:r>
+          <w:rPr>
+            <w:b/>
+            <w:bCs/>
+          </w:rPr>
+          <w:t xml:space="preserve">Definition 21 (Finite set)</w:t>
+        </w:r>
+      </w:ins>
+      <w:ins w:id="159" w:author="PR Preview" w:date="2026-01-01T00:00:00Z">
+        <w:r>
+          <w:t xml:space="preserve"> </w:t>
+        </w:r>
+      </w:ins>
+      <w:ins w:id="160" w:author="PR Preview" w:date="2026-01-01T00:00:00Z">
+        <w:r>
+          <w:t xml:space="preserve">A set</w:t>
+        </w:r>
+      </w:ins>
+      <w:ins w:id="161" w:author="PR Preview" w:date="2026-01-01T00:00:00Z">
+        <w:r>
+          <w:t xml:space="preserve"> </w:t>
+        </w:r>
+      </w:ins>
+      <m:oMath>
+        <m:r>
+          <m:t>A</m:t>
+        </m:r>
+      </m:oMath>
+      <w:ins w:id="162" w:author="PR Preview" w:date="2026-01-01T00:00:00Z">
+        <w:r>
+          <w:t xml:space="preserve"> </w:t>
+        </w:r>
+      </w:ins>
+      <w:ins w:id="163" w:author="PR Preview" w:date="2026-01-01T00:00:00Z">
+        <w:r>
+          <w:t xml:space="preserve">is</w:t>
+        </w:r>
+      </w:ins>
+      <w:ins w:id="164" w:author="PR Preview" w:date="2026-01-01T00:00:00Z">
+        <w:r>
+          <w:t xml:space="preserve"> </w:t>
+        </w:r>
+      </w:ins>
+      <w:ins w:id="165" w:author="PR Preview" w:date="2026-01-01T00:00:00Z">
+        <w:r>
+          <w:rPr>
+            <w:b/>
+            <w:bCs/>
+          </w:rPr>
+          <w:t xml:space="preserve">finite</w:t>
+        </w:r>
+      </w:ins>
+      <w:ins w:id="166" w:author="PR Preview" w:date="2026-01-01T00:00:00Z">
+        <w:r>
+          <w:t xml:space="preserve"> </w:t>
+        </w:r>
+      </w:ins>
+      <w:ins w:id="167" w:author="PR Preview" w:date="2026-01-01T00:00:00Z">
+        <w:r>
+          <w:t xml:space="preserve">[15]</w:t>
+        </w:r>
+      </w:ins>
+      <w:ins w:id="168" w:author="PR Preview" w:date="2026-01-01T00:00:00Z">
+        <w:r>
+          <w:t xml:space="preserve"> </w:t>
+        </w:r>
+      </w:ins>
+      <w:ins w:id="169" w:author="PR Preview" w:date="2026-01-01T00:00:00Z">
+        <w:r>
+          <w:t xml:space="preserve">if it is empty,</w:t>
+        </w:r>
+      </w:ins>
+      <w:ins w:id="170" w:author="PR Preview" w:date="2026-01-01T00:00:00Z">
+        <w:r>
+          <w:t xml:space="preserve"> </w:t>
+        </w:r>
+      </w:ins>
+      <w:ins w:id="171" w:author="PR Preview" w:date="2026-01-01T00:00:00Z">
+        <w:r>
+          <w:t xml:space="preserve">or if, for some natural number</w:t>
+        </w:r>
+      </w:ins>
+      <w:ins w:id="172" w:author="PR Preview" w:date="2026-01-01T00:00:00Z">
+        <w:r>
+          <w:t xml:space="preserve"> </w:t>
+        </w:r>
+      </w:ins>
+      <m:oMath>
+        <m:r>
+          <m:t>n</m:t>
+        </m:r>
+      </m:oMath>
+      <w:ins w:id="173" w:author="PR Preview" w:date="2026-01-01T00:00:00Z">
+        <w:r>
+          <w:t xml:space="preserve">,</w:t>
+        </w:r>
+      </w:ins>
+      <w:ins w:id="174" w:author="PR Preview" w:date="2026-01-01T00:00:00Z">
+        <w:r>
+          <w:t xml:space="preserve"> </w:t>
+        </w:r>
+      </w:ins>
+      <w:ins w:id="175" w:author="PR Preview" w:date="2026-01-01T00:00:00Z">
+        <w:r>
+          <w:t xml:space="preserve">its elements can be listed as a finite sequence (</w:t>
+        </w:r>
+      </w:ins>
+      <w:hyperlink w:anchor="def-finite-sequence">
+        <w:ins w:id="176" w:author="PR Preview" w:date="2026-01-01T00:00:00Z">
+          <w:r>
+            <w:rPr>
+              <w:rStyle w:val="Hyperlink"/>
+            </w:rPr>
+            <w:t xml:space="preserve">Definition 19</w:t>
+          </w:r>
+        </w:ins>
+      </w:hyperlink>
+      <w:ins w:id="177" w:author="PR Preview" w:date="2026-01-01T00:00:00Z">
+        <w:r>
+          <w:t xml:space="preserve">)</w:t>
+        </w:r>
+      </w:ins>
+      <w:ins w:id="178" w:author="PR Preview" w:date="2026-01-01T00:00:00Z">
+        <w:r>
+          <w:t xml:space="preserve"> </w:t>
+        </w:r>
+      </w:ins>
+      <m:oMath>
+        <m:sSub>
+          <m:e>
+            <m:r>
+              <m:t>a</m:t>
+            </m:r>
+          </m:e>
+          <m:sub>
+            <m:r>
+              <m:t>1</m:t>
+            </m:r>
+          </m:sub>
+        </m:sSub>
+        <m:r>
+          <m:rPr>
+            <m:sty m:val="p"/>
+          </m:rPr>
+          <m:t>,</m:t>
+        </m:r>
+        <m:r>
+          <m:rPr>
+            <m:sty m:val="p"/>
+          </m:rPr>
+          <m:t>…</m:t>
+        </m:r>
+        <m:r>
+          <m:rPr>
+            <m:sty m:val="p"/>
+          </m:rPr>
+          <m:t>,</m:t>
+        </m:r>
+        <m:sSub>
+          <m:e>
+            <m:r>
+              <m:t>a</m:t>
+            </m:r>
+          </m:e>
+          <m:sub>
+            <m:r>
+              <m:t>n</m:t>
+            </m:r>
+          </m:sub>
+        </m:sSub>
+      </m:oMath>
+      <w:ins w:id="179" w:author="PR Preview" w:date="2026-01-01T00:00:00Z">
+        <w:r>
+          <w:t xml:space="preserve"> </w:t>
+        </w:r>
+      </w:ins>
+      <w:ins w:id="180" w:author="PR Preview" w:date="2026-01-01T00:00:00Z">
+        <w:r>
+          <w:t xml:space="preserve">in which each element of</w:t>
+        </w:r>
+      </w:ins>
+      <w:ins w:id="181" w:author="PR Preview" w:date="2026-01-01T00:00:00Z">
+        <w:r>
+          <w:t xml:space="preserve"> </w:t>
+        </w:r>
+      </w:ins>
+      <m:oMath>
+        <m:r>
+          <m:t>A</m:t>
+        </m:r>
+      </m:oMath>
+      <w:ins w:id="182" w:author="PR Preview" w:date="2026-01-01T00:00:00Z">
+        <w:r>
+          <w:t xml:space="preserve"> </w:t>
+        </w:r>
+      </w:ins>
+      <w:ins w:id="183" w:author="PR Preview" w:date="2026-01-01T00:00:00Z">
+        <w:r>
+          <w:t xml:space="preserve">appears exactly once.</w:t>
+        </w:r>
+      </w:ins>
+    </w:p>
+    <w:bookmarkEnd w:id="57"/>
+    <w:bookmarkStart w:id="58" w:name="def-cardinality"/>
     <w:p>
       <w:pPr>
         <w:pStyle w:val="BodyText"/>
       </w:pPr>
-      <w:r>
-        <w:rPr>
-          <w:i/>
-          <w:iCs/>
-        </w:rPr>
-        <w:t xml:space="preserve">Remark 7</w:t>
-      </w:r>
-      <w:r>
-        <w:t xml:space="preserve"> (Two meanings of</w:t>
-      </w:r>
-      <w:r>
-        <w:t xml:space="preserve"> </w:t>
-      </w:r>
+      <w:ins w:id="184" w:author="PR Preview" w:date="2026-01-01T00:00:00Z">
+        <w:r>
+          <w:rPr>
+            <w:b/>
+            <w:bCs/>
+          </w:rPr>
+          <w:t xml:space="preserve">Definition 22 (Cardinality)</w:t>
+        </w:r>
+      </w:ins>
+      <w:ins w:id="185" w:author="PR Preview" w:date="2026-01-01T00:00:00Z">
+        <w:r>
+          <w:t xml:space="preserve"> </w:t>
+        </w:r>
+      </w:ins>
+      <w:ins w:id="186" w:author="PR Preview" w:date="2026-01-01T00:00:00Z">
+        <w:r>
+          <w:t xml:space="preserve">For a finite set</w:t>
+        </w:r>
+      </w:ins>
+      <w:ins w:id="187" w:author="PR Preview" w:date="2026-01-01T00:00:00Z">
+        <w:r>
+          <w:t xml:space="preserve"> </w:t>
+        </w:r>
+      </w:ins>
+      <m:oMath>
+        <m:r>
+          <m:t>A</m:t>
+        </m:r>
+      </m:oMath>
+      <w:ins w:id="188" w:author="PR Preview" w:date="2026-01-01T00:00:00Z">
+        <w:r>
+          <w:t xml:space="preserve"> </w:t>
+        </w:r>
+      </w:ins>
+      <w:ins w:id="189" w:author="PR Preview" w:date="2026-01-01T00:00:00Z">
+        <w:r>
+          <w:t xml:space="preserve">(</w:t>
+        </w:r>
+      </w:ins>
+      <w:hyperlink w:anchor="def-finite-set">
+        <w:ins w:id="190" w:author="PR Preview" w:date="2026-01-01T00:00:00Z">
+          <w:r>
+            <w:rPr>
+              <w:rStyle w:val="Hyperlink"/>
+            </w:rPr>
+            <w:t xml:space="preserve">Definition 21</w:t>
+          </w:r>
+        </w:ins>
+      </w:hyperlink>
+      <w:ins w:id="191" w:author="PR Preview" w:date="2026-01-01T00:00:00Z">
+        <w:r>
+          <w:t xml:space="preserve">), the number</w:t>
+        </w:r>
+      </w:ins>
+      <w:ins w:id="192" w:author="PR Preview" w:date="2026-01-01T00:00:00Z">
+        <w:r>
+          <w:t xml:space="preserve"> </w:t>
+        </w:r>
+      </w:ins>
+      <m:oMath>
+        <m:r>
+          <m:t>n</m:t>
+        </m:r>
+      </m:oMath>
+      <w:ins w:id="193" w:author="PR Preview" w:date="2026-01-01T00:00:00Z">
+        <w:r>
+          <w:t xml:space="preserve"> </w:t>
+        </w:r>
+      </w:ins>
+      <w:ins w:id="194" w:author="PR Preview" w:date="2026-01-01T00:00:00Z">
+        <w:r>
+          <w:t xml:space="preserve">in such a list</w:t>
+        </w:r>
+      </w:ins>
+      <w:ins w:id="195" w:author="PR Preview" w:date="2026-01-01T00:00:00Z">
+        <w:r>
+          <w:t xml:space="preserve"> </w:t>
+        </w:r>
+      </w:ins>
+      <w:ins w:id="196" w:author="PR Preview" w:date="2026-01-01T00:00:00Z">
+        <w:r>
+          <w:t xml:space="preserve">is the</w:t>
+        </w:r>
+      </w:ins>
+      <w:ins w:id="197" w:author="PR Preview" w:date="2026-01-01T00:00:00Z">
+        <w:r>
+          <w:t xml:space="preserve"> </w:t>
+        </w:r>
+      </w:ins>
+      <w:ins w:id="198" w:author="PR Preview" w:date="2026-01-01T00:00:00Z">
+        <w:r>
+          <w:rPr>
+            <w:b/>
+            <w:bCs/>
+          </w:rPr>
+          <w:t xml:space="preserve">cardinality</w:t>
+        </w:r>
+      </w:ins>
+      <w:ins w:id="199" w:author="PR Preview" w:date="2026-01-01T00:00:00Z">
+        <w:r>
+          <w:t xml:space="preserve"> </w:t>
+        </w:r>
+      </w:ins>
+      <w:ins w:id="200" w:author="PR Preview" w:date="2026-01-01T00:00:00Z">
+        <w:r>
+          <w:t xml:space="preserve">[16]</w:t>
+        </w:r>
+      </w:ins>
+      <w:ins w:id="201" w:author="PR Preview" w:date="2026-01-01T00:00:00Z">
+        <w:r>
+          <w:t xml:space="preserve"> </w:t>
+        </w:r>
+      </w:ins>
+      <w:ins w:id="202" w:author="PR Preview" w:date="2026-01-01T00:00:00Z">
+        <w:r>
+          <w:t xml:space="preserve">of</w:t>
+        </w:r>
+      </w:ins>
+      <w:ins w:id="203" w:author="PR Preview" w:date="2026-01-01T00:00:00Z">
+        <w:r>
+          <w:t xml:space="preserve"> </w:t>
+        </w:r>
+      </w:ins>
+      <m:oMath>
+        <m:r>
+          <m:t>A</m:t>
+        </m:r>
+      </m:oMath>
+      <w:ins w:id="204" w:author="PR Preview" w:date="2026-01-01T00:00:00Z">
+        <w:r>
+          <w:t xml:space="preserve">, its number of elements,</w:t>
+        </w:r>
+      </w:ins>
+      <w:ins w:id="205" w:author="PR Preview" w:date="2026-01-01T00:00:00Z">
+        <w:r>
+          <w:t xml:space="preserve"> </w:t>
+        </w:r>
+      </w:ins>
+      <w:ins w:id="206" w:author="PR Preview" w:date="2026-01-01T00:00:00Z">
+        <w:r>
+          <w:t xml:space="preserve">written</w:t>
+        </w:r>
+      </w:ins>
+      <w:ins w:id="207" w:author="PR Preview" w:date="2026-01-01T00:00:00Z">
+        <w:r>
+          <w:t xml:space="preserve"> </w:t>
+        </w:r>
+      </w:ins>
       <m:oMath>
         <m:r>
           <m:t>​</m:t>
@@ -11254,10 +12683,7 @@
           </m:dPr>
           <m:e>
             <m:r>
-              <m:rPr>
-                <m:sty m:val="p"/>
-              </m:rPr>
-              <m:t>⋅</m:t>
+              <m:t>A</m:t>
             </m:r>
           </m:e>
         </m:d>
@@ -11265,15 +12691,26 @@
           <m:t>​</m:t>
         </m:r>
       </m:oMath>
-      <w:r>
-        <w:t xml:space="preserve">). </w:t>
-      </w:r>
-      <w:r>
-        <w:t xml:space="preserve">Applied to a set, the bars</w:t>
-      </w:r>
-      <w:r>
-        <w:t xml:space="preserve"> </w:t>
-      </w:r>
+      <w:ins w:id="208" w:author="PR Preview" w:date="2026-01-01T00:00:00Z">
+        <w:r>
+          <w:t xml:space="preserve">;</w:t>
+        </w:r>
+      </w:ins>
+      <w:ins w:id="209" w:author="PR Preview" w:date="2026-01-01T00:00:00Z">
+        <w:r>
+          <w:t xml:space="preserve"> </w:t>
+        </w:r>
+      </w:ins>
+      <w:ins w:id="210" w:author="PR Preview" w:date="2026-01-01T00:00:00Z">
+        <w:r>
+          <w:t xml:space="preserve">the empty set has cardinality</w:t>
+        </w:r>
+      </w:ins>
+      <w:ins w:id="211" w:author="PR Preview" w:date="2026-01-01T00:00:00Z">
+        <w:r>
+          <w:t xml:space="preserve"> </w:t>
+        </w:r>
+      </w:ins>
       <m:oMath>
         <m:r>
           <m:t>​</m:t>
@@ -11287,36 +12724,47 @@
           </m:dPr>
           <m:e>
             <m:r>
-              <m:t>A</m:t>
+              <m:rPr>
+                <m:sty m:val="p"/>
+              </m:rPr>
+              <m:t>∅</m:t>
             </m:r>
           </m:e>
         </m:d>
         <m:r>
           <m:t>​</m:t>
         </m:r>
-      </m:oMath>
-      <w:r>
-        <w:t xml:space="preserve"> </w:t>
-      </w:r>
-      <w:r>
-        <w:t xml:space="preserve">mean the cardinality of</w:t>
-      </w:r>
-      <w:r>
-        <w:t xml:space="preserve"> </w:t>
-      </w:r>
-      <m:oMath>
-        <m:r>
-          <m:t>A</m:t>
-        </m:r>
-      </m:oMath>
-      <w:r>
-        <w:t xml:space="preserve">.</w:t>
-      </w:r>
-      <w:r>
-        <w:t xml:space="preserve"> </w:t>
-      </w:r>
-      <w:r>
-        <w:t xml:space="preserve">Applied to a number,</w:t>
+        <m:r>
+          <m:rPr>
+            <m:sty m:val="p"/>
+          </m:rPr>
+          <m:t>=</m:t>
+        </m:r>
+        <m:r>
+          <m:t>0</m:t>
+        </m:r>
+      </m:oMath>
+      <w:ins w:id="212" w:author="PR Preview" w:date="2026-01-01T00:00:00Z">
+        <w:r>
+          <w:t xml:space="preserve">.</w:t>
+        </w:r>
+      </w:ins>
+    </w:p>
+    <w:bookmarkEnd w:id="58"/>
+    <w:bookmarkStart w:id="61" w:name="rem-cardinality-bars"/>
+    <w:p>
+      <w:pPr>
+        <w:pStyle w:val="BodyText"/>
+      </w:pPr>
+      <w:r>
+        <w:rPr>
+          <w:i/>
+          <w:iCs/>
+        </w:rPr>
+        <w:t xml:space="preserve">Remark 7</w:t>
+      </w:r>
+      <w:r>
+        <w:t xml:space="preserve"> (Two meanings of</w:t>
       </w:r>
       <w:r>
         <w:t xml:space="preserve"> </w:t>
@@ -11334,7 +12782,10 @@
           </m:dPr>
           <m:e>
             <m:r>
-              <m:t>x</m:t>
+              <m:rPr>
+                <m:sty m:val="p"/>
+              </m:rPr>
+              <m:t>⋅</m:t>
             </m:r>
           </m:e>
         </m:d>
@@ -11343,6 +12794,83 @@
         </m:r>
       </m:oMath>
       <w:r>
+        <w:t xml:space="preserve">). </w:t>
+      </w:r>
+      <w:r>
+        <w:t xml:space="preserve">Applied to a set, the bars</w:t>
+      </w:r>
+      <w:r>
+        <w:t xml:space="preserve"> </w:t>
+      </w:r>
+      <m:oMath>
+        <m:r>
+          <m:t>​</m:t>
+        </m:r>
+        <m:d>
+          <m:dPr>
+            <m:begChr m:val="|"/>
+            <m:sepChr m:val=""/>
+            <m:endChr m:val="|"/>
+            <m:grow/>
+          </m:dPr>
+          <m:e>
+            <m:r>
+              <m:t>A</m:t>
+            </m:r>
+          </m:e>
+        </m:d>
+        <m:r>
+          <m:t>​</m:t>
+        </m:r>
+      </m:oMath>
+      <w:r>
+        <w:t xml:space="preserve"> </w:t>
+      </w:r>
+      <w:r>
+        <w:t xml:space="preserve">mean the cardinality of</w:t>
+      </w:r>
+      <w:r>
+        <w:t xml:space="preserve"> </w:t>
+      </w:r>
+      <m:oMath>
+        <m:r>
+          <m:t>A</m:t>
+        </m:r>
+      </m:oMath>
+      <w:r>
+        <w:t xml:space="preserve">.</w:t>
+      </w:r>
+      <w:r>
+        <w:t xml:space="preserve"> </w:t>
+      </w:r>
+      <w:r>
+        <w:t xml:space="preserve">Applied to a number,</w:t>
+      </w:r>
+      <w:r>
+        <w:t xml:space="preserve"> </w:t>
+      </w:r>
+      <m:oMath>
+        <m:r>
+          <m:t>​</m:t>
+        </m:r>
+        <m:d>
+          <m:dPr>
+            <m:begChr m:val="|"/>
+            <m:sepChr m:val=""/>
+            <m:endChr m:val="|"/>
+            <m:grow/>
+          </m:dPr>
+          <m:e>
+            <m:r>
+              <m:t>x</m:t>
+            </m:r>
+          </m:e>
+        </m:d>
+        <m:r>
+          <m:t>​</m:t>
+        </m:r>
+      </m:oMath>
+      <w:r>
         <w:t xml:space="preserve"> </w:t>
       </w:r>
       <w:r>
@@ -11351,7 +12879,7 @@
       <w:r>
         <w:t xml:space="preserve"> </w:t>
       </w:r>
-      <w:hyperlink r:id="rId57">
+      <w:hyperlink r:id="rId59">
         <w:r>
           <w:rPr>
             <w:rStyle w:val="Hyperlink"/>
@@ -11371,7 +12899,7 @@
       <w:r>
         <w:t xml:space="preserve"> </w:t>
       </w:r>
-      <w:hyperlink r:id="rId58">
+      <w:hyperlink r:id="rId60">
         <w:r>
           <w:rPr>
             <w:rStyle w:val="Hyperlink"/>
@@ -11506,25 +13034,55 @@
         <w:t xml:space="preserve">.</w:t>
       </w:r>
     </w:p>
-    <w:bookmarkEnd w:id="59"/>
-    <w:bookmarkStart w:id="60" w:name="exm-finite-set"/>
+    <w:bookmarkEnd w:id="61"/>
+    <w:bookmarkStart w:id="62" w:name="exm-finite-set"/>
     <w:p>
       <w:pPr>
         <w:pStyle w:val="BodyText"/>
       </w:pPr>
-      <w:r>
-        <w:rPr>
-          <w:b/>
-          <w:bCs/>
-        </w:rPr>
-        <w:t xml:space="preserve">Example 14 (Finite and infinite sets)</w:t>
-      </w:r>
-      <w:r>
-        <w:t xml:space="preserve"> </w:t>
-      </w:r>
-      <w:r>
-        <w:t xml:space="preserve"> </w:t>
-      </w:r>
+      <w:del w:id="213" w:author="PR Preview" w:date="2026-01-01T00:00:00Z">
+        <w:r>
+          <w:rPr>
+            <w:b/>
+            <w:bCs/>
+          </w:rPr>
+          <w:delText xml:space="preserve">Example 14 (Finite and infinite sets)</w:delText>
+        </w:r>
+      </w:del>
+      <w:del w:id="214" w:author="PR Preview" w:date="2026-01-01T00:00:00Z">
+        <w:r>
+          <w:delText xml:space="preserve"> </w:delText>
+        </w:r>
+      </w:del>
+      <w:del w:id="215" w:author="PR Preview" w:date="2026-01-01T00:00:00Z">
+        <w:r>
+          <w:delText xml:space="preserve"> </w:delText>
+        </w:r>
+      </w:del>
+    </w:p>
+    <w:p>
+      <w:pPr>
+        <w:pStyle w:val="BodyText"/>
+      </w:pPr>
+      <w:ins w:id="216" w:author="PR Preview" w:date="2026-01-01T00:00:00Z">
+        <w:r>
+          <w:rPr>
+            <w:b/>
+            <w:bCs/>
+          </w:rPr>
+          <w:t xml:space="preserve">Example 15 (Finite and infinite sets)</w:t>
+        </w:r>
+      </w:ins>
+      <w:ins w:id="217" w:author="PR Preview" w:date="2026-01-01T00:00:00Z">
+        <w:r>
+          <w:t xml:space="preserve"> </w:t>
+        </w:r>
+      </w:ins>
+      <w:ins w:id="218" w:author="PR Preview" w:date="2026-01-01T00:00:00Z">
+        <w:r>
+          <w:t xml:space="preserve"> </w:t>
+        </w:r>
+      </w:ins>
     </w:p>
     <w:p>
       <w:pPr>
@@ -12099,128 +13657,178 @@
         <w:t xml:space="preserve">which is larger than every number in the list.</w:t>
       </w:r>
     </w:p>
-    <w:bookmarkEnd w:id="60"/>
-    <w:bookmarkStart w:id="61" w:name="def-infinite-set"/>
+    <w:bookmarkEnd w:id="62"/>
+    <w:bookmarkStart w:id="63" w:name="def-infinite-set"/>
     <w:p>
       <w:pPr>
         <w:pStyle w:val="FirstParagraph"/>
       </w:pPr>
-      <w:r>
-        <w:rPr>
-          <w:b/>
-          <w:bCs/>
-        </w:rPr>
-        <w:t xml:space="preserve">Definition 22 (Infinite set)</w:t>
-      </w:r>
-      <w:r>
-        <w:t xml:space="preserve"> </w:t>
-      </w:r>
-      <w:r>
-        <w:t xml:space="preserve">A set that is not finite (</w:t>
-      </w:r>
+      <w:del w:id="219" w:author="PR Preview" w:date="2026-01-01T00:00:00Z">
+        <w:r>
+          <w:rPr>
+            <w:b/>
+            <w:bCs/>
+          </w:rPr>
+          <w:delText xml:space="preserve">Definition 22 (Infinite set)</w:delText>
+        </w:r>
+      </w:del>
+      <w:del w:id="220" w:author="PR Preview" w:date="2026-01-01T00:00:00Z">
+        <w:r>
+          <w:delText xml:space="preserve"> </w:delText>
+        </w:r>
+      </w:del>
+      <w:del w:id="221" w:author="PR Preview" w:date="2026-01-01T00:00:00Z">
+        <w:r>
+          <w:delText xml:space="preserve">A set that is not finite (</w:delText>
+        </w:r>
+      </w:del>
       <w:hyperlink w:anchor="def-finite-set">
+        <w:del w:id="222" w:author="PR Preview" w:date="2026-01-01T00:00:00Z">
+          <w:r>
+            <w:rPr>
+              <w:rStyle w:val="Hyperlink"/>
+            </w:rPr>
+            <w:delText xml:space="preserve">Definition 20</w:delText>
+          </w:r>
+        </w:del>
+      </w:hyperlink>
+      <w:del w:id="223" w:author="PR Preview" w:date="2026-01-01T00:00:00Z">
+        <w:r>
+          <w:delText xml:space="preserve">) is</w:delText>
+        </w:r>
+      </w:del>
+      <w:del w:id="224" w:author="PR Preview" w:date="2026-01-01T00:00:00Z">
+        <w:r>
+          <w:delText xml:space="preserve"> </w:delText>
+        </w:r>
+      </w:del>
+      <w:del w:id="225" w:author="PR Preview" w:date="2026-01-01T00:00:00Z">
         <w:r>
           <w:rPr>
-            <w:rStyle w:val="Hyperlink"/>
+            <w:b/>
+            <w:bCs/>
           </w:rPr>
-          <w:t xml:space="preserve">Definition 20</w:t>
-        </w:r>
-      </w:hyperlink>
-      <w:r>
-        <w:t xml:space="preserve">) is</w:t>
-      </w:r>
-      <w:r>
-        <w:t xml:space="preserve"> </w:t>
-      </w:r>
-      <w:r>
-        <w:rPr>
-          <w:b/>
-          <w:bCs/>
-        </w:rPr>
-        <w:t xml:space="preserve">infinite</w:t>
-      </w:r>
-      <w:r>
-        <w:t xml:space="preserve"> </w:t>
-      </w:r>
-      <w:r>
-        <w:t xml:space="preserve">[16]</w:t>
-      </w:r>
-      <w:r>
-        <w:t xml:space="preserve">.</w:t>
-      </w:r>
+          <w:delText xml:space="preserve">infinite</w:delText>
+        </w:r>
+      </w:del>
+      <w:del w:id="226" w:author="PR Preview" w:date="2026-01-01T00:00:00Z">
+        <w:r>
+          <w:delText xml:space="preserve"> </w:delText>
+        </w:r>
+      </w:del>
+      <w:del w:id="227" w:author="PR Preview" w:date="2026-01-01T00:00:00Z">
+        <w:r>
+          <w:delText xml:space="preserve">[16]</w:delText>
+        </w:r>
+      </w:del>
+      <w:del w:id="228" w:author="PR Preview" w:date="2026-01-01T00:00:00Z">
+        <w:r>
+          <w:delText xml:space="preserve">.</w:delText>
+        </w:r>
+      </w:del>
     </w:p>
-    <w:bookmarkEnd w:id="61"/>
-    <w:bookmarkStart w:id="62" w:name="def-countable-set"/>
     <w:p>
       <w:pPr>
         <w:pStyle w:val="BodyText"/>
       </w:pPr>
-      <w:r>
-        <w:rPr>
-          <w:b/>
-          <w:bCs/>
-        </w:rPr>
-        <w:t xml:space="preserve">Definition 23 (Countable set)</w:t>
-      </w:r>
-      <w:r>
-        <w:t xml:space="preserve"> </w:t>
-      </w:r>
-      <w:r>
-        <w:t xml:space="preserve">A set is</w:t>
-      </w:r>
-      <w:r>
-        <w:t xml:space="preserve"> </w:t>
-      </w:r>
-      <w:r>
-        <w:rPr>
-          <w:b/>
-          <w:bCs/>
-        </w:rPr>
-        <w:t xml:space="preserve">countable</w:t>
-      </w:r>
-      <w:r>
-        <w:t xml:space="preserve"> </w:t>
-      </w:r>
-      <w:r>
-        <w:t xml:space="preserve">[17]</w:t>
-      </w:r>
-      <w:r>
-        <w:t xml:space="preserve"> </w:t>
-      </w:r>
-      <w:r>
-        <w:t xml:space="preserve">if it is finite (</w:t>
-      </w:r>
+      <w:del w:id="229" w:author="PR Preview" w:date="2026-01-01T00:00:00Z">
+        <w:r>
+          <w:rPr>
+            <w:b/>
+            <w:bCs/>
+          </w:rPr>
+          <w:delText xml:space="preserve">Definition 23 (Countable set)</w:delText>
+        </w:r>
+      </w:del>
+      <w:del w:id="230" w:author="PR Preview" w:date="2026-01-01T00:00:00Z">
+        <w:r>
+          <w:delText xml:space="preserve"> </w:delText>
+        </w:r>
+      </w:del>
+      <w:del w:id="231" w:author="PR Preview" w:date="2026-01-01T00:00:00Z">
+        <w:r>
+          <w:delText xml:space="preserve">A set is</w:delText>
+        </w:r>
+      </w:del>
+      <w:del w:id="232" w:author="PR Preview" w:date="2026-01-01T00:00:00Z">
+        <w:r>
+          <w:delText xml:space="preserve"> </w:delText>
+        </w:r>
+      </w:del>
+      <w:del w:id="233" w:author="PR Preview" w:date="2026-01-01T00:00:00Z">
+        <w:r>
+          <w:rPr>
+            <w:b/>
+            <w:bCs/>
+          </w:rPr>
+          <w:delText xml:space="preserve">countable</w:delText>
+        </w:r>
+      </w:del>
+      <w:del w:id="234" w:author="PR Preview" w:date="2026-01-01T00:00:00Z">
+        <w:r>
+          <w:delText xml:space="preserve"> </w:delText>
+        </w:r>
+      </w:del>
+      <w:del w:id="235" w:author="PR Preview" w:date="2026-01-01T00:00:00Z">
+        <w:r>
+          <w:delText xml:space="preserve">[17]</w:delText>
+        </w:r>
+      </w:del>
+      <w:del w:id="236" w:author="PR Preview" w:date="2026-01-01T00:00:00Z">
+        <w:r>
+          <w:delText xml:space="preserve"> </w:delText>
+        </w:r>
+      </w:del>
+      <w:del w:id="237" w:author="PR Preview" w:date="2026-01-01T00:00:00Z">
+        <w:r>
+          <w:delText xml:space="preserve">if it is finite (</w:delText>
+        </w:r>
+      </w:del>
       <w:hyperlink w:anchor="def-finite-set">
-        <w:r>
-          <w:rPr>
-            <w:rStyle w:val="Hyperlink"/>
-          </w:rPr>
-          <w:t xml:space="preserve">Definition 20</w:t>
-        </w:r>
+        <w:del w:id="238" w:author="PR Preview" w:date="2026-01-01T00:00:00Z">
+          <w:r>
+            <w:rPr>
+              <w:rStyle w:val="Hyperlink"/>
+            </w:rPr>
+            <w:delText xml:space="preserve">Definition 20</w:delText>
+          </w:r>
+        </w:del>
       </w:hyperlink>
-      <w:r>
-        <w:t xml:space="preserve">),</w:t>
-      </w:r>
-      <w:r>
-        <w:t xml:space="preserve"> </w:t>
-      </w:r>
-      <w:r>
-        <w:t xml:space="preserve">or if its elements can be listed as a sequence (</w:t>
-      </w:r>
+      <w:del w:id="239" w:author="PR Preview" w:date="2026-01-01T00:00:00Z">
+        <w:r>
+          <w:delText xml:space="preserve">),</w:delText>
+        </w:r>
+      </w:del>
+      <w:del w:id="240" w:author="PR Preview" w:date="2026-01-01T00:00:00Z">
+        <w:r>
+          <w:delText xml:space="preserve"> </w:delText>
+        </w:r>
+      </w:del>
+      <w:del w:id="241" w:author="PR Preview" w:date="2026-01-01T00:00:00Z">
+        <w:r>
+          <w:delText xml:space="preserve">or if its elements can be listed as a sequence (</w:delText>
+        </w:r>
+      </w:del>
       <w:hyperlink w:anchor="def-sequence">
-        <w:r>
-          <w:rPr>
-            <w:rStyle w:val="Hyperlink"/>
-          </w:rPr>
-          <w:t xml:space="preserve">Definition 17</w:t>
-        </w:r>
+        <w:del w:id="242" w:author="PR Preview" w:date="2026-01-01T00:00:00Z">
+          <w:r>
+            <w:rPr>
+              <w:rStyle w:val="Hyperlink"/>
+            </w:rPr>
+            <w:delText xml:space="preserve">Definition 17</w:delText>
+          </w:r>
+        </w:del>
       </w:hyperlink>
-      <w:r>
-        <w:t xml:space="preserve">)</w:t>
-      </w:r>
-      <w:r>
-        <w:t xml:space="preserve"> </w:t>
-      </w:r>
+      <w:del w:id="243" w:author="PR Preview" w:date="2026-01-01T00:00:00Z">
+        <w:r>
+          <w:delText xml:space="preserve">)</w:delText>
+        </w:r>
+      </w:del>
+      <w:del w:id="244" w:author="PR Preview" w:date="2026-01-01T00:00:00Z">
+        <w:r>
+          <w:delText xml:space="preserve"> </w:delText>
+        </w:r>
+      </w:del>
       <m:oMath>
         <m:sSub>
           <m:e>
@@ -12283,85 +13891,459 @@
           <m:t>…</m:t>
         </m:r>
       </m:oMath>
-      <w:r>
-        <w:t xml:space="preserve"> </w:t>
-      </w:r>
-      <w:r>
-        <w:t xml:space="preserve">in which every element appears.</w:t>
-      </w:r>
+      <w:del w:id="245" w:author="PR Preview" w:date="2026-01-01T00:00:00Z">
+        <w:r>
+          <w:delText xml:space="preserve"> </w:delText>
+        </w:r>
+      </w:del>
+      <w:del w:id="246" w:author="PR Preview" w:date="2026-01-01T00:00:00Z">
+        <w:r>
+          <w:delText xml:space="preserve">in which every element appears.</w:delText>
+        </w:r>
+      </w:del>
     </w:p>
-    <w:bookmarkEnd w:id="62"/>
-    <w:bookmarkStart w:id="63" w:name="def-countably-infinite"/>
     <w:p>
       <w:pPr>
         <w:pStyle w:val="BodyText"/>
       </w:pPr>
-      <w:r>
-        <w:rPr>
-          <w:b/>
-          <w:bCs/>
-        </w:rPr>
-        <w:t xml:space="preserve">Definition 24 (Countably infinite set)</w:t>
-      </w:r>
-      <w:r>
-        <w:t xml:space="preserve"> </w:t>
-      </w:r>
-      <w:r>
-        <w:t xml:space="preserve">A set is</w:t>
-      </w:r>
-      <w:r>
-        <w:t xml:space="preserve"> </w:t>
-      </w:r>
-      <w:r>
-        <w:rPr>
-          <w:b/>
-          <w:bCs/>
-        </w:rPr>
-        <w:t xml:space="preserve">countably infinite</w:t>
-      </w:r>
-      <w:r>
-        <w:t xml:space="preserve"> </w:t>
-      </w:r>
-      <w:r>
-        <w:t xml:space="preserve">if it is</w:t>
-      </w:r>
-      <w:r>
-        <w:t xml:space="preserve"> </w:t>
-      </w:r>
+      <w:del w:id="247" w:author="PR Preview" w:date="2026-01-01T00:00:00Z">
+        <w:r>
+          <w:rPr>
+            <w:b/>
+            <w:bCs/>
+          </w:rPr>
+          <w:delText xml:space="preserve">Definition 24 (Countably infinite set)</w:delText>
+        </w:r>
+      </w:del>
+      <w:del w:id="248" w:author="PR Preview" w:date="2026-01-01T00:00:00Z">
+        <w:r>
+          <w:delText xml:space="preserve"> </w:delText>
+        </w:r>
+      </w:del>
+      <w:del w:id="249" w:author="PR Preview" w:date="2026-01-01T00:00:00Z">
+        <w:r>
+          <w:delText xml:space="preserve">A set is</w:delText>
+        </w:r>
+      </w:del>
+      <w:del w:id="250" w:author="PR Preview" w:date="2026-01-01T00:00:00Z">
+        <w:r>
+          <w:delText xml:space="preserve"> </w:delText>
+        </w:r>
+      </w:del>
+      <w:del w:id="251" w:author="PR Preview" w:date="2026-01-01T00:00:00Z">
+        <w:r>
+          <w:rPr>
+            <w:b/>
+            <w:bCs/>
+          </w:rPr>
+          <w:delText xml:space="preserve">countably infinite</w:delText>
+        </w:r>
+      </w:del>
+      <w:del w:id="252" w:author="PR Preview" w:date="2026-01-01T00:00:00Z">
+        <w:r>
+          <w:delText xml:space="preserve"> </w:delText>
+        </w:r>
+      </w:del>
+      <w:del w:id="253" w:author="PR Preview" w:date="2026-01-01T00:00:00Z">
+        <w:r>
+          <w:delText xml:space="preserve">if it is</w:delText>
+        </w:r>
+      </w:del>
+      <w:del w:id="254" w:author="PR Preview" w:date="2026-01-01T00:00:00Z">
+        <w:r>
+          <w:delText xml:space="preserve"> </w:delText>
+        </w:r>
+      </w:del>
       <w:hyperlink w:anchor="def-countable-set">
-        <w:r>
-          <w:rPr>
-            <w:rStyle w:val="Hyperlink"/>
-          </w:rPr>
-          <w:t xml:space="preserve">countable</w:t>
-        </w:r>
+        <w:del w:id="255" w:author="PR Preview" w:date="2026-01-01T00:00:00Z">
+          <w:r>
+            <w:rPr>
+              <w:rStyle w:val="Hyperlink"/>
+            </w:rPr>
+            <w:delText xml:space="preserve">countable</w:delText>
+          </w:r>
+        </w:del>
       </w:hyperlink>
-      <w:r>
-        <w:t xml:space="preserve"> </w:t>
-      </w:r>
-      <w:r>
-        <w:t xml:space="preserve">and not finite.</w:t>
-      </w:r>
+      <w:del w:id="256" w:author="PR Preview" w:date="2026-01-01T00:00:00Z">
+        <w:r>
+          <w:delText xml:space="preserve"> </w:delText>
+        </w:r>
+      </w:del>
+      <w:del w:id="257" w:author="PR Preview" w:date="2026-01-01T00:00:00Z">
+        <w:r>
+          <w:delText xml:space="preserve">and not finite.</w:delText>
+        </w:r>
+      </w:del>
     </w:p>
-    <w:bookmarkEnd w:id="63"/>
-    <w:bookmarkStart w:id="66" w:name="exm-countable-set"/>
     <w:p>
       <w:pPr>
         <w:pStyle w:val="BodyText"/>
       </w:pPr>
-      <w:r>
-        <w:rPr>
-          <w:b/>
-          <w:bCs/>
-        </w:rPr>
-        <w:t xml:space="preserve">Example 15 (Countable and uncountable sets)</w:t>
-      </w:r>
-      <w:r>
-        <w:t xml:space="preserve"> </w:t>
-      </w:r>
-      <w:r>
-        <w:t xml:space="preserve"> </w:t>
-      </w:r>
+      <w:del w:id="258" w:author="PR Preview" w:date="2026-01-01T00:00:00Z">
+        <w:r>
+          <w:rPr>
+            <w:b/>
+            <w:bCs/>
+          </w:rPr>
+          <w:delText xml:space="preserve">Example 15 (Countable and uncountable sets)</w:delText>
+        </w:r>
+      </w:del>
+      <w:del w:id="259" w:author="PR Preview" w:date="2026-01-01T00:00:00Z">
+        <w:r>
+          <w:delText xml:space="preserve"> </w:delText>
+        </w:r>
+      </w:del>
+      <w:del w:id="260" w:author="PR Preview" w:date="2026-01-01T00:00:00Z">
+        <w:r>
+          <w:delText xml:space="preserve"> </w:delText>
+        </w:r>
+      </w:del>
+    </w:p>
+    <w:p>
+      <w:pPr>
+        <w:pStyle w:val="FirstParagraph"/>
+      </w:pPr>
+      <w:ins w:id="261" w:author="PR Preview" w:date="2026-01-01T00:00:00Z">
+        <w:r>
+          <w:rPr>
+            <w:b/>
+            <w:bCs/>
+          </w:rPr>
+          <w:t xml:space="preserve">Definition 23 (Infinite set)</w:t>
+        </w:r>
+      </w:ins>
+      <w:ins w:id="262" w:author="PR Preview" w:date="2026-01-01T00:00:00Z">
+        <w:r>
+          <w:t xml:space="preserve"> </w:t>
+        </w:r>
+      </w:ins>
+      <w:ins w:id="263" w:author="PR Preview" w:date="2026-01-01T00:00:00Z">
+        <w:r>
+          <w:t xml:space="preserve">A set that is not finite (</w:t>
+        </w:r>
+      </w:ins>
+      <w:hyperlink w:anchor="def-finite-set">
+        <w:ins w:id="264" w:author="PR Preview" w:date="2026-01-01T00:00:00Z">
+          <w:r>
+            <w:rPr>
+              <w:rStyle w:val="Hyperlink"/>
+            </w:rPr>
+            <w:t xml:space="preserve">Definition 21</w:t>
+          </w:r>
+        </w:ins>
+      </w:hyperlink>
+      <w:ins w:id="265" w:author="PR Preview" w:date="2026-01-01T00:00:00Z">
+        <w:r>
+          <w:t xml:space="preserve">) is</w:t>
+        </w:r>
+      </w:ins>
+      <w:ins w:id="266" w:author="PR Preview" w:date="2026-01-01T00:00:00Z">
+        <w:r>
+          <w:t xml:space="preserve"> </w:t>
+        </w:r>
+      </w:ins>
+      <w:ins w:id="267" w:author="PR Preview" w:date="2026-01-01T00:00:00Z">
+        <w:r>
+          <w:rPr>
+            <w:b/>
+            <w:bCs/>
+          </w:rPr>
+          <w:t xml:space="preserve">infinite</w:t>
+        </w:r>
+      </w:ins>
+      <w:ins w:id="268" w:author="PR Preview" w:date="2026-01-01T00:00:00Z">
+        <w:r>
+          <w:t xml:space="preserve"> </w:t>
+        </w:r>
+      </w:ins>
+      <w:ins w:id="269" w:author="PR Preview" w:date="2026-01-01T00:00:00Z">
+        <w:r>
+          <w:t xml:space="preserve">[17]</w:t>
+        </w:r>
+      </w:ins>
+      <w:ins w:id="270" w:author="PR Preview" w:date="2026-01-01T00:00:00Z">
+        <w:r>
+          <w:t xml:space="preserve">.</w:t>
+        </w:r>
+      </w:ins>
+    </w:p>
+    <w:bookmarkEnd w:id="63"/>
+    <w:bookmarkStart w:id="64" w:name="def-countable-set"/>
+    <w:p>
+      <w:pPr>
+        <w:pStyle w:val="BodyText"/>
+      </w:pPr>
+      <w:ins w:id="271" w:author="PR Preview" w:date="2026-01-01T00:00:00Z">
+        <w:r>
+          <w:rPr>
+            <w:b/>
+            <w:bCs/>
+          </w:rPr>
+          <w:t xml:space="preserve">Definition 24 (Countable set)</w:t>
+        </w:r>
+      </w:ins>
+      <w:ins w:id="272" w:author="PR Preview" w:date="2026-01-01T00:00:00Z">
+        <w:r>
+          <w:t xml:space="preserve"> </w:t>
+        </w:r>
+      </w:ins>
+      <w:ins w:id="273" w:author="PR Preview" w:date="2026-01-01T00:00:00Z">
+        <w:r>
+          <w:t xml:space="preserve">A set is</w:t>
+        </w:r>
+      </w:ins>
+      <w:ins w:id="274" w:author="PR Preview" w:date="2026-01-01T00:00:00Z">
+        <w:r>
+          <w:t xml:space="preserve"> </w:t>
+        </w:r>
+      </w:ins>
+      <w:ins w:id="275" w:author="PR Preview" w:date="2026-01-01T00:00:00Z">
+        <w:r>
+          <w:rPr>
+            <w:b/>
+            <w:bCs/>
+          </w:rPr>
+          <w:t xml:space="preserve">countable</w:t>
+        </w:r>
+      </w:ins>
+      <w:ins w:id="276" w:author="PR Preview" w:date="2026-01-01T00:00:00Z">
+        <w:r>
+          <w:t xml:space="preserve"> </w:t>
+        </w:r>
+      </w:ins>
+      <w:ins w:id="277" w:author="PR Preview" w:date="2026-01-01T00:00:00Z">
+        <w:r>
+          <w:t xml:space="preserve">[18]</w:t>
+        </w:r>
+      </w:ins>
+      <w:ins w:id="278" w:author="PR Preview" w:date="2026-01-01T00:00:00Z">
+        <w:r>
+          <w:t xml:space="preserve"> </w:t>
+        </w:r>
+      </w:ins>
+      <w:ins w:id="279" w:author="PR Preview" w:date="2026-01-01T00:00:00Z">
+        <w:r>
+          <w:t xml:space="preserve">if it is finite (</w:t>
+        </w:r>
+      </w:ins>
+      <w:hyperlink w:anchor="def-finite-set">
+        <w:ins w:id="280" w:author="PR Preview" w:date="2026-01-01T00:00:00Z">
+          <w:r>
+            <w:rPr>
+              <w:rStyle w:val="Hyperlink"/>
+            </w:rPr>
+            <w:t xml:space="preserve">Definition 21</w:t>
+          </w:r>
+        </w:ins>
+      </w:hyperlink>
+      <w:ins w:id="281" w:author="PR Preview" w:date="2026-01-01T00:00:00Z">
+        <w:r>
+          <w:t xml:space="preserve">),</w:t>
+        </w:r>
+      </w:ins>
+      <w:ins w:id="282" w:author="PR Preview" w:date="2026-01-01T00:00:00Z">
+        <w:r>
+          <w:t xml:space="preserve"> </w:t>
+        </w:r>
+      </w:ins>
+      <w:ins w:id="283" w:author="PR Preview" w:date="2026-01-01T00:00:00Z">
+        <w:r>
+          <w:t xml:space="preserve">or if its elements can be listed as a sequence (</w:t>
+        </w:r>
+      </w:ins>
+      <w:hyperlink w:anchor="def-sequence">
+        <w:ins w:id="284" w:author="PR Preview" w:date="2026-01-01T00:00:00Z">
+          <w:r>
+            <w:rPr>
+              <w:rStyle w:val="Hyperlink"/>
+            </w:rPr>
+            <w:t xml:space="preserve">Definition 17</w:t>
+          </w:r>
+        </w:ins>
+      </w:hyperlink>
+      <w:ins w:id="285" w:author="PR Preview" w:date="2026-01-01T00:00:00Z">
+        <w:r>
+          <w:t xml:space="preserve">)</w:t>
+        </w:r>
+      </w:ins>
+      <w:ins w:id="286" w:author="PR Preview" w:date="2026-01-01T00:00:00Z">
+        <w:r>
+          <w:t xml:space="preserve"> </w:t>
+        </w:r>
+      </w:ins>
+      <m:oMath>
+        <m:sSub>
+          <m:e>
+            <m:r>
+              <m:t>a</m:t>
+            </m:r>
+          </m:e>
+          <m:sub>
+            <m:r>
+              <m:t>1</m:t>
+            </m:r>
+          </m:sub>
+        </m:sSub>
+        <m:r>
+          <m:rPr>
+            <m:sty m:val="p"/>
+          </m:rPr>
+          <m:t>,</m:t>
+        </m:r>
+        <m:sSub>
+          <m:e>
+            <m:r>
+              <m:t>a</m:t>
+            </m:r>
+          </m:e>
+          <m:sub>
+            <m:r>
+              <m:t>2</m:t>
+            </m:r>
+          </m:sub>
+        </m:sSub>
+        <m:r>
+          <m:rPr>
+            <m:sty m:val="p"/>
+          </m:rPr>
+          <m:t>,</m:t>
+        </m:r>
+        <m:sSub>
+          <m:e>
+            <m:r>
+              <m:t>a</m:t>
+            </m:r>
+          </m:e>
+          <m:sub>
+            <m:r>
+              <m:t>3</m:t>
+            </m:r>
+          </m:sub>
+        </m:sSub>
+        <m:r>
+          <m:rPr>
+            <m:sty m:val="p"/>
+          </m:rPr>
+          <m:t>,</m:t>
+        </m:r>
+        <m:r>
+          <m:rPr>
+            <m:sty m:val="p"/>
+          </m:rPr>
+          <m:t>…</m:t>
+        </m:r>
+      </m:oMath>
+      <w:ins w:id="287" w:author="PR Preview" w:date="2026-01-01T00:00:00Z">
+        <w:r>
+          <w:t xml:space="preserve"> </w:t>
+        </w:r>
+      </w:ins>
+      <w:ins w:id="288" w:author="PR Preview" w:date="2026-01-01T00:00:00Z">
+        <w:r>
+          <w:t xml:space="preserve">in which every element appears.</w:t>
+        </w:r>
+      </w:ins>
+    </w:p>
+    <w:bookmarkEnd w:id="64"/>
+    <w:bookmarkStart w:id="65" w:name="def-countably-infinite"/>
+    <w:p>
+      <w:pPr>
+        <w:pStyle w:val="BodyText"/>
+      </w:pPr>
+      <w:ins w:id="289" w:author="PR Preview" w:date="2026-01-01T00:00:00Z">
+        <w:r>
+          <w:rPr>
+            <w:b/>
+            <w:bCs/>
+          </w:rPr>
+          <w:t xml:space="preserve">Definition 25 (Countably infinite set)</w:t>
+        </w:r>
+      </w:ins>
+      <w:ins w:id="290" w:author="PR Preview" w:date="2026-01-01T00:00:00Z">
+        <w:r>
+          <w:t xml:space="preserve"> </w:t>
+        </w:r>
+      </w:ins>
+      <w:ins w:id="291" w:author="PR Preview" w:date="2026-01-01T00:00:00Z">
+        <w:r>
+          <w:t xml:space="preserve">A set is</w:t>
+        </w:r>
+      </w:ins>
+      <w:ins w:id="292" w:author="PR Preview" w:date="2026-01-01T00:00:00Z">
+        <w:r>
+          <w:t xml:space="preserve"> </w:t>
+        </w:r>
+      </w:ins>
+      <w:ins w:id="293" w:author="PR Preview" w:date="2026-01-01T00:00:00Z">
+        <w:r>
+          <w:rPr>
+            <w:b/>
+            <w:bCs/>
+          </w:rPr>
+          <w:t xml:space="preserve">countably infinite</w:t>
+        </w:r>
+      </w:ins>
+      <w:ins w:id="294" w:author="PR Preview" w:date="2026-01-01T00:00:00Z">
+        <w:r>
+          <w:t xml:space="preserve"> </w:t>
+        </w:r>
+      </w:ins>
+      <w:ins w:id="295" w:author="PR Preview" w:date="2026-01-01T00:00:00Z">
+        <w:r>
+          <w:t xml:space="preserve">if it is</w:t>
+        </w:r>
+      </w:ins>
+      <w:ins w:id="296" w:author="PR Preview" w:date="2026-01-01T00:00:00Z">
+        <w:r>
+          <w:t xml:space="preserve"> </w:t>
+        </w:r>
+      </w:ins>
+      <w:hyperlink w:anchor="def-countable-set">
+        <w:ins w:id="297" w:author="PR Preview" w:date="2026-01-01T00:00:00Z">
+          <w:r>
+            <w:rPr>
+              <w:rStyle w:val="Hyperlink"/>
+            </w:rPr>
+            <w:t xml:space="preserve">countable</w:t>
+          </w:r>
+        </w:ins>
+      </w:hyperlink>
+      <w:ins w:id="298" w:author="PR Preview" w:date="2026-01-01T00:00:00Z">
+        <w:r>
+          <w:t xml:space="preserve"> </w:t>
+        </w:r>
+      </w:ins>
+      <w:ins w:id="299" w:author="PR Preview" w:date="2026-01-01T00:00:00Z">
+        <w:r>
+          <w:t xml:space="preserve">and not finite.</w:t>
+        </w:r>
+      </w:ins>
+    </w:p>
+    <w:bookmarkEnd w:id="65"/>
+    <w:bookmarkStart w:id="68" w:name="exm-countable-set"/>
+    <w:p>
+      <w:pPr>
+        <w:pStyle w:val="BodyText"/>
+      </w:pPr>
+      <w:ins w:id="300" w:author="PR Preview" w:date="2026-01-01T00:00:00Z">
+        <w:r>
+          <w:rPr>
+            <w:b/>
+            <w:bCs/>
+          </w:rPr>
+          <w:t xml:space="preserve">Example 16 (Countable and uncountable sets)</w:t>
+        </w:r>
+      </w:ins>
+      <w:ins w:id="301" w:author="PR Preview" w:date="2026-01-01T00:00:00Z">
+        <w:r>
+          <w:t xml:space="preserve"> </w:t>
+        </w:r>
+      </w:ins>
+      <w:ins w:id="302" w:author="PR Preview" w:date="2026-01-01T00:00:00Z">
+        <w:r>
+          <w:t xml:space="preserve"> </w:t>
+        </w:r>
+      </w:ins>
     </w:p>
     <w:p>
       <w:pPr>
@@ -12458,7 +14440,7 @@
       <w:r>
         <w:t xml:space="preserve"> </w:t>
       </w:r>
-      <w:hyperlink r:id="rId64">
+      <w:hyperlink r:id="rId66">
         <w:r>
           <w:rPr>
             <w:rStyle w:val="Hyperlink"/>
@@ -12591,7 +14573,7 @@
       <w:r>
         <w:t xml:space="preserve"> </w:t>
       </w:r>
-      <w:hyperlink r:id="rId65">
+      <w:hyperlink r:id="rId67">
         <w:r>
           <w:rPr>
             <w:rStyle w:val="Hyperlink"/>
@@ -12710,8 +14692,8 @@
         <w:t xml:space="preserve">lists every one of them.</w:t>
       </w:r>
     </w:p>
-    <w:bookmarkEnd w:id="66"/>
-    <w:bookmarkStart w:id="67" w:name="thm-interval-uncountable"/>
+    <w:bookmarkEnd w:id="68"/>
+    <w:bookmarkStart w:id="69" w:name="thm-interval-uncountable"/>
     <w:p>
       <w:pPr>
         <w:pStyle w:val="FirstParagraph"/>
@@ -12779,51 +14761,71 @@
         <w:t xml:space="preserve">.</w:t>
       </w:r>
     </w:p>
-    <w:bookmarkEnd w:id="67"/>
-    <w:bookmarkStart w:id="70" w:name="rem-cantor-diagonal"/>
+    <w:bookmarkEnd w:id="69"/>
+    <w:bookmarkStart w:id="72" w:name="rem-cantor-diagonal"/>
     <w:p>
       <w:pPr>
         <w:pStyle w:val="BodyText"/>
       </w:pPr>
-      <w:r>
-        <w:rPr>
-          <w:i/>
-          <w:iCs/>
-        </w:rPr>
-        <w:t xml:space="preserve">Remark 8</w:t>
-      </w:r>
-      <w:r>
-        <w:t xml:space="preserve"> (Cantor’s diagonal argument). </w:t>
-      </w:r>
-      <w:r>
-        <w:t xml:space="preserve">The standard</w:t>
-      </w:r>
-      <w:r>
-        <w:t xml:space="preserve"> </w:t>
-      </w:r>
-      <w:hyperlink r:id="rId68">
+      <w:del w:id="303" w:author="PR Preview" w:date="2026-01-01T00:00:00Z">
         <w:r>
           <w:rPr>
-            <w:rStyle w:val="Hyperlink"/>
+            <w:i/>
+            <w:iCs/>
           </w:rPr>
-          <w:t xml:space="preserve">proof</w:t>
-        </w:r>
+          <w:delText xml:space="preserve">Remark 8</w:delText>
+        </w:r>
+      </w:del>
+      <w:del w:id="304" w:author="PR Preview" w:date="2026-01-01T00:00:00Z">
+        <w:r>
+          <w:delText xml:space="preserve"> (Cantor’s diagonal argument). </w:delText>
+        </w:r>
+      </w:del>
+      <w:del w:id="305" w:author="PR Preview" w:date="2026-01-01T00:00:00Z">
+        <w:r>
+          <w:delText xml:space="preserve">The standard</w:delText>
+        </w:r>
+      </w:del>
+      <w:del w:id="306" w:author="PR Preview" w:date="2026-01-01T00:00:00Z">
+        <w:r>
+          <w:delText xml:space="preserve"> </w:delText>
+        </w:r>
+      </w:del>
+      <w:hyperlink r:id="rId70">
+        <w:del w:id="307" w:author="PR Preview" w:date="2026-01-01T00:00:00Z">
+          <w:r>
+            <w:rPr>
+              <w:rStyle w:val="Hyperlink"/>
+            </w:rPr>
+            <w:delText xml:space="preserve">proof</w:delText>
+          </w:r>
+        </w:del>
       </w:hyperlink>
-      <w:r>
-        <w:t xml:space="preserve"> </w:t>
-      </w:r>
-      <w:r>
-        <w:t xml:space="preserve">is Cantor’s diagonal argument:</w:t>
-      </w:r>
-      <w:r>
-        <w:t xml:space="preserve"> </w:t>
-      </w:r>
-      <w:r>
-        <w:t xml:space="preserve">given any sequence of numbers in</w:t>
-      </w:r>
-      <w:r>
-        <w:t xml:space="preserve"> </w:t>
-      </w:r>
+      <w:del w:id="308" w:author="PR Preview" w:date="2026-01-01T00:00:00Z">
+        <w:r>
+          <w:delText xml:space="preserve"> </w:delText>
+        </w:r>
+      </w:del>
+      <w:del w:id="309" w:author="PR Preview" w:date="2026-01-01T00:00:00Z">
+        <w:r>
+          <w:delText xml:space="preserve">is Cantor’s diagonal argument:</w:delText>
+        </w:r>
+      </w:del>
+      <w:del w:id="310" w:author="PR Preview" w:date="2026-01-01T00:00:00Z">
+        <w:r>
+          <w:delText xml:space="preserve"> </w:delText>
+        </w:r>
+      </w:del>
+      <w:del w:id="311" w:author="PR Preview" w:date="2026-01-01T00:00:00Z">
+        <w:r>
+          <w:delText xml:space="preserve">given any sequence of numbers in</w:delText>
+        </w:r>
+      </w:del>
+      <w:del w:id="312" w:author="PR Preview" w:date="2026-01-01T00:00:00Z">
+        <w:r>
+          <w:delText xml:space="preserve"> </w:delText>
+        </w:r>
+      </w:del>
       <m:oMath>
         <m:r>
           <m:rPr>
@@ -12850,18 +14852,26 @@
           <m:t>]</m:t>
         </m:r>
       </m:oMath>
-      <w:r>
-        <w:t xml:space="preserve">,</w:t>
-      </w:r>
-      <w:r>
-        <w:t xml:space="preserve"> </w:t>
-      </w:r>
-      <w:r>
-        <w:t xml:space="preserve">it builds a number in</w:t>
-      </w:r>
-      <w:r>
-        <w:t xml:space="preserve"> </w:t>
-      </w:r>
+      <w:del w:id="313" w:author="PR Preview" w:date="2026-01-01T00:00:00Z">
+        <w:r>
+          <w:delText xml:space="preserve">,</w:delText>
+        </w:r>
+      </w:del>
+      <w:del w:id="314" w:author="PR Preview" w:date="2026-01-01T00:00:00Z">
+        <w:r>
+          <w:delText xml:space="preserve"> </w:delText>
+        </w:r>
+      </w:del>
+      <w:del w:id="315" w:author="PR Preview" w:date="2026-01-01T00:00:00Z">
+        <w:r>
+          <w:delText xml:space="preserve">it builds a number in</w:delText>
+        </w:r>
+      </w:del>
+      <w:del w:id="316" w:author="PR Preview" w:date="2026-01-01T00:00:00Z">
+        <w:r>
+          <w:delText xml:space="preserve"> </w:delText>
+        </w:r>
+      </w:del>
       <m:oMath>
         <m:r>
           <m:rPr>
@@ -12888,71 +14898,696 @@
           <m:t>]</m:t>
         </m:r>
       </m:oMath>
-      <w:r>
-        <w:t xml:space="preserve"> </w:t>
-      </w:r>
-      <w:r>
-        <w:t xml:space="preserve">whose</w:t>
-      </w:r>
-      <w:r>
-        <w:t xml:space="preserve"> </w:t>
-      </w:r>
-      <w:hyperlink r:id="rId69">
+      <w:del w:id="317" w:author="PR Preview" w:date="2026-01-01T00:00:00Z">
+        <w:r>
+          <w:delText xml:space="preserve"> </w:delText>
+        </w:r>
+      </w:del>
+      <w:del w:id="318" w:author="PR Preview" w:date="2026-01-01T00:00:00Z">
+        <w:r>
+          <w:delText xml:space="preserve">whose</w:delText>
+        </w:r>
+      </w:del>
+      <w:del w:id="319" w:author="PR Preview" w:date="2026-01-01T00:00:00Z">
+        <w:r>
+          <w:delText xml:space="preserve"> </w:delText>
+        </w:r>
+      </w:del>
+      <w:hyperlink r:id="rId71">
+        <w:del w:id="320" w:author="PR Preview" w:date="2026-01-01T00:00:00Z">
+          <w:r>
+            <w:rPr>
+              <w:rStyle w:val="Hyperlink"/>
+            </w:rPr>
+            <w:delText xml:space="preserve">decimal expansion</w:delText>
+          </w:r>
+        </w:del>
+      </w:hyperlink>
+      <w:del w:id="321" w:author="PR Preview" w:date="2026-01-01T00:00:00Z">
+        <w:r>
+          <w:delText xml:space="preserve"> </w:delText>
+        </w:r>
+      </w:del>
+      <w:del w:id="322" w:author="PR Preview" w:date="2026-01-01T00:00:00Z">
+        <w:r>
+          <w:delText xml:space="preserve">differs from the</w:delText>
+        </w:r>
+      </w:del>
+      <w:del w:id="323" w:author="PR Preview" w:date="2026-01-01T00:00:00Z">
+        <w:r>
+          <w:delText xml:space="preserve"> </w:delText>
+        </w:r>
+      </w:del>
+      <m:oMath>
+        <m:r>
+          <m:t>n</m:t>
+        </m:r>
+      </m:oMath>
+      <w:del w:id="324" w:author="PR Preview" w:date="2026-01-01T00:00:00Z">
+        <w:r>
+          <w:delText xml:space="preserve">th number’s in the</w:delText>
+        </w:r>
+      </w:del>
+      <w:del w:id="325" w:author="PR Preview" w:date="2026-01-01T00:00:00Z">
+        <w:r>
+          <w:delText xml:space="preserve"> </w:delText>
+        </w:r>
+      </w:del>
+      <m:oMath>
+        <m:r>
+          <m:t>n</m:t>
+        </m:r>
+      </m:oMath>
+      <w:del w:id="326" w:author="PR Preview" w:date="2026-01-01T00:00:00Z">
+        <w:r>
+          <w:delText xml:space="preserve">th digit</w:delText>
+        </w:r>
+      </w:del>
+      <w:del w:id="327" w:author="PR Preview" w:date="2026-01-01T00:00:00Z">
+        <w:r>
+          <w:delText xml:space="preserve"> </w:delText>
+        </w:r>
+      </w:del>
+      <w:del w:id="328" w:author="PR Preview" w:date="2026-01-01T00:00:00Z">
+        <w:r>
+          <w:delText xml:space="preserve">(its</w:delText>
+        </w:r>
+      </w:del>
+      <w:del w:id="329" w:author="PR Preview" w:date="2026-01-01T00:00:00Z">
+        <w:r>
+          <w:delText xml:space="preserve"> </w:delText>
+        </w:r>
+      </w:del>
+      <m:oMath>
+        <m:r>
+          <m:t>n</m:t>
+        </m:r>
+      </m:oMath>
+      <w:del w:id="330" w:author="PR Preview" w:date="2026-01-01T00:00:00Z">
+        <w:r>
+          <w:delText xml:space="preserve">th decimal place, one of</w:delText>
+        </w:r>
+      </w:del>
+      <w:del w:id="331" w:author="PR Preview" w:date="2026-01-01T00:00:00Z">
+        <w:r>
+          <w:delText xml:space="preserve"> </w:delText>
+        </w:r>
+      </w:del>
+      <m:oMath>
+        <m:r>
+          <m:t>0</m:t>
+        </m:r>
+        <m:r>
+          <m:rPr>
+            <m:sty m:val="p"/>
+          </m:rPr>
+          <m:t>,</m:t>
+        </m:r>
+        <m:r>
+          <m:t>1</m:t>
+        </m:r>
+        <m:r>
+          <m:rPr>
+            <m:sty m:val="p"/>
+          </m:rPr>
+          <m:t>,</m:t>
+        </m:r>
+        <m:r>
+          <m:rPr>
+            <m:sty m:val="p"/>
+          </m:rPr>
+          <m:t>…</m:t>
+        </m:r>
+        <m:r>
+          <m:rPr>
+            <m:sty m:val="p"/>
+          </m:rPr>
+          <m:t>,</m:t>
+        </m:r>
+        <m:r>
+          <m:t>9</m:t>
+        </m:r>
+      </m:oMath>
+      <w:del w:id="332" w:author="PR Preview" w:date="2026-01-01T00:00:00Z">
+        <w:r>
+          <w:delText xml:space="preserve">),</w:delText>
+        </w:r>
+      </w:del>
+      <w:del w:id="333" w:author="PR Preview" w:date="2026-01-01T00:00:00Z">
+        <w:r>
+          <w:delText xml:space="preserve"> </w:delText>
+        </w:r>
+      </w:del>
+      <w:del w:id="334" w:author="PR Preview" w:date="2026-01-01T00:00:00Z">
+        <w:r>
+          <w:delText xml:space="preserve">so the sequence misses it</w:delText>
+        </w:r>
+      </w:del>
+      <w:del w:id="335" w:author="PR Preview" w:date="2026-01-01T00:00:00Z">
+        <w:r>
+          <w:delText xml:space="preserve"> </w:delText>
+        </w:r>
+      </w:del>
+      <w:del w:id="336" w:author="PR Preview" w:date="2026-01-01T00:00:00Z">
+        <w:r>
+          <w:delText xml:space="preserve">[18]</w:delText>
+        </w:r>
+      </w:del>
+      <w:del w:id="337" w:author="PR Preview" w:date="2026-01-01T00:00:00Z">
+        <w:r>
+          <w:delText xml:space="preserve">.</w:delText>
+        </w:r>
+      </w:del>
+      <w:del w:id="338" w:author="PR Preview" w:date="2026-01-01T00:00:00Z">
+        <w:r>
+          <w:delText xml:space="preserve"> </w:delText>
+        </w:r>
+      </w:del>
+      <w:del w:id="339" w:author="PR Preview" w:date="2026-01-01T00:00:00Z">
+        <w:r>
+          <w:delText xml:space="preserve">One way to choose the</w:delText>
+        </w:r>
+      </w:del>
+      <w:del w:id="340" w:author="PR Preview" w:date="2026-01-01T00:00:00Z">
+        <w:r>
+          <w:delText xml:space="preserve"> </w:delText>
+        </w:r>
+      </w:del>
+      <m:oMath>
+        <m:r>
+          <m:t>n</m:t>
+        </m:r>
+      </m:oMath>
+      <w:del w:id="341" w:author="PR Preview" w:date="2026-01-01T00:00:00Z">
+        <w:r>
+          <w:delText xml:space="preserve">th digit is to use</w:delText>
+        </w:r>
+      </w:del>
+      <w:del w:id="342" w:author="PR Preview" w:date="2026-01-01T00:00:00Z">
+        <w:r>
+          <w:delText xml:space="preserve"> </w:delText>
+        </w:r>
+      </w:del>
+      <m:oMath>
+        <m:r>
+          <m:t>5</m:t>
+        </m:r>
+      </m:oMath>
+      <w:del w:id="343" w:author="PR Preview" w:date="2026-01-01T00:00:00Z">
+        <w:r>
+          <w:delText xml:space="preserve">,</w:delText>
+        </w:r>
+      </w:del>
+      <w:del w:id="344" w:author="PR Preview" w:date="2026-01-01T00:00:00Z">
+        <w:r>
+          <w:delText xml:space="preserve"> </w:delText>
+        </w:r>
+      </w:del>
+      <w:del w:id="345" w:author="PR Preview" w:date="2026-01-01T00:00:00Z">
+        <w:r>
+          <w:delText xml:space="preserve">unless the</w:delText>
+        </w:r>
+      </w:del>
+      <w:del w:id="346" w:author="PR Preview" w:date="2026-01-01T00:00:00Z">
+        <w:r>
+          <w:delText xml:space="preserve"> </w:delText>
+        </w:r>
+      </w:del>
+      <m:oMath>
+        <m:r>
+          <m:t>n</m:t>
+        </m:r>
+      </m:oMath>
+      <w:del w:id="347" w:author="PR Preview" w:date="2026-01-01T00:00:00Z">
+        <w:r>
+          <w:delText xml:space="preserve">th number’s</w:delText>
+        </w:r>
+      </w:del>
+      <w:del w:id="348" w:author="PR Preview" w:date="2026-01-01T00:00:00Z">
+        <w:r>
+          <w:delText xml:space="preserve"> </w:delText>
+        </w:r>
+      </w:del>
+      <m:oMath>
+        <m:r>
+          <m:t>n</m:t>
+        </m:r>
+      </m:oMath>
+      <w:del w:id="349" w:author="PR Preview" w:date="2026-01-01T00:00:00Z">
+        <w:r>
+          <w:delText xml:space="preserve">th digit is</w:delText>
+        </w:r>
+      </w:del>
+      <w:del w:id="350" w:author="PR Preview" w:date="2026-01-01T00:00:00Z">
+        <w:r>
+          <w:delText xml:space="preserve"> </w:delText>
+        </w:r>
+      </w:del>
+      <m:oMath>
+        <m:r>
+          <m:t>5</m:t>
+        </m:r>
+      </m:oMath>
+      <w:del w:id="351" w:author="PR Preview" w:date="2026-01-01T00:00:00Z">
+        <w:r>
+          <w:delText xml:space="preserve">, in which case use</w:delText>
+        </w:r>
+      </w:del>
+      <w:del w:id="352" w:author="PR Preview" w:date="2026-01-01T00:00:00Z">
+        <w:r>
+          <w:delText xml:space="preserve"> </w:delText>
+        </w:r>
+      </w:del>
+      <m:oMath>
+        <m:r>
+          <m:t>4</m:t>
+        </m:r>
+      </m:oMath>
+      <w:del w:id="353" w:author="PR Preview" w:date="2026-01-01T00:00:00Z">
+        <w:r>
+          <w:delText xml:space="preserve">.</w:delText>
+        </w:r>
+      </w:del>
+      <w:del w:id="354" w:author="PR Preview" w:date="2026-01-01T00:00:00Z">
+        <w:r>
+          <w:delText xml:space="preserve"> </w:delText>
+        </w:r>
+      </w:del>
+      <w:del w:id="355" w:author="PR Preview" w:date="2026-01-01T00:00:00Z">
+        <w:r>
+          <w:delText xml:space="preserve">For example, if the sequence starts</w:delText>
+        </w:r>
+      </w:del>
+      <w:del w:id="356" w:author="PR Preview" w:date="2026-01-01T00:00:00Z">
+        <w:r>
+          <w:delText xml:space="preserve"> </w:delText>
+        </w:r>
+      </w:del>
+      <m:oMath>
+        <m:r>
+          <m:t>0.1234</m:t>
+        </m:r>
+        <m:r>
+          <m:rPr>
+            <m:sty m:val="p"/>
+          </m:rPr>
+          <m:t>…</m:t>
+        </m:r>
+      </m:oMath>
+      <w:del w:id="357" w:author="PR Preview" w:date="2026-01-01T00:00:00Z">
+        <w:r>
+          <w:delText xml:space="preserve">,</w:delText>
+        </w:r>
+      </w:del>
+      <w:del w:id="358" w:author="PR Preview" w:date="2026-01-01T00:00:00Z">
+        <w:r>
+          <w:delText xml:space="preserve"> </w:delText>
+        </w:r>
+      </w:del>
+      <m:oMath>
+        <m:r>
+          <m:t>0.3579</m:t>
+        </m:r>
+        <m:r>
+          <m:rPr>
+            <m:sty m:val="p"/>
+          </m:rPr>
+          <m:t>…</m:t>
+        </m:r>
+      </m:oMath>
+      <w:del w:id="359" w:author="PR Preview" w:date="2026-01-01T00:00:00Z">
+        <w:r>
+          <w:delText xml:space="preserve">,</w:delText>
+        </w:r>
+      </w:del>
+      <w:del w:id="360" w:author="PR Preview" w:date="2026-01-01T00:00:00Z">
+        <w:r>
+          <w:delText xml:space="preserve"> </w:delText>
+        </w:r>
+      </w:del>
+      <m:oMath>
+        <m:r>
+          <m:t>0.2468</m:t>
+        </m:r>
+        <m:r>
+          <m:rPr>
+            <m:sty m:val="p"/>
+          </m:rPr>
+          <m:t>…</m:t>
+        </m:r>
+      </m:oMath>
+      <w:del w:id="361" w:author="PR Preview" w:date="2026-01-01T00:00:00Z">
+        <w:r>
+          <w:delText xml:space="preserve">,</w:delText>
+        </w:r>
+      </w:del>
+      <w:del w:id="362" w:author="PR Preview" w:date="2026-01-01T00:00:00Z">
+        <w:r>
+          <w:delText xml:space="preserve"> </w:delText>
+        </w:r>
+      </w:del>
+      <w:del w:id="363" w:author="PR Preview" w:date="2026-01-01T00:00:00Z">
+        <w:r>
+          <w:delText xml:space="preserve">the diagonal digits are</w:delText>
+        </w:r>
+      </w:del>
+      <w:del w:id="364" w:author="PR Preview" w:date="2026-01-01T00:00:00Z">
+        <w:r>
+          <w:delText xml:space="preserve"> </w:delText>
+        </w:r>
+      </w:del>
+      <m:oMath>
+        <m:r>
+          <m:t>1</m:t>
+        </m:r>
+      </m:oMath>
+      <w:del w:id="365" w:author="PR Preview" w:date="2026-01-01T00:00:00Z">
+        <w:r>
+          <w:delText xml:space="preserve">,</w:delText>
+        </w:r>
+      </w:del>
+      <w:del w:id="366" w:author="PR Preview" w:date="2026-01-01T00:00:00Z">
+        <w:r>
+          <w:delText xml:space="preserve"> </w:delText>
+        </w:r>
+      </w:del>
+      <m:oMath>
+        <m:r>
+          <m:t>5</m:t>
+        </m:r>
+      </m:oMath>
+      <w:del w:id="367" w:author="PR Preview" w:date="2026-01-01T00:00:00Z">
+        <w:r>
+          <w:delText xml:space="preserve">, and</w:delText>
+        </w:r>
+      </w:del>
+      <w:del w:id="368" w:author="PR Preview" w:date="2026-01-01T00:00:00Z">
+        <w:r>
+          <w:delText xml:space="preserve"> </w:delText>
+        </w:r>
+      </w:del>
+      <m:oMath>
+        <m:r>
+          <m:t>6</m:t>
+        </m:r>
+      </m:oMath>
+      <w:del w:id="369" w:author="PR Preview" w:date="2026-01-01T00:00:00Z">
+        <w:r>
+          <w:delText xml:space="preserve">,</w:delText>
+        </w:r>
+      </w:del>
+      <w:del w:id="370" w:author="PR Preview" w:date="2026-01-01T00:00:00Z">
+        <w:r>
+          <w:delText xml:space="preserve"> </w:delText>
+        </w:r>
+      </w:del>
+      <w:del w:id="371" w:author="PR Preview" w:date="2026-01-01T00:00:00Z">
+        <w:r>
+          <w:delText xml:space="preserve">so the new number starts</w:delText>
+        </w:r>
+      </w:del>
+      <w:del w:id="372" w:author="PR Preview" w:date="2026-01-01T00:00:00Z">
+        <w:r>
+          <w:delText xml:space="preserve"> </w:delText>
+        </w:r>
+      </w:del>
+      <m:oMath>
+        <m:r>
+          <m:t>0.545</m:t>
+        </m:r>
+        <m:r>
+          <m:rPr>
+            <m:sty m:val="p"/>
+          </m:rPr>
+          <m:t>…</m:t>
+        </m:r>
+      </m:oMath>
+      <w:del w:id="373" w:author="PR Preview" w:date="2026-01-01T00:00:00Z">
+        <w:r>
+          <w:delText xml:space="preserve">,</w:delText>
+        </w:r>
+      </w:del>
+      <w:del w:id="374" w:author="PR Preview" w:date="2026-01-01T00:00:00Z">
+        <w:r>
+          <w:delText xml:space="preserve"> </w:delText>
+        </w:r>
+      </w:del>
+      <w:del w:id="375" w:author="PR Preview" w:date="2026-01-01T00:00:00Z">
+        <w:r>
+          <w:delText xml:space="preserve">which differs from the first number in the first digit,</w:delText>
+        </w:r>
+      </w:del>
+      <w:del w:id="376" w:author="PR Preview" w:date="2026-01-01T00:00:00Z">
+        <w:r>
+          <w:delText xml:space="preserve"> </w:delText>
+        </w:r>
+      </w:del>
+      <w:del w:id="377" w:author="PR Preview" w:date="2026-01-01T00:00:00Z">
+        <w:r>
+          <w:delText xml:space="preserve">from the second in the second digit,</w:delText>
+        </w:r>
+      </w:del>
+      <w:del w:id="378" w:author="PR Preview" w:date="2026-01-01T00:00:00Z">
+        <w:r>
+          <w:delText xml:space="preserve"> </w:delText>
+        </w:r>
+      </w:del>
+      <w:del w:id="379" w:author="PR Preview" w:date="2026-01-01T00:00:00Z">
+        <w:r>
+          <w:delText xml:space="preserve">and from the third in the third digit.</w:delText>
+        </w:r>
+      </w:del>
+    </w:p>
+    <w:p>
+      <w:pPr>
+        <w:pStyle w:val="BodyText"/>
+      </w:pPr>
+      <w:ins w:id="380" w:author="PR Preview" w:date="2026-01-01T00:00:00Z">
         <w:r>
           <w:rPr>
-            <w:rStyle w:val="Hyperlink"/>
+            <w:i/>
+            <w:iCs/>
           </w:rPr>
-          <w:t xml:space="preserve">decimal expansion</w:t>
-        </w:r>
+          <w:t xml:space="preserve">Remark 8</w:t>
+        </w:r>
+      </w:ins>
+      <w:ins w:id="381" w:author="PR Preview" w:date="2026-01-01T00:00:00Z">
+        <w:r>
+          <w:t xml:space="preserve"> (Cantor’s diagonal argument). </w:t>
+        </w:r>
+      </w:ins>
+      <w:ins w:id="382" w:author="PR Preview" w:date="2026-01-01T00:00:00Z">
+        <w:r>
+          <w:t xml:space="preserve">The standard</w:t>
+        </w:r>
+      </w:ins>
+      <w:ins w:id="383" w:author="PR Preview" w:date="2026-01-01T00:00:00Z">
+        <w:r>
+          <w:t xml:space="preserve"> </w:t>
+        </w:r>
+      </w:ins>
+      <w:hyperlink r:id="rId70">
+        <w:ins w:id="384" w:author="PR Preview" w:date="2026-01-01T00:00:00Z">
+          <w:r>
+            <w:rPr>
+              <w:rStyle w:val="Hyperlink"/>
+            </w:rPr>
+            <w:t xml:space="preserve">proof</w:t>
+          </w:r>
+        </w:ins>
       </w:hyperlink>
-      <w:r>
-        <w:t xml:space="preserve"> </w:t>
-      </w:r>
-      <w:r>
-        <w:t xml:space="preserve">differs from the</w:t>
-      </w:r>
-      <w:r>
-        <w:t xml:space="preserve"> </w:t>
-      </w:r>
+      <w:ins w:id="385" w:author="PR Preview" w:date="2026-01-01T00:00:00Z">
+        <w:r>
+          <w:t xml:space="preserve"> </w:t>
+        </w:r>
+      </w:ins>
+      <w:ins w:id="386" w:author="PR Preview" w:date="2026-01-01T00:00:00Z">
+        <w:r>
+          <w:t xml:space="preserve">is Cantor’s diagonal argument:</w:t>
+        </w:r>
+      </w:ins>
+      <w:ins w:id="387" w:author="PR Preview" w:date="2026-01-01T00:00:00Z">
+        <w:r>
+          <w:t xml:space="preserve"> </w:t>
+        </w:r>
+      </w:ins>
+      <w:ins w:id="388" w:author="PR Preview" w:date="2026-01-01T00:00:00Z">
+        <w:r>
+          <w:t xml:space="preserve">given any sequence of numbers in</w:t>
+        </w:r>
+      </w:ins>
+      <w:ins w:id="389" w:author="PR Preview" w:date="2026-01-01T00:00:00Z">
+        <w:r>
+          <w:t xml:space="preserve"> </w:t>
+        </w:r>
+      </w:ins>
+      <m:oMath>
+        <m:r>
+          <m:rPr>
+            <m:sty m:val="p"/>
+          </m:rPr>
+          <m:t>[</m:t>
+        </m:r>
+        <m:r>
+          <m:t>0</m:t>
+        </m:r>
+        <m:r>
+          <m:rPr>
+            <m:sty m:val="p"/>
+          </m:rPr>
+          <m:t>,</m:t>
+        </m:r>
+        <m:r>
+          <m:t>1</m:t>
+        </m:r>
+        <m:r>
+          <m:rPr>
+            <m:sty m:val="p"/>
+          </m:rPr>
+          <m:t>]</m:t>
+        </m:r>
+      </m:oMath>
+      <w:ins w:id="390" w:author="PR Preview" w:date="2026-01-01T00:00:00Z">
+        <w:r>
+          <w:t xml:space="preserve">,</w:t>
+        </w:r>
+      </w:ins>
+      <w:ins w:id="391" w:author="PR Preview" w:date="2026-01-01T00:00:00Z">
+        <w:r>
+          <w:t xml:space="preserve"> </w:t>
+        </w:r>
+      </w:ins>
+      <w:ins w:id="392" w:author="PR Preview" w:date="2026-01-01T00:00:00Z">
+        <w:r>
+          <w:t xml:space="preserve">it builds a number in</w:t>
+        </w:r>
+      </w:ins>
+      <w:ins w:id="393" w:author="PR Preview" w:date="2026-01-01T00:00:00Z">
+        <w:r>
+          <w:t xml:space="preserve"> </w:t>
+        </w:r>
+      </w:ins>
+      <m:oMath>
+        <m:r>
+          <m:rPr>
+            <m:sty m:val="p"/>
+          </m:rPr>
+          <m:t>[</m:t>
+        </m:r>
+        <m:r>
+          <m:t>0</m:t>
+        </m:r>
+        <m:r>
+          <m:rPr>
+            <m:sty m:val="p"/>
+          </m:rPr>
+          <m:t>,</m:t>
+        </m:r>
+        <m:r>
+          <m:t>1</m:t>
+        </m:r>
+        <m:r>
+          <m:rPr>
+            <m:sty m:val="p"/>
+          </m:rPr>
+          <m:t>]</m:t>
+        </m:r>
+      </m:oMath>
+      <w:ins w:id="394" w:author="PR Preview" w:date="2026-01-01T00:00:00Z">
+        <w:r>
+          <w:t xml:space="preserve"> </w:t>
+        </w:r>
+      </w:ins>
+      <w:ins w:id="395" w:author="PR Preview" w:date="2026-01-01T00:00:00Z">
+        <w:r>
+          <w:t xml:space="preserve">whose</w:t>
+        </w:r>
+      </w:ins>
+      <w:ins w:id="396" w:author="PR Preview" w:date="2026-01-01T00:00:00Z">
+        <w:r>
+          <w:t xml:space="preserve"> </w:t>
+        </w:r>
+      </w:ins>
+      <w:hyperlink r:id="rId71">
+        <w:ins w:id="397" w:author="PR Preview" w:date="2026-01-01T00:00:00Z">
+          <w:r>
+            <w:rPr>
+              <w:rStyle w:val="Hyperlink"/>
+            </w:rPr>
+            <w:t xml:space="preserve">decimal expansion</w:t>
+          </w:r>
+        </w:ins>
+      </w:hyperlink>
+      <w:ins w:id="398" w:author="PR Preview" w:date="2026-01-01T00:00:00Z">
+        <w:r>
+          <w:t xml:space="preserve"> </w:t>
+        </w:r>
+      </w:ins>
+      <w:ins w:id="399" w:author="PR Preview" w:date="2026-01-01T00:00:00Z">
+        <w:r>
+          <w:t xml:space="preserve">differs from the</w:t>
+        </w:r>
+      </w:ins>
+      <w:ins w:id="400" w:author="PR Preview" w:date="2026-01-01T00:00:00Z">
+        <w:r>
+          <w:t xml:space="preserve"> </w:t>
+        </w:r>
+      </w:ins>
       <m:oMath>
         <m:r>
           <m:t>n</m:t>
         </m:r>
       </m:oMath>
-      <w:r>
-        <w:t xml:space="preserve">th number’s in the</w:t>
-      </w:r>
-      <w:r>
-        <w:t xml:space="preserve"> </w:t>
-      </w:r>
+      <w:ins w:id="401" w:author="PR Preview" w:date="2026-01-01T00:00:00Z">
+        <w:r>
+          <w:t xml:space="preserve">th number’s in the</w:t>
+        </w:r>
+      </w:ins>
+      <w:ins w:id="402" w:author="PR Preview" w:date="2026-01-01T00:00:00Z">
+        <w:r>
+          <w:t xml:space="preserve"> </w:t>
+        </w:r>
+      </w:ins>
       <m:oMath>
         <m:r>
           <m:t>n</m:t>
         </m:r>
       </m:oMath>
-      <w:r>
-        <w:t xml:space="preserve">th digit</w:t>
-      </w:r>
-      <w:r>
-        <w:t xml:space="preserve"> </w:t>
-      </w:r>
-      <w:r>
-        <w:t xml:space="preserve">(its</w:t>
-      </w:r>
-      <w:r>
-        <w:t xml:space="preserve"> </w:t>
-      </w:r>
+      <w:ins w:id="403" w:author="PR Preview" w:date="2026-01-01T00:00:00Z">
+        <w:r>
+          <w:t xml:space="preserve">th digit</w:t>
+        </w:r>
+      </w:ins>
+      <w:ins w:id="404" w:author="PR Preview" w:date="2026-01-01T00:00:00Z">
+        <w:r>
+          <w:t xml:space="preserve"> </w:t>
+        </w:r>
+      </w:ins>
+      <w:ins w:id="405" w:author="PR Preview" w:date="2026-01-01T00:00:00Z">
+        <w:r>
+          <w:t xml:space="preserve">(its</w:t>
+        </w:r>
+      </w:ins>
+      <w:ins w:id="406" w:author="PR Preview" w:date="2026-01-01T00:00:00Z">
+        <w:r>
+          <w:t xml:space="preserve"> </w:t>
+        </w:r>
+      </w:ins>
       <m:oMath>
         <m:r>
           <m:t>n</m:t>
         </m:r>
       </m:oMath>
-      <w:r>
-        <w:t xml:space="preserve">th decimal place, one of</w:t>
-      </w:r>
-      <w:r>
-        <w:t xml:space="preserve"> </w:t>
-      </w:r>
+      <w:ins w:id="407" w:author="PR Preview" w:date="2026-01-01T00:00:00Z">
+        <w:r>
+          <w:t xml:space="preserve">th decimal place, one of</w:t>
+        </w:r>
+      </w:ins>
+      <w:ins w:id="408" w:author="PR Preview" w:date="2026-01-01T00:00:00Z">
+        <w:r>
+          <w:t xml:space="preserve"> </w:t>
+        </w:r>
+      </w:ins>
       <m:oMath>
         <m:r>
           <m:t>0</m:t>
@@ -12988,111 +15623,161 @@
           <m:t>9</m:t>
         </m:r>
       </m:oMath>
-      <w:r>
-        <w:t xml:space="preserve">),</w:t>
-      </w:r>
-      <w:r>
-        <w:t xml:space="preserve"> </w:t>
-      </w:r>
-      <w:r>
-        <w:t xml:space="preserve">so the sequence misses it</w:t>
-      </w:r>
-      <w:r>
-        <w:t xml:space="preserve"> </w:t>
-      </w:r>
-      <w:r>
-        <w:t xml:space="preserve">[18]</w:t>
-      </w:r>
-      <w:r>
-        <w:t xml:space="preserve">.</w:t>
-      </w:r>
-      <w:r>
-        <w:t xml:space="preserve"> </w:t>
-      </w:r>
-      <w:r>
-        <w:t xml:space="preserve">One way to choose the</w:t>
-      </w:r>
-      <w:r>
-        <w:t xml:space="preserve"> </w:t>
-      </w:r>
+      <w:ins w:id="409" w:author="PR Preview" w:date="2026-01-01T00:00:00Z">
+        <w:r>
+          <w:t xml:space="preserve">),</w:t>
+        </w:r>
+      </w:ins>
+      <w:ins w:id="410" w:author="PR Preview" w:date="2026-01-01T00:00:00Z">
+        <w:r>
+          <w:t xml:space="preserve"> </w:t>
+        </w:r>
+      </w:ins>
+      <w:ins w:id="411" w:author="PR Preview" w:date="2026-01-01T00:00:00Z">
+        <w:r>
+          <w:t xml:space="preserve">so the sequence misses it</w:t>
+        </w:r>
+      </w:ins>
+      <w:ins w:id="412" w:author="PR Preview" w:date="2026-01-01T00:00:00Z">
+        <w:r>
+          <w:t xml:space="preserve"> </w:t>
+        </w:r>
+      </w:ins>
+      <w:ins w:id="413" w:author="PR Preview" w:date="2026-01-01T00:00:00Z">
+        <w:r>
+          <w:t xml:space="preserve">[19]</w:t>
+        </w:r>
+      </w:ins>
+      <w:ins w:id="414" w:author="PR Preview" w:date="2026-01-01T00:00:00Z">
+        <w:r>
+          <w:t xml:space="preserve">.</w:t>
+        </w:r>
+      </w:ins>
+      <w:ins w:id="415" w:author="PR Preview" w:date="2026-01-01T00:00:00Z">
+        <w:r>
+          <w:t xml:space="preserve"> </w:t>
+        </w:r>
+      </w:ins>
+      <w:ins w:id="416" w:author="PR Preview" w:date="2026-01-01T00:00:00Z">
+        <w:r>
+          <w:t xml:space="preserve">One way to choose the</w:t>
+        </w:r>
+      </w:ins>
+      <w:ins w:id="417" w:author="PR Preview" w:date="2026-01-01T00:00:00Z">
+        <w:r>
+          <w:t xml:space="preserve"> </w:t>
+        </w:r>
+      </w:ins>
       <m:oMath>
         <m:r>
           <m:t>n</m:t>
         </m:r>
       </m:oMath>
-      <w:r>
-        <w:t xml:space="preserve">th digit is to use</w:t>
-      </w:r>
-      <w:r>
-        <w:t xml:space="preserve"> </w:t>
-      </w:r>
+      <w:ins w:id="418" w:author="PR Preview" w:date="2026-01-01T00:00:00Z">
+        <w:r>
+          <w:t xml:space="preserve">th digit is to use</w:t>
+        </w:r>
+      </w:ins>
+      <w:ins w:id="419" w:author="PR Preview" w:date="2026-01-01T00:00:00Z">
+        <w:r>
+          <w:t xml:space="preserve"> </w:t>
+        </w:r>
+      </w:ins>
       <m:oMath>
         <m:r>
           <m:t>5</m:t>
         </m:r>
       </m:oMath>
-      <w:r>
-        <w:t xml:space="preserve">,</w:t>
-      </w:r>
-      <w:r>
-        <w:t xml:space="preserve"> </w:t>
-      </w:r>
-      <w:r>
-        <w:t xml:space="preserve">unless the</w:t>
-      </w:r>
-      <w:r>
-        <w:t xml:space="preserve"> </w:t>
-      </w:r>
+      <w:ins w:id="420" w:author="PR Preview" w:date="2026-01-01T00:00:00Z">
+        <w:r>
+          <w:t xml:space="preserve">,</w:t>
+        </w:r>
+      </w:ins>
+      <w:ins w:id="421" w:author="PR Preview" w:date="2026-01-01T00:00:00Z">
+        <w:r>
+          <w:t xml:space="preserve"> </w:t>
+        </w:r>
+      </w:ins>
+      <w:ins w:id="422" w:author="PR Preview" w:date="2026-01-01T00:00:00Z">
+        <w:r>
+          <w:t xml:space="preserve">unless the</w:t>
+        </w:r>
+      </w:ins>
+      <w:ins w:id="423" w:author="PR Preview" w:date="2026-01-01T00:00:00Z">
+        <w:r>
+          <w:t xml:space="preserve"> </w:t>
+        </w:r>
+      </w:ins>
       <m:oMath>
         <m:r>
           <m:t>n</m:t>
         </m:r>
       </m:oMath>
-      <w:r>
-        <w:t xml:space="preserve">th number’s</w:t>
-      </w:r>
-      <w:r>
-        <w:t xml:space="preserve"> </w:t>
-      </w:r>
+      <w:ins w:id="424" w:author="PR Preview" w:date="2026-01-01T00:00:00Z">
+        <w:r>
+          <w:t xml:space="preserve">th number’s</w:t>
+        </w:r>
+      </w:ins>
+      <w:ins w:id="425" w:author="PR Preview" w:date="2026-01-01T00:00:00Z">
+        <w:r>
+          <w:t xml:space="preserve"> </w:t>
+        </w:r>
+      </w:ins>
       <m:oMath>
         <m:r>
           <m:t>n</m:t>
         </m:r>
       </m:oMath>
-      <w:r>
-        <w:t xml:space="preserve">th digit is</w:t>
-      </w:r>
-      <w:r>
-        <w:t xml:space="preserve"> </w:t>
-      </w:r>
+      <w:ins w:id="426" w:author="PR Preview" w:date="2026-01-01T00:00:00Z">
+        <w:r>
+          <w:t xml:space="preserve">th digit is</w:t>
+        </w:r>
+      </w:ins>
+      <w:ins w:id="427" w:author="PR Preview" w:date="2026-01-01T00:00:00Z">
+        <w:r>
+          <w:t xml:space="preserve"> </w:t>
+        </w:r>
+      </w:ins>
       <m:oMath>
         <m:r>
           <m:t>5</m:t>
         </m:r>
       </m:oMath>
-      <w:r>
-        <w:t xml:space="preserve">, in which case use</w:t>
-      </w:r>
-      <w:r>
-        <w:t xml:space="preserve"> </w:t>
-      </w:r>
+      <w:ins w:id="428" w:author="PR Preview" w:date="2026-01-01T00:00:00Z">
+        <w:r>
+          <w:t xml:space="preserve">, in which case use</w:t>
+        </w:r>
+      </w:ins>
+      <w:ins w:id="429" w:author="PR Preview" w:date="2026-01-01T00:00:00Z">
+        <w:r>
+          <w:t xml:space="preserve"> </w:t>
+        </w:r>
+      </w:ins>
       <m:oMath>
         <m:r>
           <m:t>4</m:t>
         </m:r>
       </m:oMath>
-      <w:r>
-        <w:t xml:space="preserve">.</w:t>
-      </w:r>
-      <w:r>
-        <w:t xml:space="preserve"> </w:t>
-      </w:r>
-      <w:r>
-        <w:t xml:space="preserve">For example, if the sequence starts</w:t>
-      </w:r>
-      <w:r>
-        <w:t xml:space="preserve"> </w:t>
-      </w:r>
+      <w:ins w:id="430" w:author="PR Preview" w:date="2026-01-01T00:00:00Z">
+        <w:r>
+          <w:t xml:space="preserve">.</w:t>
+        </w:r>
+      </w:ins>
+      <w:ins w:id="431" w:author="PR Preview" w:date="2026-01-01T00:00:00Z">
+        <w:r>
+          <w:t xml:space="preserve"> </w:t>
+        </w:r>
+      </w:ins>
+      <w:ins w:id="432" w:author="PR Preview" w:date="2026-01-01T00:00:00Z">
+        <w:r>
+          <w:t xml:space="preserve">For example, if the sequence starts</w:t>
+        </w:r>
+      </w:ins>
+      <w:ins w:id="433" w:author="PR Preview" w:date="2026-01-01T00:00:00Z">
+        <w:r>
+          <w:t xml:space="preserve"> </w:t>
+        </w:r>
+      </w:ins>
       <m:oMath>
         <m:r>
           <m:t>0.1234</m:t>
@@ -13104,12 +15789,16 @@
           <m:t>…</m:t>
         </m:r>
       </m:oMath>
-      <w:r>
-        <w:t xml:space="preserve">,</w:t>
-      </w:r>
-      <w:r>
-        <w:t xml:space="preserve"> </w:t>
-      </w:r>
+      <w:ins w:id="434" w:author="PR Preview" w:date="2026-01-01T00:00:00Z">
+        <w:r>
+          <w:t xml:space="preserve">,</w:t>
+        </w:r>
+      </w:ins>
+      <w:ins w:id="435" w:author="PR Preview" w:date="2026-01-01T00:00:00Z">
+        <w:r>
+          <w:t xml:space="preserve"> </w:t>
+        </w:r>
+      </w:ins>
       <m:oMath>
         <m:r>
           <m:t>0.3579</m:t>
@@ -13121,12 +15810,16 @@
           <m:t>…</m:t>
         </m:r>
       </m:oMath>
-      <w:r>
-        <w:t xml:space="preserve">,</w:t>
-      </w:r>
-      <w:r>
-        <w:t xml:space="preserve"> </w:t>
-      </w:r>
+      <w:ins w:id="436" w:author="PR Preview" w:date="2026-01-01T00:00:00Z">
+        <w:r>
+          <w:t xml:space="preserve">,</w:t>
+        </w:r>
+      </w:ins>
+      <w:ins w:id="437" w:author="PR Preview" w:date="2026-01-01T00:00:00Z">
+        <w:r>
+          <w:t xml:space="preserve"> </w:t>
+        </w:r>
+      </w:ins>
       <m:oMath>
         <m:r>
           <m:t>0.2468</m:t>
@@ -13138,57 +15831,81 @@
           <m:t>…</m:t>
         </m:r>
       </m:oMath>
-      <w:r>
-        <w:t xml:space="preserve">,</w:t>
-      </w:r>
-      <w:r>
-        <w:t xml:space="preserve"> </w:t>
-      </w:r>
-      <w:r>
-        <w:t xml:space="preserve">the diagonal digits are</w:t>
-      </w:r>
-      <w:r>
-        <w:t xml:space="preserve"> </w:t>
-      </w:r>
+      <w:ins w:id="438" w:author="PR Preview" w:date="2026-01-01T00:00:00Z">
+        <w:r>
+          <w:t xml:space="preserve">,</w:t>
+        </w:r>
+      </w:ins>
+      <w:ins w:id="439" w:author="PR Preview" w:date="2026-01-01T00:00:00Z">
+        <w:r>
+          <w:t xml:space="preserve"> </w:t>
+        </w:r>
+      </w:ins>
+      <w:ins w:id="440" w:author="PR Preview" w:date="2026-01-01T00:00:00Z">
+        <w:r>
+          <w:t xml:space="preserve">the diagonal digits are</w:t>
+        </w:r>
+      </w:ins>
+      <w:ins w:id="441" w:author="PR Preview" w:date="2026-01-01T00:00:00Z">
+        <w:r>
+          <w:t xml:space="preserve"> </w:t>
+        </w:r>
+      </w:ins>
       <m:oMath>
         <m:r>
           <m:t>1</m:t>
         </m:r>
       </m:oMath>
-      <w:r>
-        <w:t xml:space="preserve">,</w:t>
-      </w:r>
-      <w:r>
-        <w:t xml:space="preserve"> </w:t>
-      </w:r>
+      <w:ins w:id="442" w:author="PR Preview" w:date="2026-01-01T00:00:00Z">
+        <w:r>
+          <w:t xml:space="preserve">,</w:t>
+        </w:r>
+      </w:ins>
+      <w:ins w:id="443" w:author="PR Preview" w:date="2026-01-01T00:00:00Z">
+        <w:r>
+          <w:t xml:space="preserve"> </w:t>
+        </w:r>
+      </w:ins>
       <m:oMath>
         <m:r>
           <m:t>5</m:t>
         </m:r>
       </m:oMath>
-      <w:r>
-        <w:t xml:space="preserve">, and</w:t>
-      </w:r>
-      <w:r>
-        <w:t xml:space="preserve"> </w:t>
-      </w:r>
+      <w:ins w:id="444" w:author="PR Preview" w:date="2026-01-01T00:00:00Z">
+        <w:r>
+          <w:t xml:space="preserve">, and</w:t>
+        </w:r>
+      </w:ins>
+      <w:ins w:id="445" w:author="PR Preview" w:date="2026-01-01T00:00:00Z">
+        <w:r>
+          <w:t xml:space="preserve"> </w:t>
+        </w:r>
+      </w:ins>
       <m:oMath>
         <m:r>
           <m:t>6</m:t>
         </m:r>
       </m:oMath>
-      <w:r>
-        <w:t xml:space="preserve">,</w:t>
-      </w:r>
-      <w:r>
-        <w:t xml:space="preserve"> </w:t>
-      </w:r>
-      <w:r>
-        <w:t xml:space="preserve">so the new number starts</w:t>
-      </w:r>
-      <w:r>
-        <w:t xml:space="preserve"> </w:t>
-      </w:r>
+      <w:ins w:id="446" w:author="PR Preview" w:date="2026-01-01T00:00:00Z">
+        <w:r>
+          <w:t xml:space="preserve">,</w:t>
+        </w:r>
+      </w:ins>
+      <w:ins w:id="447" w:author="PR Preview" w:date="2026-01-01T00:00:00Z">
+        <w:r>
+          <w:t xml:space="preserve"> </w:t>
+        </w:r>
+      </w:ins>
+      <w:ins w:id="448" w:author="PR Preview" w:date="2026-01-01T00:00:00Z">
+        <w:r>
+          <w:t xml:space="preserve">so the new number starts</w:t>
+        </w:r>
+      </w:ins>
+      <w:ins w:id="449" w:author="PR Preview" w:date="2026-01-01T00:00:00Z">
+        <w:r>
+          <w:t xml:space="preserve"> </w:t>
+        </w:r>
+      </w:ins>
       <m:oMath>
         <m:r>
           <m:t>0.545</m:t>
@@ -13200,31 +15917,45 @@
           <m:t>…</m:t>
         </m:r>
       </m:oMath>
-      <w:r>
-        <w:t xml:space="preserve">,</w:t>
-      </w:r>
-      <w:r>
-        <w:t xml:space="preserve"> </w:t>
-      </w:r>
-      <w:r>
-        <w:t xml:space="preserve">which differs from the first number in the first digit,</w:t>
-      </w:r>
-      <w:r>
-        <w:t xml:space="preserve"> </w:t>
-      </w:r>
-      <w:r>
-        <w:t xml:space="preserve">from the second in the second digit,</w:t>
-      </w:r>
-      <w:r>
-        <w:t xml:space="preserve"> </w:t>
-      </w:r>
-      <w:r>
-        <w:t xml:space="preserve">and from the third in the third digit.</w:t>
-      </w:r>
+      <w:ins w:id="450" w:author="PR Preview" w:date="2026-01-01T00:00:00Z">
+        <w:r>
+          <w:t xml:space="preserve">,</w:t>
+        </w:r>
+      </w:ins>
+      <w:ins w:id="451" w:author="PR Preview" w:date="2026-01-01T00:00:00Z">
+        <w:r>
+          <w:t xml:space="preserve"> </w:t>
+        </w:r>
+      </w:ins>
+      <w:ins w:id="452" w:author="PR Preview" w:date="2026-01-01T00:00:00Z">
+        <w:r>
+          <w:t xml:space="preserve">which differs from the first number in the first digit,</w:t>
+        </w:r>
+      </w:ins>
+      <w:ins w:id="453" w:author="PR Preview" w:date="2026-01-01T00:00:00Z">
+        <w:r>
+          <w:t xml:space="preserve"> </w:t>
+        </w:r>
+      </w:ins>
+      <w:ins w:id="454" w:author="PR Preview" w:date="2026-01-01T00:00:00Z">
+        <w:r>
+          <w:t xml:space="preserve">from the second in the second digit,</w:t>
+        </w:r>
+      </w:ins>
+      <w:ins w:id="455" w:author="PR Preview" w:date="2026-01-01T00:00:00Z">
+        <w:r>
+          <w:t xml:space="preserve"> </w:t>
+        </w:r>
+      </w:ins>
+      <w:ins w:id="456" w:author="PR Preview" w:date="2026-01-01T00:00:00Z">
+        <w:r>
+          <w:t xml:space="preserve">and from the third in the third digit.</w:t>
+        </w:r>
+      </w:ins>
     </w:p>
-    <w:bookmarkEnd w:id="70"/>
-    <w:bookmarkEnd w:id="71"/>
-    <w:bookmarkStart w:id="109" w:name="references"/>
+    <w:bookmarkEnd w:id="72"/>
+    <w:bookmarkEnd w:id="73"/>
+    <w:bookmarkStart w:id="113" w:name="references"/>
     <w:p>
       <w:pPr>
         <w:pStyle w:val="Heading2"/>
@@ -13233,8 +15964,8 @@
         <w:t xml:space="preserve">References</w:t>
       </w:r>
     </w:p>
-    <w:bookmarkStart w:id="108" w:name="refs"/>
-    <w:bookmarkStart w:id="73" w:name="ref-wikipedia_function_mathematics"/>
+    <w:bookmarkStart w:id="112" w:name="refs"/>
+    <w:bookmarkStart w:id="75" w:name="ref-wikipedia_function_mathematics"/>
     <w:p>
       <w:pPr>
         <w:pStyle w:val="Bibliography"/>
@@ -13281,7 +16012,7 @@
       <w:r>
         <w:t xml:space="preserve"> </w:t>
       </w:r>
-      <w:hyperlink r:id="rId72">
+      <w:hyperlink r:id="rId74">
         <w:r>
           <w:rPr>
             <w:rStyle w:val="Hyperlink"/>
@@ -13290,8 +16021,8 @@
         </w:r>
       </w:hyperlink>
     </w:p>
-    <w:bookmarkEnd w:id="73"/>
-    <w:bookmarkStart w:id="75" w:name="ref-wikipedia_binary_relation"/>
+    <w:bookmarkEnd w:id="75"/>
+    <w:bookmarkStart w:id="77" w:name="ref-wikipedia_binary_relation"/>
     <w:p>
       <w:pPr>
         <w:pStyle w:val="Bibliography"/>
@@ -13338,7 +16069,7 @@
       <w:r>
         <w:t xml:space="preserve"> </w:t>
       </w:r>
-      <w:hyperlink r:id="rId74">
+      <w:hyperlink r:id="rId76">
         <w:r>
           <w:rPr>
             <w:rStyle w:val="Hyperlink"/>
@@ -13347,8 +16078,8 @@
         </w:r>
       </w:hyperlink>
     </w:p>
-    <w:bookmarkEnd w:id="75"/>
-    <w:bookmarkStart w:id="77" w:name="ref-wikipedia_domain_of_a_function"/>
+    <w:bookmarkEnd w:id="77"/>
+    <w:bookmarkStart w:id="79" w:name="ref-wikipedia_domain_of_a_function"/>
     <w:p>
       <w:pPr>
         <w:pStyle w:val="Bibliography"/>
@@ -13395,7 +16126,7 @@
       <w:r>
         <w:t xml:space="preserve"> </w:t>
       </w:r>
-      <w:hyperlink r:id="rId76">
+      <w:hyperlink r:id="rId78">
         <w:r>
           <w:rPr>
             <w:rStyle w:val="Hyperlink"/>
@@ -13404,8 +16135,8 @@
         </w:r>
       </w:hyperlink>
     </w:p>
-    <w:bookmarkEnd w:id="77"/>
-    <w:bookmarkStart w:id="79" w:name="ref-wikipedia_codomain"/>
+    <w:bookmarkEnd w:id="79"/>
+    <w:bookmarkStart w:id="81" w:name="ref-wikipedia_codomain"/>
     <w:p>
       <w:pPr>
         <w:pStyle w:val="Bibliography"/>
@@ -13452,7 +16183,7 @@
       <w:r>
         <w:t xml:space="preserve"> </w:t>
       </w:r>
-      <w:hyperlink r:id="rId78">
+      <w:hyperlink r:id="rId80">
         <w:r>
           <w:rPr>
             <w:rStyle w:val="Hyperlink"/>
@@ -13461,8 +16192,8 @@
         </w:r>
       </w:hyperlink>
     </w:p>
-    <w:bookmarkEnd w:id="79"/>
-    <w:bookmarkStart w:id="81" w:name="ref-wikipedia_image_mathematics"/>
+    <w:bookmarkEnd w:id="81"/>
+    <w:bookmarkStart w:id="83" w:name="ref-wikipedia_image_mathematics"/>
     <w:p>
       <w:pPr>
         <w:pStyle w:val="Bibliography"/>
@@ -13509,7 +16240,7 @@
       <w:r>
         <w:t xml:space="preserve"> </w:t>
       </w:r>
-      <w:hyperlink r:id="rId80">
+      <w:hyperlink r:id="rId82">
         <w:r>
           <w:rPr>
             <w:rStyle w:val="Hyperlink"/>
@@ -13518,8 +16249,8 @@
         </w:r>
       </w:hyperlink>
     </w:p>
-    <w:bookmarkEnd w:id="81"/>
-    <w:bookmarkStart w:id="83" w:name="ref-wikipedia_range_of_a_function"/>
+    <w:bookmarkEnd w:id="83"/>
+    <w:bookmarkStart w:id="85" w:name="ref-wikipedia_range_of_a_function"/>
     <w:p>
       <w:pPr>
         <w:pStyle w:val="Bibliography"/>
@@ -13566,7 +16297,7 @@
       <w:r>
         <w:t xml:space="preserve"> </w:t>
       </w:r>
-      <w:hyperlink r:id="rId82">
+      <w:hyperlink r:id="rId84">
         <w:r>
           <w:rPr>
             <w:rStyle w:val="Hyperlink"/>
@@ -13575,8 +16306,8 @@
         </w:r>
       </w:hyperlink>
     </w:p>
-    <w:bookmarkEnd w:id="83"/>
-    <w:bookmarkStart w:id="85" w:name="ref-wikipedia_graph_of_a_function"/>
+    <w:bookmarkEnd w:id="85"/>
+    <w:bookmarkStart w:id="87" w:name="ref-wikipedia_graph_of_a_function"/>
     <w:p>
       <w:pPr>
         <w:pStyle w:val="Bibliography"/>
@@ -13623,7 +16354,7 @@
       <w:r>
         <w:t xml:space="preserve"> </w:t>
       </w:r>
-      <w:hyperlink r:id="rId84">
+      <w:hyperlink r:id="rId86">
         <w:r>
           <w:rPr>
             <w:rStyle w:val="Hyperlink"/>
@@ -13632,8 +16363,8 @@
         </w:r>
       </w:hyperlink>
     </w:p>
-    <w:bookmarkEnd w:id="85"/>
-    <w:bookmarkStart w:id="87" w:name="ref-halmos1974naive"/>
+    <w:bookmarkEnd w:id="87"/>
+    <w:bookmarkStart w:id="89" w:name="ref-halmos1974naive"/>
     <w:p>
       <w:pPr>
         <w:pStyle w:val="Bibliography"/>
@@ -13666,7 +16397,7 @@
       <w:r>
         <w:t xml:space="preserve"> </w:t>
       </w:r>
-      <w:hyperlink r:id="rId86">
+      <w:hyperlink r:id="rId88">
         <w:r>
           <w:rPr>
             <w:rStyle w:val="Hyperlink"/>
@@ -13678,8 +16409,8 @@
         <w:t xml:space="preserve">.</w:t>
       </w:r>
     </w:p>
-    <w:bookmarkEnd w:id="87"/>
-    <w:bookmarkStart w:id="89" w:name="ref-wikipedia_function_composition"/>
+    <w:bookmarkEnd w:id="89"/>
+    <w:bookmarkStart w:id="91" w:name="ref-wikipedia_function_composition"/>
     <w:p>
       <w:pPr>
         <w:pStyle w:val="Bibliography"/>
@@ -13726,7 +16457,7 @@
       <w:r>
         <w:t xml:space="preserve"> </w:t>
       </w:r>
-      <w:hyperlink r:id="rId88">
+      <w:hyperlink r:id="rId90">
         <w:r>
           <w:rPr>
             <w:rStyle w:val="Hyperlink"/>
@@ -13735,8 +16466,8 @@
         </w:r>
       </w:hyperlink>
     </w:p>
-    <w:bookmarkEnd w:id="89"/>
-    <w:bookmarkStart w:id="91" w:name="ref-wikipedia_inverse_function"/>
+    <w:bookmarkEnd w:id="91"/>
+    <w:bookmarkStart w:id="93" w:name="ref-wikipedia_inverse_function"/>
     <w:p>
       <w:pPr>
         <w:pStyle w:val="Bibliography"/>
@@ -13783,7 +16514,7 @@
       <w:r>
         <w:t xml:space="preserve"> </w:t>
       </w:r>
-      <w:hyperlink r:id="rId90">
+      <w:hyperlink r:id="rId92">
         <w:r>
           <w:rPr>
             <w:rStyle w:val="Hyperlink"/>
@@ -13792,8 +16523,8 @@
         </w:r>
       </w:hyperlink>
     </w:p>
-    <w:bookmarkEnd w:id="91"/>
-    <w:bookmarkStart w:id="93" w:name="ref-wikipedia_operator_mathematics"/>
+    <w:bookmarkEnd w:id="93"/>
+    <w:bookmarkStart w:id="95" w:name="ref-wikipedia_operator_mathematics"/>
     <w:p>
       <w:pPr>
         <w:pStyle w:val="Bibliography"/>
@@ -13840,7 +16571,7 @@
       <w:r>
         <w:t xml:space="preserve"> </w:t>
       </w:r>
-      <w:hyperlink r:id="rId92">
+      <w:hyperlink r:id="rId94">
         <w:r>
           <w:rPr>
             <w:rStyle w:val="Hyperlink"/>
@@ -13849,8 +16580,8 @@
         </w:r>
       </w:hyperlink>
     </w:p>
-    <w:bookmarkEnd w:id="93"/>
-    <w:bookmarkStart w:id="95" w:name="ref-wikipedia_functional_mathematics"/>
+    <w:bookmarkEnd w:id="95"/>
+    <w:bookmarkStart w:id="97" w:name="ref-wikipedia_functional_mathematics"/>
     <w:p>
       <w:pPr>
         <w:pStyle w:val="Bibliography"/>
@@ -13897,7 +16628,7 @@
       <w:r>
         <w:t xml:space="preserve"> </w:t>
       </w:r>
-      <w:hyperlink r:id="rId94">
+      <w:hyperlink r:id="rId96">
         <w:r>
           <w:rPr>
             <w:rStyle w:val="Hyperlink"/>
@@ -13906,8 +16637,8 @@
         </w:r>
       </w:hyperlink>
     </w:p>
-    <w:bookmarkEnd w:id="95"/>
-    <w:bookmarkStart w:id="97" w:name="ref-wikipedia_sequence"/>
+    <w:bookmarkEnd w:id="97"/>
+    <w:bookmarkStart w:id="99" w:name="ref-wikipedia_sequence"/>
     <w:p>
       <w:pPr>
         <w:pStyle w:val="Bibliography"/>
@@ -13954,7 +16685,7 @@
       <w:r>
         <w:t xml:space="preserve"> </w:t>
       </w:r>
-      <w:hyperlink r:id="rId96">
+      <w:hyperlink r:id="rId98">
         <w:r>
           <w:rPr>
             <w:rStyle w:val="Hyperlink"/>
@@ -13963,294 +16694,956 @@
         </w:r>
       </w:hyperlink>
     </w:p>
-    <w:bookmarkEnd w:id="97"/>
-    <w:bookmarkStart w:id="99" w:name="ref-wikipedia_finite_set"/>
+    <w:bookmarkEnd w:id="99"/>
+    <w:bookmarkStart w:id="101" w:name="ref-wikipedia_logistic_function"/>
     <w:p>
       <w:pPr>
         <w:pStyle w:val="Bibliography"/>
       </w:pPr>
-      <w:r>
-        <w:t xml:space="preserve">[14]</w:t>
-      </w:r>
-      <w:r>
-        <w:t xml:space="preserve"> </w:t>
-      </w:r>
-      <w:r>
-        <w:t xml:space="preserve">	</w:t>
-      </w:r>
-      <w:r>
-        <w:t xml:space="preserve">Wikipedia contributors,</w:t>
-      </w:r>
-      <w:r>
-        <w:t xml:space="preserve"> </w:t>
-      </w:r>
-      <w:r>
-        <w:t xml:space="preserve">“Finite set —</w:t>
-      </w:r>
-      <w:r>
-        <w:t xml:space="preserve"> </w:t>
-      </w:r>
-      <w:r>
-        <w:t xml:space="preserve">Wikipedia</w:t>
-      </w:r>
-      <w:r>
-        <w:t xml:space="preserve">,</w:t>
-      </w:r>
-      <w:r>
-        <w:t xml:space="preserve"> </w:t>
-      </w:r>
-      <w:r>
-        <w:t xml:space="preserve">the free encyclopedia.”</w:t>
-      </w:r>
-      <w:r>
-        <w:t xml:space="preserve"> </w:t>
-      </w:r>
-      <w:r>
-        <w:t xml:space="preserve">2026. Available:</w:t>
-      </w:r>
-      <w:r>
-        <w:t xml:space="preserve"> </w:t>
-      </w:r>
-      <w:hyperlink r:id="rId98">
-        <w:r>
-          <w:rPr>
-            <w:rStyle w:val="Hyperlink"/>
-          </w:rPr>
-          <w:t xml:space="preserve">https://en.wikipedia.org/wiki/Finite_set</w:t>
-        </w:r>
+      <w:del w:id="457" w:author="PR Preview" w:date="2026-01-01T00:00:00Z">
+        <w:r>
+          <w:delText xml:space="preserve">[14]</w:delText>
+        </w:r>
+      </w:del>
+      <w:del w:id="458" w:author="PR Preview" w:date="2026-01-01T00:00:00Z">
+        <w:r>
+          <w:delText xml:space="preserve"> </w:delText>
+        </w:r>
+      </w:del>
+      <w:del w:id="459" w:author="PR Preview" w:date="2026-01-01T00:00:00Z">
+        <w:r>
+          <w:delText xml:space="preserve">	</w:delText>
+        </w:r>
+      </w:del>
+      <w:del w:id="460" w:author="PR Preview" w:date="2026-01-01T00:00:00Z">
+        <w:r>
+          <w:delText xml:space="preserve">Wikipedia contributors,</w:delText>
+        </w:r>
+      </w:del>
+      <w:del w:id="461" w:author="PR Preview" w:date="2026-01-01T00:00:00Z">
+        <w:r>
+          <w:delText xml:space="preserve"> </w:delText>
+        </w:r>
+      </w:del>
+      <w:del w:id="462" w:author="PR Preview" w:date="2026-01-01T00:00:00Z">
+        <w:r>
+          <w:delText xml:space="preserve">“Finite set —</w:delText>
+        </w:r>
+      </w:del>
+      <w:del w:id="463" w:author="PR Preview" w:date="2026-01-01T00:00:00Z">
+        <w:r>
+          <w:delText xml:space="preserve"> </w:delText>
+        </w:r>
+      </w:del>
+      <w:del w:id="464" w:author="PR Preview" w:date="2026-01-01T00:00:00Z">
+        <w:r>
+          <w:delText xml:space="preserve">Wikipedia</w:delText>
+        </w:r>
+      </w:del>
+      <w:del w:id="465" w:author="PR Preview" w:date="2026-01-01T00:00:00Z">
+        <w:r>
+          <w:delText xml:space="preserve">,</w:delText>
+        </w:r>
+      </w:del>
+      <w:del w:id="466" w:author="PR Preview" w:date="2026-01-01T00:00:00Z">
+        <w:r>
+          <w:delText xml:space="preserve"> </w:delText>
+        </w:r>
+      </w:del>
+      <w:del w:id="467" w:author="PR Preview" w:date="2026-01-01T00:00:00Z">
+        <w:r>
+          <w:delText xml:space="preserve">the free encyclopedia.”</w:delText>
+        </w:r>
+      </w:del>
+      <w:del w:id="468" w:author="PR Preview" w:date="2026-01-01T00:00:00Z">
+        <w:r>
+          <w:delText xml:space="preserve"> </w:delText>
+        </w:r>
+      </w:del>
+      <w:del w:id="469" w:author="PR Preview" w:date="2026-01-01T00:00:00Z">
+        <w:r>
+          <w:delText xml:space="preserve">2026. Available:</w:delText>
+        </w:r>
+      </w:del>
+      <w:del w:id="470" w:author="PR Preview" w:date="2026-01-01T00:00:00Z">
+        <w:r>
+          <w:delText xml:space="preserve"> </w:delText>
+        </w:r>
+      </w:del>
+      <w:hyperlink r:id="rId102">
+        <w:del w:id="471" w:author="PR Preview" w:date="2026-01-01T00:00:00Z">
+          <w:r>
+            <w:rPr>
+              <w:rStyle w:val="Hyperlink"/>
+            </w:rPr>
+            <w:delText xml:space="preserve">https://en.wikipedia.org/wiki/Finite_set</w:delText>
+          </w:r>
+        </w:del>
       </w:hyperlink>
     </w:p>
-    <w:bookmarkEnd w:id="99"/>
-    <w:bookmarkStart w:id="101" w:name="ref-wikipedia_cardinality"/>
     <w:p>
       <w:pPr>
         <w:pStyle w:val="Bibliography"/>
       </w:pPr>
-      <w:r>
-        <w:t xml:space="preserve">[15]</w:t>
-      </w:r>
-      <w:r>
-        <w:t xml:space="preserve"> </w:t>
-      </w:r>
-      <w:r>
-        <w:t xml:space="preserve">	</w:t>
-      </w:r>
-      <w:r>
-        <w:t xml:space="preserve">Wikipedia contributors,</w:t>
-      </w:r>
-      <w:r>
-        <w:t xml:space="preserve"> </w:t>
-      </w:r>
-      <w:r>
-        <w:t xml:space="preserve">“Cardinality —</w:t>
-      </w:r>
-      <w:r>
-        <w:t xml:space="preserve"> </w:t>
-      </w:r>
-      <w:r>
-        <w:t xml:space="preserve">Wikipedia</w:t>
-      </w:r>
-      <w:r>
-        <w:t xml:space="preserve">,</w:t>
-      </w:r>
-      <w:r>
-        <w:t xml:space="preserve"> </w:t>
-      </w:r>
-      <w:r>
-        <w:t xml:space="preserve">the free encyclopedia.”</w:t>
-      </w:r>
-      <w:r>
-        <w:t xml:space="preserve"> </w:t>
-      </w:r>
-      <w:r>
-        <w:t xml:space="preserve">2026. Available:</w:t>
-      </w:r>
-      <w:r>
-        <w:t xml:space="preserve"> </w:t>
-      </w:r>
-      <w:hyperlink r:id="rId100">
-        <w:r>
-          <w:rPr>
-            <w:rStyle w:val="Hyperlink"/>
-          </w:rPr>
-          <w:t xml:space="preserve">https://en.wikipedia.org/wiki/Cardinality</w:t>
-        </w:r>
+      <w:del w:id="472" w:author="PR Preview" w:date="2026-01-01T00:00:00Z">
+        <w:r>
+          <w:delText xml:space="preserve">[15]</w:delText>
+        </w:r>
+      </w:del>
+      <w:del w:id="473" w:author="PR Preview" w:date="2026-01-01T00:00:00Z">
+        <w:r>
+          <w:delText xml:space="preserve"> </w:delText>
+        </w:r>
+      </w:del>
+      <w:del w:id="474" w:author="PR Preview" w:date="2026-01-01T00:00:00Z">
+        <w:r>
+          <w:delText xml:space="preserve">	</w:delText>
+        </w:r>
+      </w:del>
+      <w:del w:id="475" w:author="PR Preview" w:date="2026-01-01T00:00:00Z">
+        <w:r>
+          <w:delText xml:space="preserve">Wikipedia contributors,</w:delText>
+        </w:r>
+      </w:del>
+      <w:del w:id="476" w:author="PR Preview" w:date="2026-01-01T00:00:00Z">
+        <w:r>
+          <w:delText xml:space="preserve"> </w:delText>
+        </w:r>
+      </w:del>
+      <w:del w:id="477" w:author="PR Preview" w:date="2026-01-01T00:00:00Z">
+        <w:r>
+          <w:delText xml:space="preserve">“Cardinality —</w:delText>
+        </w:r>
+      </w:del>
+      <w:del w:id="478" w:author="PR Preview" w:date="2026-01-01T00:00:00Z">
+        <w:r>
+          <w:delText xml:space="preserve"> </w:delText>
+        </w:r>
+      </w:del>
+      <w:del w:id="479" w:author="PR Preview" w:date="2026-01-01T00:00:00Z">
+        <w:r>
+          <w:delText xml:space="preserve">Wikipedia</w:delText>
+        </w:r>
+      </w:del>
+      <w:del w:id="480" w:author="PR Preview" w:date="2026-01-01T00:00:00Z">
+        <w:r>
+          <w:delText xml:space="preserve">,</w:delText>
+        </w:r>
+      </w:del>
+      <w:del w:id="481" w:author="PR Preview" w:date="2026-01-01T00:00:00Z">
+        <w:r>
+          <w:delText xml:space="preserve"> </w:delText>
+        </w:r>
+      </w:del>
+      <w:del w:id="482" w:author="PR Preview" w:date="2026-01-01T00:00:00Z">
+        <w:r>
+          <w:delText xml:space="preserve">the free encyclopedia.”</w:delText>
+        </w:r>
+      </w:del>
+      <w:del w:id="483" w:author="PR Preview" w:date="2026-01-01T00:00:00Z">
+        <w:r>
+          <w:delText xml:space="preserve"> </w:delText>
+        </w:r>
+      </w:del>
+      <w:del w:id="484" w:author="PR Preview" w:date="2026-01-01T00:00:00Z">
+        <w:r>
+          <w:delText xml:space="preserve">2026. Available:</w:delText>
+        </w:r>
+      </w:del>
+      <w:del w:id="485" w:author="PR Preview" w:date="2026-01-01T00:00:00Z">
+        <w:r>
+          <w:delText xml:space="preserve"> </w:delText>
+        </w:r>
+      </w:del>
+      <w:hyperlink r:id="rId104">
+        <w:del w:id="486" w:author="PR Preview" w:date="2026-01-01T00:00:00Z">
+          <w:r>
+            <w:rPr>
+              <w:rStyle w:val="Hyperlink"/>
+            </w:rPr>
+            <w:delText xml:space="preserve">https://en.wikipedia.org/wiki/Cardinality</w:delText>
+          </w:r>
+        </w:del>
       </w:hyperlink>
     </w:p>
-    <w:bookmarkEnd w:id="101"/>
-    <w:bookmarkStart w:id="103" w:name="ref-wikipedia_infinite_set"/>
     <w:p>
       <w:pPr>
         <w:pStyle w:val="Bibliography"/>
       </w:pPr>
-      <w:r>
-        <w:t xml:space="preserve">[16]</w:t>
-      </w:r>
-      <w:r>
-        <w:t xml:space="preserve"> </w:t>
-      </w:r>
-      <w:r>
-        <w:t xml:space="preserve">	</w:t>
-      </w:r>
-      <w:r>
-        <w:t xml:space="preserve">Wikipedia contributors,</w:t>
-      </w:r>
-      <w:r>
-        <w:t xml:space="preserve"> </w:t>
-      </w:r>
-      <w:r>
-        <w:t xml:space="preserve">“Infinite set —</w:t>
-      </w:r>
-      <w:r>
-        <w:t xml:space="preserve"> </w:t>
-      </w:r>
-      <w:r>
-        <w:t xml:space="preserve">Wikipedia</w:t>
-      </w:r>
-      <w:r>
-        <w:t xml:space="preserve">,</w:t>
-      </w:r>
-      <w:r>
-        <w:t xml:space="preserve"> </w:t>
-      </w:r>
-      <w:r>
-        <w:t xml:space="preserve">the free encyclopedia.”</w:t>
-      </w:r>
-      <w:r>
-        <w:t xml:space="preserve"> </w:t>
-      </w:r>
-      <w:r>
-        <w:t xml:space="preserve">2026. Available:</w:t>
-      </w:r>
-      <w:r>
-        <w:t xml:space="preserve"> </w:t>
-      </w:r>
-      <w:hyperlink r:id="rId102">
-        <w:r>
-          <w:rPr>
-            <w:rStyle w:val="Hyperlink"/>
-          </w:rPr>
-          <w:t xml:space="preserve">https://en.wikipedia.org/wiki/Infinite_set</w:t>
-        </w:r>
+      <w:del w:id="487" w:author="PR Preview" w:date="2026-01-01T00:00:00Z">
+        <w:r>
+          <w:delText xml:space="preserve">[16]</w:delText>
+        </w:r>
+      </w:del>
+      <w:del w:id="488" w:author="PR Preview" w:date="2026-01-01T00:00:00Z">
+        <w:r>
+          <w:delText xml:space="preserve"> </w:delText>
+        </w:r>
+      </w:del>
+      <w:del w:id="489" w:author="PR Preview" w:date="2026-01-01T00:00:00Z">
+        <w:r>
+          <w:delText xml:space="preserve">	</w:delText>
+        </w:r>
+      </w:del>
+      <w:del w:id="490" w:author="PR Preview" w:date="2026-01-01T00:00:00Z">
+        <w:r>
+          <w:delText xml:space="preserve">Wikipedia contributors,</w:delText>
+        </w:r>
+      </w:del>
+      <w:del w:id="491" w:author="PR Preview" w:date="2026-01-01T00:00:00Z">
+        <w:r>
+          <w:delText xml:space="preserve"> </w:delText>
+        </w:r>
+      </w:del>
+      <w:del w:id="492" w:author="PR Preview" w:date="2026-01-01T00:00:00Z">
+        <w:r>
+          <w:delText xml:space="preserve">“Infinite set —</w:delText>
+        </w:r>
+      </w:del>
+      <w:del w:id="493" w:author="PR Preview" w:date="2026-01-01T00:00:00Z">
+        <w:r>
+          <w:delText xml:space="preserve"> </w:delText>
+        </w:r>
+      </w:del>
+      <w:del w:id="494" w:author="PR Preview" w:date="2026-01-01T00:00:00Z">
+        <w:r>
+          <w:delText xml:space="preserve">Wikipedia</w:delText>
+        </w:r>
+      </w:del>
+      <w:del w:id="495" w:author="PR Preview" w:date="2026-01-01T00:00:00Z">
+        <w:r>
+          <w:delText xml:space="preserve">,</w:delText>
+        </w:r>
+      </w:del>
+      <w:del w:id="496" w:author="PR Preview" w:date="2026-01-01T00:00:00Z">
+        <w:r>
+          <w:delText xml:space="preserve"> </w:delText>
+        </w:r>
+      </w:del>
+      <w:del w:id="497" w:author="PR Preview" w:date="2026-01-01T00:00:00Z">
+        <w:r>
+          <w:delText xml:space="preserve">the free encyclopedia.”</w:delText>
+        </w:r>
+      </w:del>
+      <w:del w:id="498" w:author="PR Preview" w:date="2026-01-01T00:00:00Z">
+        <w:r>
+          <w:delText xml:space="preserve"> </w:delText>
+        </w:r>
+      </w:del>
+      <w:del w:id="499" w:author="PR Preview" w:date="2026-01-01T00:00:00Z">
+        <w:r>
+          <w:delText xml:space="preserve">2026. Available:</w:delText>
+        </w:r>
+      </w:del>
+      <w:del w:id="500" w:author="PR Preview" w:date="2026-01-01T00:00:00Z">
+        <w:r>
+          <w:delText xml:space="preserve"> </w:delText>
+        </w:r>
+      </w:del>
+      <w:hyperlink r:id="rId106">
+        <w:del w:id="501" w:author="PR Preview" w:date="2026-01-01T00:00:00Z">
+          <w:r>
+            <w:rPr>
+              <w:rStyle w:val="Hyperlink"/>
+            </w:rPr>
+            <w:delText xml:space="preserve">https://en.wikipedia.org/wiki/Infinite_set</w:delText>
+          </w:r>
+        </w:del>
       </w:hyperlink>
     </w:p>
-    <w:bookmarkEnd w:id="103"/>
-    <w:bookmarkStart w:id="105" w:name="ref-wikipedia_countable_set"/>
     <w:p>
       <w:pPr>
         <w:pStyle w:val="Bibliography"/>
       </w:pPr>
-      <w:r>
-        <w:t xml:space="preserve">[17]</w:t>
-      </w:r>
-      <w:r>
-        <w:t xml:space="preserve"> </w:t>
-      </w:r>
-      <w:r>
-        <w:t xml:space="preserve">	</w:t>
-      </w:r>
-      <w:r>
-        <w:t xml:space="preserve">Wikipedia contributors,</w:t>
-      </w:r>
-      <w:r>
-        <w:t xml:space="preserve"> </w:t>
-      </w:r>
-      <w:r>
-        <w:t xml:space="preserve">“Countable set —</w:t>
-      </w:r>
-      <w:r>
-        <w:t xml:space="preserve"> </w:t>
-      </w:r>
-      <w:r>
-        <w:t xml:space="preserve">Wikipedia</w:t>
-      </w:r>
-      <w:r>
-        <w:t xml:space="preserve">,</w:t>
-      </w:r>
-      <w:r>
-        <w:t xml:space="preserve"> </w:t>
-      </w:r>
-      <w:r>
-        <w:t xml:space="preserve">the free encyclopedia.”</w:t>
-      </w:r>
-      <w:r>
-        <w:t xml:space="preserve"> </w:t>
-      </w:r>
-      <w:r>
-        <w:t xml:space="preserve">2026. Available:</w:t>
-      </w:r>
-      <w:r>
-        <w:t xml:space="preserve"> </w:t>
-      </w:r>
-      <w:hyperlink r:id="rId104">
-        <w:r>
-          <w:rPr>
-            <w:rStyle w:val="Hyperlink"/>
-          </w:rPr>
-          <w:t xml:space="preserve">https://en.wikipedia.org/wiki/Countable_set</w:t>
-        </w:r>
+      <w:del w:id="502" w:author="PR Preview" w:date="2026-01-01T00:00:00Z">
+        <w:r>
+          <w:delText xml:space="preserve">[17]</w:delText>
+        </w:r>
+      </w:del>
+      <w:del w:id="503" w:author="PR Preview" w:date="2026-01-01T00:00:00Z">
+        <w:r>
+          <w:delText xml:space="preserve"> </w:delText>
+        </w:r>
+      </w:del>
+      <w:del w:id="504" w:author="PR Preview" w:date="2026-01-01T00:00:00Z">
+        <w:r>
+          <w:delText xml:space="preserve">	</w:delText>
+        </w:r>
+      </w:del>
+      <w:del w:id="505" w:author="PR Preview" w:date="2026-01-01T00:00:00Z">
+        <w:r>
+          <w:delText xml:space="preserve">Wikipedia contributors,</w:delText>
+        </w:r>
+      </w:del>
+      <w:del w:id="506" w:author="PR Preview" w:date="2026-01-01T00:00:00Z">
+        <w:r>
+          <w:delText xml:space="preserve"> </w:delText>
+        </w:r>
+      </w:del>
+      <w:del w:id="507" w:author="PR Preview" w:date="2026-01-01T00:00:00Z">
+        <w:r>
+          <w:delText xml:space="preserve">“Countable set —</w:delText>
+        </w:r>
+      </w:del>
+      <w:del w:id="508" w:author="PR Preview" w:date="2026-01-01T00:00:00Z">
+        <w:r>
+          <w:delText xml:space="preserve"> </w:delText>
+        </w:r>
+      </w:del>
+      <w:del w:id="509" w:author="PR Preview" w:date="2026-01-01T00:00:00Z">
+        <w:r>
+          <w:delText xml:space="preserve">Wikipedia</w:delText>
+        </w:r>
+      </w:del>
+      <w:del w:id="510" w:author="PR Preview" w:date="2026-01-01T00:00:00Z">
+        <w:r>
+          <w:delText xml:space="preserve">,</w:delText>
+        </w:r>
+      </w:del>
+      <w:del w:id="511" w:author="PR Preview" w:date="2026-01-01T00:00:00Z">
+        <w:r>
+          <w:delText xml:space="preserve"> </w:delText>
+        </w:r>
+      </w:del>
+      <w:del w:id="512" w:author="PR Preview" w:date="2026-01-01T00:00:00Z">
+        <w:r>
+          <w:delText xml:space="preserve">the free encyclopedia.”</w:delText>
+        </w:r>
+      </w:del>
+      <w:del w:id="513" w:author="PR Preview" w:date="2026-01-01T00:00:00Z">
+        <w:r>
+          <w:delText xml:space="preserve"> </w:delText>
+        </w:r>
+      </w:del>
+      <w:del w:id="514" w:author="PR Preview" w:date="2026-01-01T00:00:00Z">
+        <w:r>
+          <w:delText xml:space="preserve">2026. Available:</w:delText>
+        </w:r>
+      </w:del>
+      <w:del w:id="515" w:author="PR Preview" w:date="2026-01-01T00:00:00Z">
+        <w:r>
+          <w:delText xml:space="preserve"> </w:delText>
+        </w:r>
+      </w:del>
+      <w:hyperlink r:id="rId108">
+        <w:del w:id="516" w:author="PR Preview" w:date="2026-01-01T00:00:00Z">
+          <w:r>
+            <w:rPr>
+              <w:rStyle w:val="Hyperlink"/>
+            </w:rPr>
+            <w:delText xml:space="preserve">https://en.wikipedia.org/wiki/Countable_set</w:delText>
+          </w:r>
+        </w:del>
       </w:hyperlink>
     </w:p>
-    <w:bookmarkEnd w:id="105"/>
-    <w:bookmarkStart w:id="107" w:name="ref-wikipedia_cantors_diagonal_argument"/>
     <w:p>
       <w:pPr>
         <w:pStyle w:val="Bibliography"/>
       </w:pPr>
-      <w:r>
-        <w:t xml:space="preserve">[18]</w:t>
-      </w:r>
-      <w:r>
-        <w:t xml:space="preserve"> </w:t>
-      </w:r>
-      <w:r>
-        <w:t xml:space="preserve">	</w:t>
-      </w:r>
-      <w:r>
-        <w:t xml:space="preserve">Wikipedia contributors,</w:t>
-      </w:r>
-      <w:r>
-        <w:t xml:space="preserve"> </w:t>
-      </w:r>
-      <w:r>
-        <w:t xml:space="preserve">“Cantor’s diagonal argument —</w:t>
-      </w:r>
-      <w:r>
-        <w:t xml:space="preserve"> </w:t>
-      </w:r>
-      <w:r>
-        <w:t xml:space="preserve">Wikipedia</w:t>
-      </w:r>
-      <w:r>
-        <w:t xml:space="preserve">,</w:t>
-      </w:r>
-      <w:r>
-        <w:t xml:space="preserve"> </w:t>
-      </w:r>
-      <w:r>
-        <w:t xml:space="preserve">the free encyclopedia.”</w:t>
-      </w:r>
-      <w:r>
-        <w:t xml:space="preserve"> </w:t>
-      </w:r>
-      <w:r>
-        <w:t xml:space="preserve">2026. Available:</w:t>
-      </w:r>
-      <w:r>
-        <w:t xml:space="preserve"> </w:t>
-      </w:r>
+      <w:del w:id="517" w:author="PR Preview" w:date="2026-01-01T00:00:00Z">
+        <w:r>
+          <w:delText xml:space="preserve">[18]</w:delText>
+        </w:r>
+      </w:del>
+      <w:del w:id="518" w:author="PR Preview" w:date="2026-01-01T00:00:00Z">
+        <w:r>
+          <w:delText xml:space="preserve"> </w:delText>
+        </w:r>
+      </w:del>
+      <w:del w:id="519" w:author="PR Preview" w:date="2026-01-01T00:00:00Z">
+        <w:r>
+          <w:delText xml:space="preserve">	</w:delText>
+        </w:r>
+      </w:del>
+      <w:del w:id="520" w:author="PR Preview" w:date="2026-01-01T00:00:00Z">
+        <w:r>
+          <w:delText xml:space="preserve">Wikipedia contributors,</w:delText>
+        </w:r>
+      </w:del>
+      <w:del w:id="521" w:author="PR Preview" w:date="2026-01-01T00:00:00Z">
+        <w:r>
+          <w:delText xml:space="preserve"> </w:delText>
+        </w:r>
+      </w:del>
+      <w:del w:id="522" w:author="PR Preview" w:date="2026-01-01T00:00:00Z">
+        <w:r>
+          <w:delText xml:space="preserve">“Cantor’s diagonal argument —</w:delText>
+        </w:r>
+      </w:del>
+      <w:del w:id="523" w:author="PR Preview" w:date="2026-01-01T00:00:00Z">
+        <w:r>
+          <w:delText xml:space="preserve"> </w:delText>
+        </w:r>
+      </w:del>
+      <w:del w:id="524" w:author="PR Preview" w:date="2026-01-01T00:00:00Z">
+        <w:r>
+          <w:delText xml:space="preserve">Wikipedia</w:delText>
+        </w:r>
+      </w:del>
+      <w:del w:id="525" w:author="PR Preview" w:date="2026-01-01T00:00:00Z">
+        <w:r>
+          <w:delText xml:space="preserve">,</w:delText>
+        </w:r>
+      </w:del>
+      <w:del w:id="526" w:author="PR Preview" w:date="2026-01-01T00:00:00Z">
+        <w:r>
+          <w:delText xml:space="preserve"> </w:delText>
+        </w:r>
+      </w:del>
+      <w:del w:id="527" w:author="PR Preview" w:date="2026-01-01T00:00:00Z">
+        <w:r>
+          <w:delText xml:space="preserve">the free encyclopedia.”</w:delText>
+        </w:r>
+      </w:del>
+      <w:del w:id="528" w:author="PR Preview" w:date="2026-01-01T00:00:00Z">
+        <w:r>
+          <w:delText xml:space="preserve"> </w:delText>
+        </w:r>
+      </w:del>
+      <w:del w:id="529" w:author="PR Preview" w:date="2026-01-01T00:00:00Z">
+        <w:r>
+          <w:delText xml:space="preserve">2026. Available:</w:delText>
+        </w:r>
+      </w:del>
+      <w:del w:id="530" w:author="PR Preview" w:date="2026-01-01T00:00:00Z">
+        <w:r>
+          <w:delText xml:space="preserve"> </w:delText>
+        </w:r>
+      </w:del>
+      <w:hyperlink r:id="rId110">
+        <w:del w:id="531" w:author="PR Preview" w:date="2026-01-01T00:00:00Z">
+          <w:r>
+            <w:rPr>
+              <w:rStyle w:val="Hyperlink"/>
+            </w:rPr>
+            <w:delText xml:space="preserve">https://en.wikipedia.org/wiki/Cantor%27s_diagonal_argument</w:delText>
+          </w:r>
+        </w:del>
+      </w:hyperlink>
+    </w:p>
+    <w:p>
+      <w:pPr>
+        <w:pStyle w:val="Bibliography"/>
+      </w:pPr>
+      <w:ins w:id="532" w:author="PR Preview" w:date="2026-01-01T00:00:00Z">
+        <w:r>
+          <w:t xml:space="preserve">[14]</w:t>
+        </w:r>
+      </w:ins>
+      <w:ins w:id="533" w:author="PR Preview" w:date="2026-01-01T00:00:00Z">
+        <w:r>
+          <w:t xml:space="preserve"> </w:t>
+        </w:r>
+      </w:ins>
+      <w:ins w:id="534" w:author="PR Preview" w:date="2026-01-01T00:00:00Z">
+        <w:r>
+          <w:t xml:space="preserve">	</w:t>
+        </w:r>
+      </w:ins>
+      <w:ins w:id="535" w:author="PR Preview" w:date="2026-01-01T00:00:00Z">
+        <w:r>
+          <w:t xml:space="preserve">Wikipedia contributors,</w:t>
+        </w:r>
+      </w:ins>
+      <w:ins w:id="536" w:author="PR Preview" w:date="2026-01-01T00:00:00Z">
+        <w:r>
+          <w:t xml:space="preserve"> </w:t>
+        </w:r>
+      </w:ins>
+      <w:ins w:id="537" w:author="PR Preview" w:date="2026-01-01T00:00:00Z">
+        <w:r>
+          <w:t xml:space="preserve">“Logistic function —</w:t>
+        </w:r>
+      </w:ins>
+      <w:ins w:id="538" w:author="PR Preview" w:date="2026-01-01T00:00:00Z">
+        <w:r>
+          <w:t xml:space="preserve"> </w:t>
+        </w:r>
+      </w:ins>
+      <w:ins w:id="539" w:author="PR Preview" w:date="2026-01-01T00:00:00Z">
+        <w:r>
+          <w:t xml:space="preserve">Wikipedia</w:t>
+        </w:r>
+      </w:ins>
+      <w:ins w:id="540" w:author="PR Preview" w:date="2026-01-01T00:00:00Z">
+        <w:r>
+          <w:t xml:space="preserve">,</w:t>
+        </w:r>
+      </w:ins>
+      <w:ins w:id="541" w:author="PR Preview" w:date="2026-01-01T00:00:00Z">
+        <w:r>
+          <w:t xml:space="preserve"> </w:t>
+        </w:r>
+      </w:ins>
+      <w:ins w:id="542" w:author="PR Preview" w:date="2026-01-01T00:00:00Z">
+        <w:r>
+          <w:t xml:space="preserve">the free encyclopedia.”</w:t>
+        </w:r>
+      </w:ins>
+      <w:ins w:id="543" w:author="PR Preview" w:date="2026-01-01T00:00:00Z">
+        <w:r>
+          <w:t xml:space="preserve"> </w:t>
+        </w:r>
+      </w:ins>
+      <w:ins w:id="544" w:author="PR Preview" w:date="2026-01-01T00:00:00Z">
+        <w:r>
+          <w:t xml:space="preserve">2026. Available:</w:t>
+        </w:r>
+      </w:ins>
+      <w:ins w:id="545" w:author="PR Preview" w:date="2026-01-01T00:00:00Z">
+        <w:r>
+          <w:t xml:space="preserve"> </w:t>
+        </w:r>
+      </w:ins>
+      <w:hyperlink r:id="rId100">
+        <w:ins w:id="546" w:author="PR Preview" w:date="2026-01-01T00:00:00Z">
+          <w:r>
+            <w:rPr>
+              <w:rStyle w:val="Hyperlink"/>
+            </w:rPr>
+            <w:t xml:space="preserve">https://en.wikipedia.org/wiki/Logistic_function</w:t>
+          </w:r>
+        </w:ins>
+      </w:hyperlink>
+    </w:p>
+    <w:bookmarkEnd w:id="101"/>
+    <w:bookmarkStart w:id="103" w:name="ref-wikipedia_finite_set"/>
+    <w:p>
+      <w:pPr>
+        <w:pStyle w:val="Bibliography"/>
+      </w:pPr>
+      <w:ins w:id="547" w:author="PR Preview" w:date="2026-01-01T00:00:00Z">
+        <w:r>
+          <w:t xml:space="preserve">[15]</w:t>
+        </w:r>
+      </w:ins>
+      <w:ins w:id="548" w:author="PR Preview" w:date="2026-01-01T00:00:00Z">
+        <w:r>
+          <w:t xml:space="preserve"> </w:t>
+        </w:r>
+      </w:ins>
+      <w:ins w:id="549" w:author="PR Preview" w:date="2026-01-01T00:00:00Z">
+        <w:r>
+          <w:t xml:space="preserve">	</w:t>
+        </w:r>
+      </w:ins>
+      <w:ins w:id="550" w:author="PR Preview" w:date="2026-01-01T00:00:00Z">
+        <w:r>
+          <w:t xml:space="preserve">Wikipedia contributors,</w:t>
+        </w:r>
+      </w:ins>
+      <w:ins w:id="551" w:author="PR Preview" w:date="2026-01-01T00:00:00Z">
+        <w:r>
+          <w:t xml:space="preserve"> </w:t>
+        </w:r>
+      </w:ins>
+      <w:ins w:id="552" w:author="PR Preview" w:date="2026-01-01T00:00:00Z">
+        <w:r>
+          <w:t xml:space="preserve">“Finite set —</w:t>
+        </w:r>
+      </w:ins>
+      <w:ins w:id="553" w:author="PR Preview" w:date="2026-01-01T00:00:00Z">
+        <w:r>
+          <w:t xml:space="preserve"> </w:t>
+        </w:r>
+      </w:ins>
+      <w:ins w:id="554" w:author="PR Preview" w:date="2026-01-01T00:00:00Z">
+        <w:r>
+          <w:t xml:space="preserve">Wikipedia</w:t>
+        </w:r>
+      </w:ins>
+      <w:ins w:id="555" w:author="PR Preview" w:date="2026-01-01T00:00:00Z">
+        <w:r>
+          <w:t xml:space="preserve">,</w:t>
+        </w:r>
+      </w:ins>
+      <w:ins w:id="556" w:author="PR Preview" w:date="2026-01-01T00:00:00Z">
+        <w:r>
+          <w:t xml:space="preserve"> </w:t>
+        </w:r>
+      </w:ins>
+      <w:ins w:id="557" w:author="PR Preview" w:date="2026-01-01T00:00:00Z">
+        <w:r>
+          <w:t xml:space="preserve">the free encyclopedia.”</w:t>
+        </w:r>
+      </w:ins>
+      <w:ins w:id="558" w:author="PR Preview" w:date="2026-01-01T00:00:00Z">
+        <w:r>
+          <w:t xml:space="preserve"> </w:t>
+        </w:r>
+      </w:ins>
+      <w:ins w:id="559" w:author="PR Preview" w:date="2026-01-01T00:00:00Z">
+        <w:r>
+          <w:t xml:space="preserve">2026. Available:</w:t>
+        </w:r>
+      </w:ins>
+      <w:ins w:id="560" w:author="PR Preview" w:date="2026-01-01T00:00:00Z">
+        <w:r>
+          <w:t xml:space="preserve"> </w:t>
+        </w:r>
+      </w:ins>
+      <w:hyperlink r:id="rId102">
+        <w:ins w:id="561" w:author="PR Preview" w:date="2026-01-01T00:00:00Z">
+          <w:r>
+            <w:rPr>
+              <w:rStyle w:val="Hyperlink"/>
+            </w:rPr>
+            <w:t xml:space="preserve">https://en.wikipedia.org/wiki/Finite_set</w:t>
+          </w:r>
+        </w:ins>
+      </w:hyperlink>
+    </w:p>
+    <w:bookmarkEnd w:id="103"/>
+    <w:bookmarkStart w:id="105" w:name="ref-wikipedia_cardinality"/>
+    <w:p>
+      <w:pPr>
+        <w:pStyle w:val="Bibliography"/>
+      </w:pPr>
+      <w:ins w:id="562" w:author="PR Preview" w:date="2026-01-01T00:00:00Z">
+        <w:r>
+          <w:t xml:space="preserve">[16]</w:t>
+        </w:r>
+      </w:ins>
+      <w:ins w:id="563" w:author="PR Preview" w:date="2026-01-01T00:00:00Z">
+        <w:r>
+          <w:t xml:space="preserve"> </w:t>
+        </w:r>
+      </w:ins>
+      <w:ins w:id="564" w:author="PR Preview" w:date="2026-01-01T00:00:00Z">
+        <w:r>
+          <w:t xml:space="preserve">	</w:t>
+        </w:r>
+      </w:ins>
+      <w:ins w:id="565" w:author="PR Preview" w:date="2026-01-01T00:00:00Z">
+        <w:r>
+          <w:t xml:space="preserve">Wikipedia contributors,</w:t>
+        </w:r>
+      </w:ins>
+      <w:ins w:id="566" w:author="PR Preview" w:date="2026-01-01T00:00:00Z">
+        <w:r>
+          <w:t xml:space="preserve"> </w:t>
+        </w:r>
+      </w:ins>
+      <w:ins w:id="567" w:author="PR Preview" w:date="2026-01-01T00:00:00Z">
+        <w:r>
+          <w:t xml:space="preserve">“Cardinality —</w:t>
+        </w:r>
+      </w:ins>
+      <w:ins w:id="568" w:author="PR Preview" w:date="2026-01-01T00:00:00Z">
+        <w:r>
+          <w:t xml:space="preserve"> </w:t>
+        </w:r>
+      </w:ins>
+      <w:ins w:id="569" w:author="PR Preview" w:date="2026-01-01T00:00:00Z">
+        <w:r>
+          <w:t xml:space="preserve">Wikipedia</w:t>
+        </w:r>
+      </w:ins>
+      <w:ins w:id="570" w:author="PR Preview" w:date="2026-01-01T00:00:00Z">
+        <w:r>
+          <w:t xml:space="preserve">,</w:t>
+        </w:r>
+      </w:ins>
+      <w:ins w:id="571" w:author="PR Preview" w:date="2026-01-01T00:00:00Z">
+        <w:r>
+          <w:t xml:space="preserve"> </w:t>
+        </w:r>
+      </w:ins>
+      <w:ins w:id="572" w:author="PR Preview" w:date="2026-01-01T00:00:00Z">
+        <w:r>
+          <w:t xml:space="preserve">the free encyclopedia.”</w:t>
+        </w:r>
+      </w:ins>
+      <w:ins w:id="573" w:author="PR Preview" w:date="2026-01-01T00:00:00Z">
+        <w:r>
+          <w:t xml:space="preserve"> </w:t>
+        </w:r>
+      </w:ins>
+      <w:ins w:id="574" w:author="PR Preview" w:date="2026-01-01T00:00:00Z">
+        <w:r>
+          <w:t xml:space="preserve">2026. Available:</w:t>
+        </w:r>
+      </w:ins>
+      <w:ins w:id="575" w:author="PR Preview" w:date="2026-01-01T00:00:00Z">
+        <w:r>
+          <w:t xml:space="preserve"> </w:t>
+        </w:r>
+      </w:ins>
+      <w:hyperlink r:id="rId104">
+        <w:ins w:id="576" w:author="PR Preview" w:date="2026-01-01T00:00:00Z">
+          <w:r>
+            <w:rPr>
+              <w:rStyle w:val="Hyperlink"/>
+            </w:rPr>
+            <w:t xml:space="preserve">https://en.wikipedia.org/wiki/Cardinality</w:t>
+          </w:r>
+        </w:ins>
+      </w:hyperlink>
+    </w:p>
+    <w:bookmarkEnd w:id="105"/>
+    <w:bookmarkStart w:id="107" w:name="ref-wikipedia_infinite_set"/>
+    <w:p>
+      <w:pPr>
+        <w:pStyle w:val="Bibliography"/>
+      </w:pPr>
+      <w:ins w:id="577" w:author="PR Preview" w:date="2026-01-01T00:00:00Z">
+        <w:r>
+          <w:t xml:space="preserve">[17]</w:t>
+        </w:r>
+      </w:ins>
+      <w:ins w:id="578" w:author="PR Preview" w:date="2026-01-01T00:00:00Z">
+        <w:r>
+          <w:t xml:space="preserve"> </w:t>
+        </w:r>
+      </w:ins>
+      <w:ins w:id="579" w:author="PR Preview" w:date="2026-01-01T00:00:00Z">
+        <w:r>
+          <w:t xml:space="preserve">	</w:t>
+        </w:r>
+      </w:ins>
+      <w:ins w:id="580" w:author="PR Preview" w:date="2026-01-01T00:00:00Z">
+        <w:r>
+          <w:t xml:space="preserve">Wikipedia contributors,</w:t>
+        </w:r>
+      </w:ins>
+      <w:ins w:id="581" w:author="PR Preview" w:date="2026-01-01T00:00:00Z">
+        <w:r>
+          <w:t xml:space="preserve"> </w:t>
+        </w:r>
+      </w:ins>
+      <w:ins w:id="582" w:author="PR Preview" w:date="2026-01-01T00:00:00Z">
+        <w:r>
+          <w:t xml:space="preserve">“Infinite set —</w:t>
+        </w:r>
+      </w:ins>
+      <w:ins w:id="583" w:author="PR Preview" w:date="2026-01-01T00:00:00Z">
+        <w:r>
+          <w:t xml:space="preserve"> </w:t>
+        </w:r>
+      </w:ins>
+      <w:ins w:id="584" w:author="PR Preview" w:date="2026-01-01T00:00:00Z">
+        <w:r>
+          <w:t xml:space="preserve">Wikipedia</w:t>
+        </w:r>
+      </w:ins>
+      <w:ins w:id="585" w:author="PR Preview" w:date="2026-01-01T00:00:00Z">
+        <w:r>
+          <w:t xml:space="preserve">,</w:t>
+        </w:r>
+      </w:ins>
+      <w:ins w:id="586" w:author="PR Preview" w:date="2026-01-01T00:00:00Z">
+        <w:r>
+          <w:t xml:space="preserve"> </w:t>
+        </w:r>
+      </w:ins>
+      <w:ins w:id="587" w:author="PR Preview" w:date="2026-01-01T00:00:00Z">
+        <w:r>
+          <w:t xml:space="preserve">the free encyclopedia.”</w:t>
+        </w:r>
+      </w:ins>
+      <w:ins w:id="588" w:author="PR Preview" w:date="2026-01-01T00:00:00Z">
+        <w:r>
+          <w:t xml:space="preserve"> </w:t>
+        </w:r>
+      </w:ins>
+      <w:ins w:id="589" w:author="PR Preview" w:date="2026-01-01T00:00:00Z">
+        <w:r>
+          <w:t xml:space="preserve">2026. Available:</w:t>
+        </w:r>
+      </w:ins>
+      <w:ins w:id="590" w:author="PR Preview" w:date="2026-01-01T00:00:00Z">
+        <w:r>
+          <w:t xml:space="preserve"> </w:t>
+        </w:r>
+      </w:ins>
       <w:hyperlink r:id="rId106">
-        <w:r>
-          <w:rPr>
-            <w:rStyle w:val="Hyperlink"/>
-          </w:rPr>
-          <w:t xml:space="preserve">https://en.wikipedia.org/wiki/Cantor%27s_diagonal_argument</w:t>
-        </w:r>
+        <w:ins w:id="591" w:author="PR Preview" w:date="2026-01-01T00:00:00Z">
+          <w:r>
+            <w:rPr>
+              <w:rStyle w:val="Hyperlink"/>
+            </w:rPr>
+            <w:t xml:space="preserve">https://en.wikipedia.org/wiki/Infinite_set</w:t>
+          </w:r>
+        </w:ins>
       </w:hyperlink>
     </w:p>
     <w:bookmarkEnd w:id="107"/>
-    <w:bookmarkEnd w:id="108"/>
+    <w:bookmarkStart w:id="109" w:name="ref-wikipedia_countable_set"/>
+    <w:p>
+      <w:pPr>
+        <w:pStyle w:val="Bibliography"/>
+      </w:pPr>
+      <w:ins w:id="592" w:author="PR Preview" w:date="2026-01-01T00:00:00Z">
+        <w:r>
+          <w:t xml:space="preserve">[18]</w:t>
+        </w:r>
+      </w:ins>
+      <w:ins w:id="593" w:author="PR Preview" w:date="2026-01-01T00:00:00Z">
+        <w:r>
+          <w:t xml:space="preserve"> </w:t>
+        </w:r>
+      </w:ins>
+      <w:ins w:id="594" w:author="PR Preview" w:date="2026-01-01T00:00:00Z">
+        <w:r>
+          <w:t xml:space="preserve">	</w:t>
+        </w:r>
+      </w:ins>
+      <w:ins w:id="595" w:author="PR Preview" w:date="2026-01-01T00:00:00Z">
+        <w:r>
+          <w:t xml:space="preserve">Wikipedia contributors,</w:t>
+        </w:r>
+      </w:ins>
+      <w:ins w:id="596" w:author="PR Preview" w:date="2026-01-01T00:00:00Z">
+        <w:r>
+          <w:t xml:space="preserve"> </w:t>
+        </w:r>
+      </w:ins>
+      <w:ins w:id="597" w:author="PR Preview" w:date="2026-01-01T00:00:00Z">
+        <w:r>
+          <w:t xml:space="preserve">“Countable set —</w:t>
+        </w:r>
+      </w:ins>
+      <w:ins w:id="598" w:author="PR Preview" w:date="2026-01-01T00:00:00Z">
+        <w:r>
+          <w:t xml:space="preserve"> </w:t>
+        </w:r>
+      </w:ins>
+      <w:ins w:id="599" w:author="PR Preview" w:date="2026-01-01T00:00:00Z">
+        <w:r>
+          <w:t xml:space="preserve">Wikipedia</w:t>
+        </w:r>
+      </w:ins>
+      <w:ins w:id="600" w:author="PR Preview" w:date="2026-01-01T00:00:00Z">
+        <w:r>
+          <w:t xml:space="preserve">,</w:t>
+        </w:r>
+      </w:ins>
+      <w:ins w:id="601" w:author="PR Preview" w:date="2026-01-01T00:00:00Z">
+        <w:r>
+          <w:t xml:space="preserve"> </w:t>
+        </w:r>
+      </w:ins>
+      <w:ins w:id="602" w:author="PR Preview" w:date="2026-01-01T00:00:00Z">
+        <w:r>
+          <w:t xml:space="preserve">the free encyclopedia.”</w:t>
+        </w:r>
+      </w:ins>
+      <w:ins w:id="603" w:author="PR Preview" w:date="2026-01-01T00:00:00Z">
+        <w:r>
+          <w:t xml:space="preserve"> </w:t>
+        </w:r>
+      </w:ins>
+      <w:ins w:id="604" w:author="PR Preview" w:date="2026-01-01T00:00:00Z">
+        <w:r>
+          <w:t xml:space="preserve">2026. Available:</w:t>
+        </w:r>
+      </w:ins>
+      <w:ins w:id="605" w:author="PR Preview" w:date="2026-01-01T00:00:00Z">
+        <w:r>
+          <w:t xml:space="preserve"> </w:t>
+        </w:r>
+      </w:ins>
+      <w:hyperlink r:id="rId108">
+        <w:ins w:id="606" w:author="PR Preview" w:date="2026-01-01T00:00:00Z">
+          <w:r>
+            <w:rPr>
+              <w:rStyle w:val="Hyperlink"/>
+            </w:rPr>
+            <w:t xml:space="preserve">https://en.wikipedia.org/wiki/Countable_set</w:t>
+          </w:r>
+        </w:ins>
+      </w:hyperlink>
+    </w:p>
     <w:bookmarkEnd w:id="109"/>
+    <w:bookmarkStart w:id="111" w:name="ref-wikipedia_cantors_diagonal_argument"/>
+    <w:p>
+      <w:pPr>
+        <w:pStyle w:val="Bibliography"/>
+      </w:pPr>
+      <w:ins w:id="607" w:author="PR Preview" w:date="2026-01-01T00:00:00Z">
+        <w:r>
+          <w:t xml:space="preserve">[19]</w:t>
+        </w:r>
+      </w:ins>
+      <w:ins w:id="608" w:author="PR Preview" w:date="2026-01-01T00:00:00Z">
+        <w:r>
+          <w:t xml:space="preserve"> </w:t>
+        </w:r>
+      </w:ins>
+      <w:ins w:id="609" w:author="PR Preview" w:date="2026-01-01T00:00:00Z">
+        <w:r>
+          <w:t xml:space="preserve">	</w:t>
+        </w:r>
+      </w:ins>
+      <w:ins w:id="610" w:author="PR Preview" w:date="2026-01-01T00:00:00Z">
+        <w:r>
+          <w:t xml:space="preserve">Wikipedia contributors,</w:t>
+        </w:r>
+      </w:ins>
+      <w:ins w:id="611" w:author="PR Preview" w:date="2026-01-01T00:00:00Z">
+        <w:r>
+          <w:t xml:space="preserve"> </w:t>
+        </w:r>
+      </w:ins>
+      <w:ins w:id="612" w:author="PR Preview" w:date="2026-01-01T00:00:00Z">
+        <w:r>
+          <w:t xml:space="preserve">“Cantor’s diagonal argument —</w:t>
+        </w:r>
+      </w:ins>
+      <w:ins w:id="613" w:author="PR Preview" w:date="2026-01-01T00:00:00Z">
+        <w:r>
+          <w:t xml:space="preserve"> </w:t>
+        </w:r>
+      </w:ins>
+      <w:ins w:id="614" w:author="PR Preview" w:date="2026-01-01T00:00:00Z">
+        <w:r>
+          <w:t xml:space="preserve">Wikipedia</w:t>
+        </w:r>
+      </w:ins>
+      <w:ins w:id="615" w:author="PR Preview" w:date="2026-01-01T00:00:00Z">
+        <w:r>
+          <w:t xml:space="preserve">,</w:t>
+        </w:r>
+      </w:ins>
+      <w:ins w:id="616" w:author="PR Preview" w:date="2026-01-01T00:00:00Z">
+        <w:r>
+          <w:t xml:space="preserve"> </w:t>
+        </w:r>
+      </w:ins>
+      <w:ins w:id="617" w:author="PR Preview" w:date="2026-01-01T00:00:00Z">
+        <w:r>
+          <w:t xml:space="preserve">the free encyclopedia.”</w:t>
+        </w:r>
+      </w:ins>
+      <w:ins w:id="618" w:author="PR Preview" w:date="2026-01-01T00:00:00Z">
+        <w:r>
+          <w:t xml:space="preserve"> </w:t>
+        </w:r>
+      </w:ins>
+      <w:ins w:id="619" w:author="PR Preview" w:date="2026-01-01T00:00:00Z">
+        <w:r>
+          <w:t xml:space="preserve">2026. Available:</w:t>
+        </w:r>
+      </w:ins>
+      <w:ins w:id="620" w:author="PR Preview" w:date="2026-01-01T00:00:00Z">
+        <w:r>
+          <w:t xml:space="preserve"> </w:t>
+        </w:r>
+      </w:ins>
+      <w:hyperlink r:id="rId110">
+        <w:ins w:id="621" w:author="PR Preview" w:date="2026-01-01T00:00:00Z">
+          <w:r>
+            <w:rPr>
+              <w:rStyle w:val="Hyperlink"/>
+            </w:rPr>
+            <w:t xml:space="preserve">https://en.wikipedia.org/wiki/Cantor%27s_diagonal_argument</w:t>
+          </w:r>
+        </w:ins>
+      </w:hyperlink>
+    </w:p>
+    <w:bookmarkEnd w:id="111"/>
+    <w:bookmarkEnd w:id="112"/>
+    <w:bookmarkEnd w:id="113"/>
     <w:sectPr>
       <w:footnotePr>
         <w:numRestart w:val="eachSect"/>
